--- a/ai_14/davyd_bahatskyi/epic_2/epic_2_report_davyd_bahatskyi.docx
+++ b/ai_14/davyd_bahatskyi/epic_2/epic_2_report_davyd_bahatskyi.docx
@@ -1579,7 +1579,7 @@
     </w:p>
     <w:p>
       <w:pPr>
-        <w:pStyle w:val="998"/>
+        <w:pStyle w:val="1000"/>
         <w:pBdr/>
         <w:spacing w:after="0" w:before="240" w:line="276" w:lineRule="auto"/>
         <w:ind/>
@@ -1682,7 +1682,7 @@
     </w:p>
     <w:p>
       <w:pPr>
-        <w:pStyle w:val="998"/>
+        <w:pStyle w:val="1000"/>
         <w:pBdr/>
         <w:spacing w:after="0" w:before="240"/>
         <w:ind/>
@@ -1781,7 +1781,7 @@
     </w:p>
     <w:p>
       <w:pPr>
-        <w:pStyle w:val="998"/>
+        <w:pStyle w:val="1000"/>
         <w:pBdr/>
         <w:spacing w:after="0" w:before="240"/>
         <w:ind/>
@@ -1932,7 +1932,7 @@
     </w:p>
     <w:p>
       <w:pPr>
-        <w:pStyle w:val="998"/>
+        <w:pStyle w:val="1000"/>
         <w:pBdr/>
         <w:spacing w:after="0" w:before="240"/>
         <w:ind/>
@@ -2023,7 +2023,7 @@
     </w:p>
     <w:p>
       <w:pPr>
-        <w:pStyle w:val="962"/>
+        <w:pStyle w:val="964"/>
         <w:numPr>
           <w:ilvl w:val="0"/>
           <w:numId w:val="13"/>
@@ -2047,7 +2047,7 @@
     </w:p>
     <w:p>
       <w:pPr>
-        <w:pStyle w:val="962"/>
+        <w:pStyle w:val="964"/>
         <w:numPr>
           <w:ilvl w:val="0"/>
           <w:numId w:val="13"/>
@@ -2071,7 +2071,7 @@
     </w:p>
     <w:p>
       <w:pPr>
-        <w:pStyle w:val="962"/>
+        <w:pStyle w:val="964"/>
         <w:numPr>
           <w:ilvl w:val="0"/>
           <w:numId w:val="13"/>
@@ -2095,7 +2095,7 @@
     </w:p>
     <w:p>
       <w:pPr>
-        <w:pStyle w:val="962"/>
+        <w:pStyle w:val="964"/>
         <w:numPr>
           <w:ilvl w:val="0"/>
           <w:numId w:val="13"/>
@@ -2119,7 +2119,7 @@
     </w:p>
     <w:p>
       <w:pPr>
-        <w:pStyle w:val="962"/>
+        <w:pStyle w:val="964"/>
         <w:numPr>
           <w:ilvl w:val="0"/>
           <w:numId w:val="13"/>
@@ -2143,7 +2143,7 @@
     </w:p>
     <w:p>
       <w:pPr>
-        <w:pStyle w:val="962"/>
+        <w:pStyle w:val="964"/>
         <w:numPr>
           <w:ilvl w:val="0"/>
           <w:numId w:val="13"/>
@@ -2393,10 +2393,9 @@
       </w:r>
       <w:r>
         <w:rPr>
-          <w:rFonts w:ascii="Times New Roman" w:hAnsi="Times New Roman" w:eastAsia="Times New Roman" w:cs="Times New Roman"/>
-          <w:sz w:val="24"/>
-          <w:szCs w:val="24"/>
-          <w:lang w:val="uk-UA"/>
+          <w:rFonts w:ascii="Times New Roman" w:hAnsi="Times New Roman" w:cs="Times New Roman"/>
+          <w:sz w:val="24"/>
+          <w:szCs w:val="24"/>
         </w:rPr>
       </w:r>
       <w:r>
@@ -2445,7 +2444,7 @@
       <w:hyperlink r:id="rId14" w:tooltip="https://youtu.be/WN8i5cwjkSE?si=4OKMmao2QxT2BeUA" w:history="1">
         <w:r>
           <w:rPr>
-            <w:rStyle w:val="984"/>
+            <w:rStyle w:val="986"/>
             <w:rFonts w:ascii="Times New Roman" w:hAnsi="Times New Roman" w:eastAsia="Times New Roman" w:cs="Times New Roman"/>
             <w:sz w:val="24"/>
             <w:szCs w:val="24"/>
@@ -2928,7 +2927,7 @@
       <w:hyperlink r:id="rId15" w:tooltip="https://www.learncpp.com/" w:history="1">
         <w:r>
           <w:rPr>
-            <w:rStyle w:val="984"/>
+            <w:rStyle w:val="986"/>
             <w:rFonts w:ascii="Times New Roman" w:hAnsi="Times New Roman" w:eastAsia="Times New Roman" w:cs="Times New Roman"/>
             <w:sz w:val="24"/>
             <w:szCs w:val="24"/>
@@ -3478,10 +3477,9 @@
       </w:r>
       <w:r>
         <w:rPr>
-          <w:rFonts w:ascii="Times New Roman" w:hAnsi="Times New Roman" w:eastAsia="Times New Roman" w:cs="Times New Roman"/>
-          <w:sz w:val="24"/>
-          <w:szCs w:val="24"/>
-          <w:lang w:val="uk-UA"/>
+          <w:rFonts w:ascii="Times New Roman" w:hAnsi="Times New Roman" w:cs="Times New Roman"/>
+          <w:sz w:val="24"/>
+          <w:szCs w:val="24"/>
         </w:rPr>
       </w:r>
       <w:r>
@@ -3517,7 +3515,7 @@
       <w:hyperlink r:id="rId16" w:tooltip="https://youtu.be/O6FsyQZzJJ0?si=zvtpg9Fk-GJ-Toq9" w:history="1">
         <w:r>
           <w:rPr>
-            <w:rStyle w:val="984"/>
+            <w:rStyle w:val="986"/>
             <w:rFonts w:ascii="Times New Roman" w:hAnsi="Times New Roman" w:eastAsia="Times New Roman" w:cs="Times New Roman"/>
             <w:sz w:val="24"/>
             <w:szCs w:val="24"/>
@@ -4032,7 +4030,7 @@
       <w:hyperlink r:id="rId17" w:tooltip="http://wiki.archlinux.org" w:history="1">
         <w:r>
           <w:rPr>
-            <w:rStyle w:val="984"/>
+            <w:rStyle w:val="986"/>
             <w:rFonts w:ascii="Times New Roman" w:hAnsi="Times New Roman" w:eastAsia="Times New Roman" w:cs="Times New Roman"/>
             <w:sz w:val="24"/>
             <w:szCs w:val="24"/>
@@ -4099,7 +4097,6 @@
           <w:rFonts w:ascii="Times New Roman" w:hAnsi="Times New Roman" w:eastAsia="Times New Roman" w:cs="Times New Roman"/>
           <w:sz w:val="24"/>
           <w:szCs w:val="24"/>
-          <w:highlight w:val="none"/>
           <w:lang w:val="uk-UA"/>
         </w:rPr>
       </w:r>
@@ -4578,7 +4575,7 @@
       <w:hyperlink r:id="rId18" w:tooltip="https://youtu.be/CvUiKWv2-C0?si=EMJLkFCYyYgQXQ_B" w:history="1">
         <w:r>
           <w:rPr>
-            <w:rStyle w:val="984"/>
+            <w:rStyle w:val="986"/>
             <w:rFonts w:ascii="Times New Roman" w:hAnsi="Times New Roman" w:eastAsia="Times New Roman" w:cs="Times New Roman"/>
             <w:sz w:val="24"/>
             <w:szCs w:val="24"/>
@@ -5081,7 +5078,7 @@
       <w:hyperlink r:id="rId19" w:tooltip="https://learn.microsoft.com/en-us/cpp/cpp/switch-statement-cpp?view=msvc-170" w:history="1">
         <w:r>
           <w:rPr>
-            <w:rStyle w:val="984"/>
+            <w:rStyle w:val="986"/>
             <w:rFonts w:ascii="Times New Roman" w:hAnsi="Times New Roman" w:eastAsia="Times New Roman" w:cs="Times New Roman"/>
             <w:sz w:val="24"/>
             <w:szCs w:val="24"/>
@@ -5136,7 +5133,7 @@
       <w:hyperlink r:id="rId20" w:tooltip="https://youtu.be/Bx9b12FCF5o?si=wrDsJPhA5k9B9elj" w:history="1">
         <w:r>
           <w:rPr>
-            <w:rStyle w:val="984"/>
+            <w:rStyle w:val="986"/>
             <w:rFonts w:ascii="Times New Roman" w:hAnsi="Times New Roman" w:eastAsia="Times New Roman" w:cs="Times New Roman"/>
             <w:sz w:val="24"/>
             <w:szCs w:val="24"/>
@@ -5151,7 +5148,6 @@
           <w:rFonts w:ascii="Times New Roman" w:hAnsi="Times New Roman" w:eastAsia="Times New Roman" w:cs="Times New Roman"/>
           <w:sz w:val="24"/>
           <w:szCs w:val="24"/>
-          <w:highlight w:val="none"/>
           <w:lang w:val="uk-UA"/>
         </w:rPr>
       </w:r>
@@ -5512,7 +5508,7 @@
     </w:p>
     <w:p>
       <w:pPr>
-        <w:pStyle w:val="998"/>
+        <w:pStyle w:val="1000"/>
         <w:pBdr/>
         <w:spacing w:after="0" w:before="240"/>
         <w:ind/>
@@ -5560,7 +5556,7 @@
     </w:p>
     <w:p>
       <w:pPr>
-        <w:pStyle w:val="999"/>
+        <w:pStyle w:val="1001"/>
         <w:pBdr/>
         <w:spacing w:after="0" w:before="40"/>
         <w:ind/>
@@ -7506,6 +7502,7 @@
           <w:rFonts w:ascii="Times New Roman" w:hAnsi="Times New Roman" w:eastAsia="Times New Roman" w:cs="Times New Roman"/>
           <w:sz w:val="22"/>
           <w:szCs w:val="22"/>
+          <w:highlight w:val="none"/>
           <w:lang w:val="uk-UA"/>
         </w:rPr>
       </w:r>
@@ -7521,7 +7518,7 @@
     </w:p>
     <w:p>
       <w:pPr>
-        <w:pStyle w:val="962"/>
+        <w:pStyle w:val="964"/>
         <w:numPr>
           <w:ilvl w:val="0"/>
           <w:numId w:val="18"/>
@@ -7562,8 +7559,6 @@
           <w:rFonts w:ascii="Times New Roman" w:hAnsi="Times New Roman" w:eastAsia="Times New Roman" w:cs="Times New Roman"/>
           <w:sz w:val="22"/>
           <w:szCs w:val="22"/>
-          <w:highlight w:val="none"/>
-          <w:rtl w:val="0"/>
           <w:lang w:val="uk-UA"/>
         </w:rPr>
       </w:r>
@@ -8284,7 +8279,7 @@
     </w:p>
     <w:p>
       <w:pPr>
-        <w:pStyle w:val="999"/>
+        <w:pStyle w:val="1001"/>
         <w:pBdr/>
         <w:spacing w:after="0" w:before="40"/>
         <w:ind/>
@@ -8725,7 +8720,6 @@
           <w:rFonts w:ascii="Times New Roman" w:hAnsi="Times New Roman" w:eastAsia="Times New Roman" w:cs="Times New Roman"/>
           <w:sz w:val="24"/>
           <w:szCs w:val="24"/>
-          <w:rtl w:val="0"/>
           <w:lang w:val="uk-UA"/>
         </w:rPr>
       </w:r>
@@ -8759,6 +8753,14 @@
           <w:lang w:val="uk-UA"/>
         </w:rPr>
         <w:t xml:space="preserve">Розрахунок значення виразу ((a - b)^3 - (a^3 - 3*a^2*b)) / (b^3 - 3*a*b^2) при константах a = 1000 та b = 0.0001.</w:t>
+      </w:r>
+      <w:r>
+        <w:rPr>
+          <w:rFonts w:ascii="Times New Roman" w:hAnsi="Times New Roman" w:eastAsia="Times New Roman" w:cs="Times New Roman"/>
+          <w:sz w:val="24"/>
+          <w:szCs w:val="24"/>
+          <w:lang w:val="uk-UA"/>
+        </w:rPr>
       </w:r>
       <w:r>
         <w:rPr>
@@ -8984,7 +8986,6 @@
           <w:rFonts w:ascii="Times New Roman" w:hAnsi="Times New Roman" w:eastAsia="Times New Roman" w:cs="Times New Roman"/>
           <w:sz w:val="24"/>
           <w:szCs w:val="24"/>
-          <w:rtl w:val="0"/>
           <w:lang w:val="uk-UA"/>
         </w:rPr>
       </w:r>
@@ -9027,6 +9028,14 @@
           <w:lang w:val="uk-UA"/>
         </w:rPr>
         <w:t xml:space="preserve">Дослідження трьох виразів: 1) ++n * ++m; 2) m++ &lt; n; 3) n++ &gt; m.</w:t>
+      </w:r>
+      <w:r>
+        <w:rPr>
+          <w:rFonts w:ascii="Times New Roman" w:hAnsi="Times New Roman" w:eastAsia="Times New Roman" w:cs="Times New Roman"/>
+          <w:sz w:val="24"/>
+          <w:szCs w:val="24"/>
+          <w:lang w:val="uk-UA"/>
+        </w:rPr>
       </w:r>
       <w:r>
         <w:rPr>
@@ -9151,6 +9160,7 @@
       </w:r>
       <w:r>
         <w:rPr>
+          <w:highlight w:val="none"/>
           <w:lang w:val="uk-UA"/>
         </w:rPr>
       </w:r>
@@ -9215,7 +9225,6 @@
           <w:lang w:val="uk-UA" w:bidi="uk-UA"/>
         </w:rPr>
       </w:r>
-      <w:r/>
       <w:r>
         <mc:AlternateContent>
           <mc:Choice Requires="wpg">
@@ -9285,36 +9294,15 @@
           </mc:Fallback>
         </mc:AlternateContent>
       </w:r>
-      <w:r/>
+      <w:r>
+        <w:rPr>
+          <w:lang w:val="uk-UA"/>
+        </w:rPr>
+      </w:r>
       <w:r>
         <w:rPr>
           <w:highlight w:val="none"/>
           <w:lang w:val="uk-UA" w:bidi="uk-UA"/>
-        </w:rPr>
-      </w:r>
-      <w:r/>
-      <w:r>
-        <w:rPr>
-          <w:highlight w:val="none"/>
-          <w:lang w:val="uk-UA" w:bidi="uk-UA"/>
-        </w:rPr>
-      </w:r>
-      <w:r/>
-      <w:r>
-        <w:rPr>
-          <w:highlight w:val="none"/>
-          <w:lang w:val="uk-UA" w:bidi="uk-UA"/>
-        </w:rPr>
-      </w:r>
-      <w:r>
-        <w:rPr>
-          <w:highlight w:val="none"/>
-          <w:lang w:val="uk-UA" w:bidi="uk-UA"/>
-        </w:rPr>
-      </w:r>
-      <w:r>
-        <w:rPr>
-          <w:lang w:val="uk-UA"/>
         </w:rPr>
       </w:r>
     </w:p>
@@ -9413,6 +9401,16 @@
           <w:rFonts w:ascii="Times New Roman" w:hAnsi="Times New Roman" w:eastAsia="Times New Roman" w:cs="Times New Roman"/>
           <w:sz w:val="24"/>
           <w:szCs w:val="24"/>
+          <w:lang w:val="uk-UA"/>
+        </w:rPr>
+      </w:r>
+      <w:r>
+        <w:rPr>
+          <w:rFonts w:ascii="Times New Roman" w:hAnsi="Times New Roman" w:eastAsia="Times New Roman" w:cs="Times New Roman"/>
+          <w:color w:val="0563c1"/>
+          <w:sz w:val="24"/>
+          <w:szCs w:val="24"/>
+          <w:highlight w:val="none"/>
           <w:lang w:val="uk-UA"/>
         </w:rPr>
       </w:r>
@@ -9515,43 +9513,19 @@
       <w:r>
         <w:rPr>
           <w:rFonts w:ascii="Times New Roman" w:hAnsi="Times New Roman" w:eastAsia="Times New Roman" w:cs="Times New Roman"/>
+          <w:sz w:val="24"/>
+          <w:szCs w:val="24"/>
+          <w:lang w:val="uk-UA"/>
+        </w:rPr>
+      </w:r>
+      <w:r>
+        <w:rPr>
+          <w:rFonts w:ascii="Times New Roman" w:hAnsi="Times New Roman" w:eastAsia="Times New Roman" w:cs="Times New Roman"/>
           <w:color w:val="0563c1"/>
           <w:sz w:val="24"/>
           <w:szCs w:val="24"/>
           <w:highlight w:val="none"/>
-          <w:rtl w:val="0"/>
           <w:lang w:val="uk-UA" w:bidi="uk-UA"/>
-        </w:rPr>
-      </w:r>
-      <w:r/>
-      <w:r>
-        <w:rPr>
-          <w:rFonts w:ascii="Times New Roman" w:hAnsi="Times New Roman" w:eastAsia="Times New Roman" w:cs="Times New Roman"/>
-          <w:color w:val="0563c1"/>
-          <w:sz w:val="24"/>
-          <w:szCs w:val="24"/>
-          <w:highlight w:val="none"/>
-          <w:rtl w:val="0"/>
-          <w:lang w:val="uk-UA" w:bidi="uk-UA"/>
-        </w:rPr>
-      </w:r>
-      <w:r>
-        <w:rPr>
-          <w:rFonts w:ascii="Times New Roman" w:hAnsi="Times New Roman" w:eastAsia="Times New Roman" w:cs="Times New Roman"/>
-          <w:color w:val="0563c1"/>
-          <w:sz w:val="24"/>
-          <w:szCs w:val="24"/>
-          <w:highlight w:val="none"/>
-          <w:rtl w:val="0"/>
-          <w:lang w:val="uk-UA" w:bidi="uk-UA"/>
-        </w:rPr>
-      </w:r>
-      <w:r>
-        <w:rPr>
-          <w:rFonts w:ascii="Times New Roman" w:hAnsi="Times New Roman" w:eastAsia="Times New Roman" w:cs="Times New Roman"/>
-          <w:sz w:val="24"/>
-          <w:szCs w:val="24"/>
-          <w:lang w:val="uk-UA"/>
         </w:rPr>
       </w:r>
     </w:p>
@@ -9665,81 +9639,10 @@
           <w:lang w:val="uk-UA"/>
         </w:rPr>
       </w:r>
-      <w:r>
-        <w:rPr>
-          <w:rFonts w:ascii="Times New Roman" w:hAnsi="Times New Roman" w:eastAsia="Times New Roman" w:cs="Times New Roman"/>
-          <w:color w:val="0563c1"/>
-          <w:sz w:val="24"/>
-          <w:szCs w:val="24"/>
-          <w:highlight w:val="none"/>
-          <w:rtl w:val="0"/>
-          <w:lang w:val="uk-UA" w:bidi="uk-UA"/>
-        </w:rPr>
-      </w:r>
-      <w:r>
-        <w:rPr>
-          <w:rFonts w:ascii="Times New Roman" w:hAnsi="Times New Roman" w:eastAsia="Times New Roman" w:cs="Times New Roman"/>
-          <w:color w:val="0563c1"/>
-          <w:sz w:val="24"/>
-          <w:szCs w:val="24"/>
-          <w:highlight w:val="none"/>
-          <w:rtl w:val="0"/>
-          <w:lang w:val="uk-UA" w:bidi="uk-UA"/>
-        </w:rPr>
-      </w:r>
-      <w:r>
-        <w:rPr>
-          <w:rFonts w:ascii="Times New Roman" w:hAnsi="Times New Roman" w:eastAsia="Times New Roman" w:cs="Times New Roman"/>
-          <w:color w:val="0563c1"/>
-          <w:sz w:val="24"/>
-          <w:szCs w:val="24"/>
-          <w:highlight w:val="none"/>
-          <w:rtl w:val="0"/>
-          <w:lang w:val="uk-UA" w:bidi="uk-UA"/>
-        </w:rPr>
-      </w:r>
-      <w:r>
-        <w:rPr>
-          <w:rFonts w:ascii="Times New Roman" w:hAnsi="Times New Roman" w:eastAsia="Times New Roman" w:cs="Times New Roman"/>
-          <w:color w:val="0563c1"/>
-          <w:sz w:val="24"/>
-          <w:szCs w:val="24"/>
-          <w:highlight w:val="none"/>
-          <w:lang w:val="uk-UA"/>
-        </w:rPr>
-      </w:r>
-      <w:r>
-        <w:rPr>
-          <w:highlight w:val="none"/>
-          <w:lang w:val="uk-UA" w:bidi="uk-UA"/>
-        </w:rPr>
-      </w:r>
-      <w:r>
-        <w:rPr>
-          <w:highlight w:val="none"/>
-          <w:lang w:val="uk-UA" w:bidi="uk-UA"/>
-        </w:rPr>
-      </w:r>
-      <w:r>
-        <w:rPr>
-          <w:highlight w:val="none"/>
-          <w:lang w:val="uk-UA" w:bidi="uk-UA"/>
-        </w:rPr>
-      </w:r>
-      <w:r>
-        <w:rPr>
-          <w:rFonts w:ascii="Times New Roman" w:hAnsi="Times New Roman" w:eastAsia="Times New Roman" w:cs="Times New Roman"/>
-          <w:color w:val="0563c1"/>
-          <w:sz w:val="24"/>
-          <w:szCs w:val="24"/>
-          <w:highlight w:val="none"/>
-          <w:lang w:val="uk-UA"/>
-        </w:rPr>
-      </w:r>
     </w:p>
     <w:p>
       <w:pPr>
-        <w:pStyle w:val="962"/>
+        <w:pStyle w:val="964"/>
         <w:numPr>
           <w:ilvl w:val="0"/>
           <w:numId w:val="30"/>
@@ -9836,7 +9739,7 @@
     </w:p>
     <w:p>
       <w:pPr>
-        <w:pStyle w:val="962"/>
+        <w:pStyle w:val="964"/>
         <w:pBdr/>
         <w:spacing w:line="240" w:lineRule="auto"/>
         <w:ind w:right="0"/>
@@ -9857,7 +9760,7 @@
     </w:p>
     <w:p>
       <w:pPr>
-        <w:pStyle w:val="962"/>
+        <w:pStyle w:val="964"/>
         <w:pBdr/>
         <w:spacing w:line="240" w:lineRule="auto"/>
         <w:ind w:right="0"/>
@@ -9878,7 +9781,7 @@
     </w:p>
     <w:p>
       <w:pPr>
-        <w:pStyle w:val="962"/>
+        <w:pStyle w:val="964"/>
         <w:pBdr/>
         <w:spacing w:line="240" w:lineRule="auto"/>
         <w:ind w:right="0"/>
@@ -9899,7 +9802,7 @@
     </w:p>
     <w:p>
       <w:pPr>
-        <w:pStyle w:val="962"/>
+        <w:pStyle w:val="964"/>
         <w:pBdr/>
         <w:spacing w:line="240" w:lineRule="auto"/>
         <w:ind w:right="0"/>
@@ -9947,7 +9850,8 @@
           <w:rFonts w:ascii="Times New Roman" w:hAnsi="Times New Roman" w:eastAsia="Times New Roman" w:cs="Times New Roman"/>
           <w:sz w:val="24"/>
           <w:szCs w:val="24"/>
-          <w:lang w:val="uk-UA"/>
+          <w:highlight w:val="none"/>
+          <w:lang w:val="uk-UA" w:bidi="uk-UA"/>
         </w:rPr>
       </w:r>
       <w:r>
@@ -10153,7 +10057,8 @@
           <w:rFonts w:ascii="Times New Roman" w:hAnsi="Times New Roman" w:eastAsia="Times New Roman" w:cs="Times New Roman"/>
           <w:sz w:val="24"/>
           <w:szCs w:val="24"/>
-          <w:lang w:val="uk-UA"/>
+          <w:highlight w:val="none"/>
+          <w:lang w:val="uk-UA" w:bidi="uk-UA"/>
         </w:rPr>
       </w:r>
       <w:r>
@@ -10337,7 +10242,8 @@
           <w:rFonts w:ascii="Times New Roman" w:hAnsi="Times New Roman" w:eastAsia="Times New Roman" w:cs="Times New Roman"/>
           <w:sz w:val="24"/>
           <w:szCs w:val="24"/>
-          <w:lang w:val="uk-UA"/>
+          <w:highlight w:val="none"/>
+          <w:lang w:val="uk-UA" w:bidi="uk-UA"/>
         </w:rPr>
       </w:r>
       <w:r>
@@ -10522,9 +10428,7 @@
           <w:rFonts w:ascii="Times New Roman" w:hAnsi="Times New Roman" w:eastAsia="Times New Roman" w:cs="Times New Roman"/>
           <w:sz w:val="24"/>
           <w:szCs w:val="24"/>
-          <w:highlight w:val="none"/>
-          <w:rtl w:val="0"/>
-          <w:lang w:val="uk-UA" w:bidi="uk-UA"/>
+          <w:lang w:val="uk-UA"/>
         </w:rPr>
       </w:r>
       <w:r>
@@ -10538,7 +10442,7 @@
     </w:p>
     <w:p>
       <w:pPr>
-        <w:pStyle w:val="999"/>
+        <w:pStyle w:val="1001"/>
         <w:pBdr/>
         <w:spacing w:after="0" w:before="40" w:line="276" w:lineRule="auto"/>
         <w:ind/>
@@ -10616,7 +10520,8 @@
       <w:r>
         <w:rPr>
           <w:rFonts w:ascii="Times New Roman" w:hAnsi="Times New Roman" w:eastAsia="Times New Roman" w:cs="Times New Roman"/>
-          <w:rtl w:val="0"/>
+          <w:sz w:val="20"/>
+          <w:szCs w:val="20"/>
           <w:lang w:val="uk-UA"/>
         </w:rPr>
       </w:r>
@@ -12888,14 +12793,12 @@
         </w:rPr>
         <w:t xml:space="preserve">}</w:t>
       </w:r>
-      <w:r/>
       <w:r>
         <w:rPr>
           <w:rFonts w:ascii="JetBrains Mono" w:hAnsi="JetBrains Mono" w:eastAsia="JetBrains Mono" w:cs="JetBrains Mono"/>
           <w:color w:val="ffffff"/>
           <w:sz w:val="20"/>
           <w:szCs w:val="20"/>
-          <w:rtl w:val="0"/>
           <w:lang w:val="uk-UA"/>
         </w:rPr>
       </w:r>
@@ -12951,7 +12854,6 @@
           <w:color w:val="0563c1"/>
           <w:sz w:val="24"/>
           <w:szCs w:val="24"/>
-          <w:rtl w:val="0"/>
           <w:lang w:val="uk-UA"/>
         </w:rPr>
       </w:r>
@@ -13004,7 +12906,7 @@
       <w:hyperlink r:id="rId24" w:tooltip="https://github.com/artificial-intelligence-department/ai_programming_playground_2026/blob/a13ba7d19b11d41c52a5bee15c12c9636114ad8d/ai_14/davyd_bahatskyi/epic_2/lab_1_task_1_variant_16_davyd_bahatskyi.cpp" w:history="1">
         <w:r>
           <w:rPr>
-            <w:rStyle w:val="984"/>
+            <w:rStyle w:val="986"/>
             <w:rFonts w:ascii="Times New Roman" w:hAnsi="Times New Roman" w:eastAsia="Times New Roman" w:cs="Times New Roman"/>
             <w:sz w:val="24"/>
             <w:szCs w:val="24"/>
@@ -13061,7 +12963,8 @@
       <w:r>
         <w:rPr>
           <w:rFonts w:ascii="Times New Roman" w:hAnsi="Times New Roman" w:eastAsia="Times New Roman" w:cs="Times New Roman"/>
-          <w:rtl w:val="0"/>
+          <w:sz w:val="20"/>
+          <w:szCs w:val="20"/>
           <w:lang w:val="uk-UA"/>
         </w:rPr>
       </w:r>
@@ -14048,14 +13951,12 @@
         </w:rPr>
         <w:t xml:space="preserve">}</w:t>
       </w:r>
-      <w:r/>
       <w:r>
         <w:rPr>
           <w:rFonts w:ascii="JetBrains Mono" w:hAnsi="JetBrains Mono" w:eastAsia="JetBrains Mono" w:cs="JetBrains Mono"/>
           <w:color w:val="ffffff"/>
           <w:sz w:val="18"/>
           <w:szCs w:val="18"/>
-          <w:rtl w:val="0"/>
           <w:lang w:val="uk-UA"/>
         </w:rPr>
       </w:r>
@@ -14111,7 +14012,6 @@
           <w:color w:val="0563c1"/>
           <w:sz w:val="24"/>
           <w:szCs w:val="24"/>
-          <w:rtl w:val="0"/>
           <w:lang w:val="uk-UA"/>
         </w:rPr>
       </w:r>
@@ -14165,7 +14065,7 @@
       <w:hyperlink r:id="rId25" w:tooltip="https://github.com/artificial-intelligence-department/ai_programming_playground_2026/blob/a13ba7d19b11d41c52a5bee15c12c9636114ad8d/ai_14/davyd_bahatskyi/epic_2/lab_1_task_2_variant_16_davyd_bahatskyi.cpp" w:history="1">
         <w:r>
           <w:rPr>
-            <w:rStyle w:val="984"/>
+            <w:rStyle w:val="986"/>
             <w:rFonts w:ascii="Times New Roman" w:hAnsi="Times New Roman" w:eastAsia="Times New Roman" w:cs="Times New Roman"/>
             <w:sz w:val="24"/>
             <w:szCs w:val="24"/>
@@ -16592,12 +16492,11 @@
         </w:rPr>
         <w:t xml:space="preserve">}</w:t>
       </w:r>
-      <w:r/>
-      <w:r>
-        <w:rPr>
-          <w:rFonts w:ascii="JetBrainsMono NF" w:hAnsi="JetBrainsMono NF" w:eastAsia="JetBrainsMono NF" w:cs="JetBrainsMono NF"/>
-          <w:sz w:val="16"/>
-          <w:szCs w:val="16"/>
+      <w:r>
+        <w:rPr>
+          <w:rFonts w:ascii="Times New Roman" w:hAnsi="Times New Roman" w:eastAsia="Times New Roman" w:cs="Times New Roman"/>
+          <w:sz w:val="24"/>
+          <w:szCs w:val="24"/>
           <w:highlight w:val="none"/>
           <w:lang w:val="uk-UA" w:bidi="uk-UA"/>
         </w:rPr>
@@ -16653,7 +16552,6 @@
           <w:color w:val="0563c1"/>
           <w:sz w:val="24"/>
           <w:szCs w:val="24"/>
-          <w:rtl w:val="0"/>
           <w:lang w:val="uk-UA"/>
         </w:rPr>
       </w:r>
@@ -16768,7 +16666,7 @@
       <w:hyperlink r:id="rId26" w:tooltip="https://github.com/artificial-intelligence-department/ai_programming_playground_2026/blob/a13ba7d19b11d41c52a5bee15c12c9636114ad8d/ai_14/davyd_bahatskyi/epic_2/practice_task_1_davyd_bahatskyi.cpp" w:history="1">
         <w:r>
           <w:rPr>
-            <w:rStyle w:val="984"/>
+            <w:rStyle w:val="986"/>
             <w:rFonts w:ascii="Times New Roman" w:hAnsi="Times New Roman" w:eastAsia="Times New Roman" w:cs="Times New Roman"/>
             <w:sz w:val="24"/>
             <w:szCs w:val="24"/>
@@ -17334,12 +17232,11 @@
         </w:rPr>
         <w:t xml:space="preserve">}</w:t>
       </w:r>
-      <w:r/>
-      <w:r>
-        <w:rPr>
-          <w:rFonts w:ascii="JetBrainsMono NF" w:hAnsi="JetBrainsMono NF" w:eastAsia="JetBrainsMono NF" w:cs="JetBrainsMono NF"/>
-          <w:sz w:val="16"/>
-          <w:szCs w:val="16"/>
+      <w:r>
+        <w:rPr>
+          <w:rFonts w:ascii="Times New Roman" w:hAnsi="Times New Roman" w:eastAsia="Times New Roman" w:cs="Times New Roman"/>
+          <w:sz w:val="24"/>
+          <w:szCs w:val="24"/>
           <w:highlight w:val="none"/>
           <w:lang w:val="uk-UA" w:bidi="uk-UA"/>
         </w:rPr>
@@ -17395,7 +17292,6 @@
           <w:color w:val="0563c1"/>
           <w:sz w:val="24"/>
           <w:szCs w:val="24"/>
-          <w:rtl w:val="0"/>
           <w:lang w:val="uk-UA"/>
         </w:rPr>
       </w:r>
@@ -17510,7 +17406,7 @@
       <w:hyperlink r:id="rId27" w:tooltip="https://github.com/artificial-intelligence-department/ai_programming_playground_2026/blob/a13ba7d19b11d41c52a5bee15c12c9636114ad8d/ai_14/davyd_bahatskyi/epic_2/algotester_task_1_variant_1_davyd_bahatskyi.cpp" w:history="1">
         <w:r>
           <w:rPr>
-            <w:rStyle w:val="984"/>
+            <w:rStyle w:val="986"/>
             <w:rFonts w:ascii="Times New Roman" w:hAnsi="Times New Roman" w:eastAsia="Times New Roman" w:cs="Times New Roman"/>
             <w:sz w:val="24"/>
             <w:szCs w:val="24"/>
@@ -17993,12 +17889,11 @@
         </w:rPr>
         <w:t xml:space="preserve">}</w:t>
       </w:r>
-      <w:r/>
-      <w:r>
-        <w:rPr>
-          <w:rFonts w:ascii="JetBrainsMono NF" w:hAnsi="JetBrainsMono NF" w:eastAsia="JetBrainsMono NF" w:cs="JetBrainsMono NF"/>
-          <w:sz w:val="16"/>
-          <w:szCs w:val="16"/>
+      <w:r>
+        <w:rPr>
+          <w:rFonts w:ascii="Times New Roman" w:hAnsi="Times New Roman" w:eastAsia="Times New Roman" w:cs="Times New Roman"/>
+          <w:sz w:val="24"/>
+          <w:szCs w:val="24"/>
           <w:highlight w:val="none"/>
           <w:lang w:val="uk-UA" w:bidi="uk-UA"/>
         </w:rPr>
@@ -18046,6 +17941,7 @@
           <w:rtl w:val="0"/>
           <w:lang w:val="uk-UA"/>
         </w:rPr>
+        <w:t xml:space="preserve">Code #5. Код до задачі 0011 «Марічка і печиво» на платформі Algotester</w:t>
       </w:r>
       <w:r>
         <w:rPr>
@@ -18053,18 +17949,6 @@
           <w:color w:val="0563c1"/>
           <w:sz w:val="24"/>
           <w:szCs w:val="24"/>
-          <w:rtl w:val="0"/>
-          <w:lang w:val="uk-UA"/>
-        </w:rPr>
-        <w:t xml:space="preserve">Code #5. Код до задачі 0011 «Марічка і печиво» на платформі Algotester</w:t>
-      </w:r>
-      <w:r>
-        <w:rPr>
-          <w:rFonts w:ascii="Times New Roman" w:hAnsi="Times New Roman" w:eastAsia="Times New Roman" w:cs="Times New Roman"/>
-          <w:color w:val="0563c1"/>
-          <w:sz w:val="24"/>
-          <w:szCs w:val="24"/>
-          <w:rtl w:val="0"/>
           <w:lang w:val="uk-UA"/>
         </w:rPr>
       </w:r>
@@ -18179,7 +18063,7 @@
       <w:hyperlink r:id="rId28" w:tooltip="https://github.com/artificial-intelligence-department/ai_programming_playground_2026/blob/a13ba7d19b11d41c52a5bee15c12c9636114ad8d/ai_14/davyd_bahatskyi/epic_2/self_practice_algotester_task_1_davyd_bahatskyi.cpp" w:history="1">
         <w:r>
           <w:rPr>
-            <w:rStyle w:val="984"/>
+            <w:rStyle w:val="986"/>
             <w:rFonts w:ascii="Times New Roman" w:hAnsi="Times New Roman" w:eastAsia="Times New Roman" w:cs="Times New Roman"/>
             <w:sz w:val="24"/>
             <w:szCs w:val="24"/>
@@ -19122,12 +19006,11 @@
         </w:rPr>
         <w:t xml:space="preserve">}</w:t>
       </w:r>
-      <w:r/>
-      <w:r>
-        <w:rPr>
-          <w:rFonts w:ascii="JetBrainsMono NF" w:hAnsi="JetBrainsMono NF" w:eastAsia="JetBrainsMono NF" w:cs="JetBrainsMono NF"/>
-          <w:sz w:val="16"/>
-          <w:szCs w:val="16"/>
+      <w:r>
+        <w:rPr>
+          <w:rFonts w:ascii="Times New Roman" w:hAnsi="Times New Roman" w:eastAsia="Times New Roman" w:cs="Times New Roman"/>
+          <w:sz w:val="24"/>
+          <w:szCs w:val="24"/>
           <w:highlight w:val="none"/>
           <w:lang w:val="uk-UA" w:bidi="uk-UA"/>
         </w:rPr>
@@ -19175,6 +19058,7 @@
           <w:rtl w:val="0"/>
           <w:lang w:val="uk-UA"/>
         </w:rPr>
+        <w:t xml:space="preserve">Code #6. Код до задачі 0031 «Коля, Вася і Теніс» на платформі Algotester</w:t>
       </w:r>
       <w:r>
         <w:rPr>
@@ -19182,18 +19066,6 @@
           <w:color w:val="0563c1"/>
           <w:sz w:val="24"/>
           <w:szCs w:val="24"/>
-          <w:rtl w:val="0"/>
-          <w:lang w:val="uk-UA"/>
-        </w:rPr>
-        <w:t xml:space="preserve">Code #6. Код до задачі 0031 «Коля, Вася і Теніс» на платформі Algotester</w:t>
-      </w:r>
-      <w:r>
-        <w:rPr>
-          <w:rFonts w:ascii="Times New Roman" w:hAnsi="Times New Roman" w:eastAsia="Times New Roman" w:cs="Times New Roman"/>
-          <w:color w:val="0563c1"/>
-          <w:sz w:val="24"/>
-          <w:szCs w:val="24"/>
-          <w:rtl w:val="0"/>
           <w:lang w:val="uk-UA"/>
         </w:rPr>
       </w:r>
@@ -19308,7 +19180,7 @@
       <w:hyperlink r:id="rId29" w:tooltip="https://github.com/artificial-intelligence-department/ai_programming_playground_2026/blob/a13ba7d19b11d41c52a5bee15c12c9636114ad8d/ai_14/davyd_bahatskyi/epic_2/self_practice_algotester_task_2_davyd_bahatskyi.cpp" w:history="1">
         <w:r>
           <w:rPr>
-            <w:rStyle w:val="984"/>
+            <w:rStyle w:val="986"/>
             <w:rFonts w:ascii="Times New Roman" w:hAnsi="Times New Roman" w:eastAsia="Times New Roman" w:cs="Times New Roman"/>
             <w:sz w:val="24"/>
             <w:szCs w:val="24"/>
@@ -19336,46 +19208,10 @@
           <w:lang w:val="uk-UA"/>
         </w:rPr>
       </w:r>
-      <w:r>
-        <w:rPr>
-          <w:rFonts w:ascii="Times New Roman" w:hAnsi="Times New Roman" w:eastAsia="Times New Roman" w:cs="Times New Roman"/>
-          <w:sz w:val="24"/>
-          <w:szCs w:val="24"/>
-          <w:highlight w:val="none"/>
-          <w:lang w:val="uk-UA" w:bidi="uk-UA"/>
-        </w:rPr>
-      </w:r>
-      <w:r>
-        <w:rPr>
-          <w:rFonts w:ascii="Times New Roman" w:hAnsi="Times New Roman" w:eastAsia="Times New Roman" w:cs="Times New Roman"/>
-          <w:sz w:val="24"/>
-          <w:szCs w:val="24"/>
-          <w:highlight w:val="none"/>
-          <w:lang w:val="uk-UA" w:bidi="uk-UA"/>
-        </w:rPr>
-      </w:r>
-      <w:r>
-        <w:rPr>
-          <w:rFonts w:ascii="Times New Roman" w:hAnsi="Times New Roman" w:eastAsia="Times New Roman" w:cs="Times New Roman"/>
-          <w:sz w:val="24"/>
-          <w:szCs w:val="24"/>
-          <w:highlight w:val="none"/>
-          <w:lang w:val="uk-UA"/>
-        </w:rPr>
-      </w:r>
-      <w:r>
-        <w:rPr>
-          <w:rFonts w:ascii="Times New Roman" w:hAnsi="Times New Roman" w:eastAsia="Times New Roman" w:cs="Times New Roman"/>
-          <w:sz w:val="24"/>
-          <w:szCs w:val="24"/>
-          <w:highlight w:val="none"/>
-          <w:lang w:val="uk-UA"/>
-        </w:rPr>
-      </w:r>
     </w:p>
     <w:p>
       <w:pPr>
-        <w:pStyle w:val="999"/>
+        <w:pStyle w:val="1001"/>
         <w:pBdr/>
         <w:spacing w:after="0" w:before="40"/>
         <w:ind/>
@@ -19459,7 +19295,6 @@
           <w:rFonts w:ascii="Times New Roman" w:hAnsi="Times New Roman" w:eastAsia="Times New Roman" w:cs="Times New Roman"/>
           <w:sz w:val="24"/>
           <w:szCs w:val="24"/>
-          <w:rtl w:val="0"/>
           <w:lang w:val="uk-UA"/>
         </w:rPr>
       </w:r>
@@ -19486,15 +19321,6 @@
           <w:lang w:val="uk-UA"/>
         </w:rPr>
       </w:pPr>
-      <w:r>
-        <w:rPr>
-          <w:rFonts w:ascii="Times New Roman" w:hAnsi="Times New Roman" w:eastAsia="Times New Roman" w:cs="Times New Roman"/>
-          <w:sz w:val="24"/>
-          <w:szCs w:val="24"/>
-          <w:shd w:val="clear" w:color="auto" w:fill="fff2cc"/>
-          <w:lang w:val="uk-UA"/>
-        </w:rPr>
-      </w:r>
       <w:r>
         <w:rPr>
           <w:rFonts w:ascii="Times New Roman" w:hAnsi="Times New Roman" w:eastAsia="Times New Roman" w:cs="Times New Roman"/>
@@ -19626,6 +19452,15 @@
           <w:lang w:val="uk-UA"/>
         </w:rPr>
       </w:r>
+      <w:r>
+        <w:rPr>
+          <w:rFonts w:ascii="Times New Roman" w:hAnsi="Times New Roman" w:eastAsia="Times New Roman" w:cs="Times New Roman"/>
+          <w:color w:val="0563c1"/>
+          <w:sz w:val="24"/>
+          <w:szCs w:val="24"/>
+          <w:lang w:val="uk-UA"/>
+        </w:rPr>
+      </w:r>
     </w:p>
     <w:p>
       <w:pPr>
@@ -19663,7 +19498,6 @@
           <w:rFonts w:ascii="Times New Roman" w:hAnsi="Times New Roman" w:eastAsia="Times New Roman" w:cs="Times New Roman"/>
           <w:sz w:val="24"/>
           <w:szCs w:val="24"/>
-          <w:rtl w:val="0"/>
           <w:lang w:val="uk-UA"/>
         </w:rPr>
       </w:r>
@@ -19712,7 +19546,6 @@
           <w:rFonts w:ascii="Times New Roman" w:hAnsi="Times New Roman" w:eastAsia="Times New Roman" w:cs="Times New Roman"/>
           <w:sz w:val="24"/>
           <w:szCs w:val="24"/>
-          <w:rtl w:val="0"/>
           <w:lang w:val="uk-UA"/>
         </w:rPr>
       </w:r>
@@ -19831,14 +19664,6 @@
           <w:lang w:val="uk-UA"/>
         </w:rPr>
       </w:r>
-      <w:r>
-        <w:rPr>
-          <w:rFonts w:ascii="Times New Roman" w:hAnsi="Times New Roman" w:eastAsia="Times New Roman" w:cs="Times New Roman"/>
-          <w:sz w:val="24"/>
-          <w:szCs w:val="24"/>
-          <w:lang w:val="uk-UA"/>
-        </w:rPr>
-      </w:r>
     </w:p>
     <w:p>
       <w:pPr>
@@ -19876,14 +19701,12 @@
         </w:rPr>
         <w:t xml:space="preserve">Результат виконання програми</w:t>
       </w:r>
-      <w:r/>
       <w:r>
         <w:rPr>
           <w:rFonts w:ascii="Times New Roman" w:hAnsi="Times New Roman" w:eastAsia="Times New Roman" w:cs="Times New Roman"/>
           <w:color w:val="0563c1"/>
           <w:sz w:val="24"/>
           <w:szCs w:val="24"/>
-          <w:rtl w:val="0"/>
           <w:lang w:val="uk-UA"/>
         </w:rPr>
       </w:r>
@@ -19934,7 +19757,7 @@
           <w:rFonts w:ascii="Times New Roman" w:hAnsi="Times New Roman" w:eastAsia="Times New Roman" w:cs="Times New Roman"/>
           <w:sz w:val="24"/>
           <w:szCs w:val="24"/>
-          <w:rtl w:val="0"/>
+          <w:highlight w:val="none"/>
           <w:lang w:val="uk-UA"/>
         </w:rPr>
       </w:r>
@@ -19984,7 +19807,6 @@
           <w:rFonts w:ascii="Times New Roman" w:hAnsi="Times New Roman" w:eastAsia="Times New Roman" w:cs="Times New Roman"/>
           <w:sz w:val="24"/>
           <w:szCs w:val="24"/>
-          <w:rtl w:val="0"/>
           <w:lang w:val="uk-UA"/>
         </w:rPr>
       </w:r>
@@ -20093,15 +19915,6 @@
         </w:rPr>
       </w:r>
       <w:r/>
-      <w:r>
-        <w:rPr>
-          <w:rFonts w:ascii="Times New Roman" w:hAnsi="Times New Roman" w:eastAsia="Times New Roman" w:cs="Times New Roman"/>
-          <w:sz w:val="24"/>
-          <w:szCs w:val="24"/>
-          <w:highlight w:val="none"/>
-          <w:lang w:val="uk-UA" w:bidi="uk-UA"/>
-        </w:rPr>
-      </w:r>
     </w:p>
     <w:p>
       <w:pPr>
@@ -20146,30 +19959,6 @@
           <w:sz w:val="24"/>
           <w:szCs w:val="24"/>
           <w:lang w:val="uk-UA"/>
-        </w:rPr>
-      </w:r>
-      <w:r>
-        <w:rPr>
-          <w:rFonts w:ascii="Times New Roman" w:hAnsi="Times New Roman" w:eastAsia="Times New Roman" w:cs="Times New Roman"/>
-          <w:color w:val="0563c1"/>
-          <w:sz w:val="24"/>
-          <w:szCs w:val="24"/>
-          <w:lang w:val="uk-UA"/>
-        </w:rPr>
-      </w:r>
-      <w:r>
-        <w:rPr>
-          <w:highlight w:val="none"/>
-        </w:rPr>
-      </w:r>
-      <w:r>
-        <w:rPr>
-          <w:highlight w:val="none"/>
-        </w:rPr>
-      </w:r>
-      <w:r>
-        <w:rPr>
-          <w:highlight w:val="none"/>
         </w:rPr>
       </w:r>
       <w:r>
@@ -20270,7 +20059,11 @@
           <w:lang w:val="uk-UA" w:bidi="uk-UA"/>
         </w:rPr>
       </w:r>
-      <w:r/>
+      <w:r>
+        <w:rPr>
+          <w:highlight w:val="none"/>
+        </w:rPr>
+      </w:r>
     </w:p>
     <w:p>
       <w:pPr>
@@ -20337,6 +20130,16 @@
           <w:color w:val="0563c1"/>
           <w:sz w:val="24"/>
           <w:szCs w:val="24"/>
+          <w:lang w:val="uk-UA"/>
+        </w:rPr>
+      </w:r>
+      <w:r>
+        <w:rPr>
+          <w:rFonts w:ascii="Times New Roman" w:hAnsi="Times New Roman" w:eastAsia="Times New Roman" w:cs="Times New Roman"/>
+          <w:color w:val="0563c1"/>
+          <w:sz w:val="24"/>
+          <w:szCs w:val="24"/>
+          <w:highlight w:val="none"/>
           <w:lang w:val="uk-UA"/>
         </w:rPr>
       </w:r>
@@ -20438,29 +20241,17 @@
       </w:r>
       <w:r>
         <w:rPr>
+          <w:highlight w:val="none"/>
+        </w:rPr>
+      </w:r>
+      <w:r>
+        <w:rPr>
           <w:rFonts w:ascii="Times New Roman" w:hAnsi="Times New Roman" w:eastAsia="Times New Roman" w:cs="Times New Roman"/>
           <w:color w:val="0563c1"/>
           <w:sz w:val="24"/>
           <w:szCs w:val="24"/>
           <w:highlight w:val="none"/>
-          <w:rtl w:val="0"/>
           <w:lang w:val="uk-UA" w:bidi="uk-UA"/>
-        </w:rPr>
-      </w:r>
-      <w:r>
-        <w:rPr>
-          <w:rFonts w:ascii="Times New Roman" w:hAnsi="Times New Roman" w:eastAsia="Times New Roman" w:cs="Times New Roman"/>
-          <w:color w:val="0563c1"/>
-          <w:sz w:val="24"/>
-          <w:szCs w:val="24"/>
-          <w:highlight w:val="none"/>
-          <w:rtl w:val="0"/>
-          <w:lang w:val="uk-UA" w:bidi="uk-UA"/>
-        </w:rPr>
-      </w:r>
-      <w:r>
-        <w:rPr>
-          <w:highlight w:val="none"/>
         </w:rPr>
       </w:r>
     </w:p>
@@ -20603,17 +20394,6 @@
           <w:lang w:val="uk-UA" w:bidi="uk-UA"/>
         </w:rPr>
       </w:pPr>
-      <w:r>
-        <w:rPr>
-          <w:rFonts w:ascii="Times New Roman" w:hAnsi="Times New Roman" w:eastAsia="Times New Roman" w:cs="Times New Roman"/>
-          <w:color w:val="0563c1"/>
-          <w:sz w:val="24"/>
-          <w:szCs w:val="24"/>
-          <w:highlight w:val="none"/>
-          <w:rtl w:val="0"/>
-          <w:lang w:val="uk-UA" w:bidi="uk-UA"/>
-        </w:rPr>
-      </w:r>
       <w:r>
         <w:rPr>
           <w:rFonts w:ascii="Times New Roman" w:hAnsi="Times New Roman" w:eastAsia="Times New Roman" w:cs="Times New Roman"/>
@@ -20696,18 +20476,17 @@
       </w:r>
       <w:r>
         <w:rPr>
+          <w:highlight w:val="none"/>
+        </w:rPr>
+      </w:r>
+      <w:r>
+        <w:rPr>
           <w:rFonts w:ascii="Times New Roman" w:hAnsi="Times New Roman" w:eastAsia="Times New Roman" w:cs="Times New Roman"/>
           <w:color w:val="0563c1"/>
           <w:sz w:val="24"/>
           <w:szCs w:val="24"/>
           <w:highlight w:val="none"/>
-          <w:rtl w:val="0"/>
           <w:lang w:val="uk-UA" w:bidi="uk-UA"/>
-        </w:rPr>
-      </w:r>
-      <w:r>
-        <w:rPr>
-          <w:highlight w:val="none"/>
         </w:rPr>
       </w:r>
     </w:p>
@@ -20824,6 +20603,16 @@
           <w:lang w:val="uk-UA"/>
         </w:rPr>
       </w:r>
+      <w:r>
+        <w:rPr>
+          <w:rFonts w:ascii="Times New Roman" w:hAnsi="Times New Roman" w:eastAsia="Times New Roman" w:cs="Times New Roman"/>
+          <w:color w:val="0563c1"/>
+          <w:sz w:val="24"/>
+          <w:szCs w:val="24"/>
+          <w:highlight w:val="none"/>
+          <w:lang w:val="uk-UA"/>
+        </w:rPr>
+      </w:r>
     </w:p>
     <w:p>
       <w:pPr>
@@ -20840,17 +20629,6 @@
           <w:lang w:val="uk-UA"/>
         </w:rPr>
       </w:pPr>
-      <w:r>
-        <w:rPr>
-          <w:rFonts w:ascii="Times New Roman" w:hAnsi="Times New Roman" w:eastAsia="Times New Roman" w:cs="Times New Roman"/>
-          <w:color w:val="0563c1"/>
-          <w:sz w:val="24"/>
-          <w:szCs w:val="24"/>
-          <w:highlight w:val="none"/>
-          <w:rtl w:val="0"/>
-          <w:lang w:val="uk-UA" w:bidi="uk-UA"/>
-        </w:rPr>
-      </w:r>
       <w:r>
         <w:rPr>
           <w:rFonts w:ascii="Times New Roman" w:hAnsi="Times New Roman" w:eastAsia="Times New Roman" w:cs="Times New Roman"/>
@@ -20939,7 +20717,7 @@
           <w:szCs w:val="24"/>
           <w:highlight w:val="none"/>
           <w:rtl w:val="0"/>
-          <w:lang w:val="uk-UA" w:bidi="uk-UA"/>
+          <w:lang w:val="uk-UA"/>
         </w:rPr>
       </w:r>
       <w:r>
@@ -20949,7 +20727,6 @@
           <w:sz w:val="24"/>
           <w:szCs w:val="24"/>
           <w:highlight w:val="none"/>
-          <w:rtl w:val="0"/>
           <w:lang w:val="uk-UA"/>
         </w:rPr>
       </w:r>
@@ -21064,49 +20841,6 @@
           <w:sz w:val="24"/>
           <w:szCs w:val="24"/>
           <w:highlight w:val="none"/>
-          <w:lang w:val="uk-UA"/>
-        </w:rPr>
-      </w:r>
-      <w:r>
-        <w:rPr>
-          <w:rFonts w:ascii="Times New Roman" w:hAnsi="Times New Roman" w:eastAsia="Times New Roman" w:cs="Times New Roman"/>
-          <w:color w:val="0563c1"/>
-          <w:sz w:val="24"/>
-          <w:szCs w:val="24"/>
-          <w:highlight w:val="none"/>
-          <w:lang w:val="uk-UA"/>
-        </w:rPr>
-      </w:r>
-      <w:r>
-        <w:rPr>
-          <w:rFonts w:ascii="Times New Roman" w:hAnsi="Times New Roman" w:eastAsia="Times New Roman" w:cs="Times New Roman"/>
-          <w:color w:val="0563c1"/>
-          <w:sz w:val="24"/>
-          <w:szCs w:val="24"/>
-          <w:highlight w:val="none"/>
-          <w:rtl w:val="0"/>
-          <w:lang w:val="uk-UA" w:bidi="uk-UA"/>
-        </w:rPr>
-      </w:r>
-      <w:r>
-        <w:rPr>
-          <w:rFonts w:ascii="Times New Roman" w:hAnsi="Times New Roman" w:eastAsia="Times New Roman" w:cs="Times New Roman"/>
-          <w:color w:val="0563c1"/>
-          <w:sz w:val="24"/>
-          <w:szCs w:val="24"/>
-          <w:highlight w:val="none"/>
-          <w:rtl w:val="0"/>
-          <w:lang w:val="uk-UA" w:bidi="uk-UA"/>
-        </w:rPr>
-      </w:r>
-      <w:r>
-        <w:rPr>
-          <w:rFonts w:ascii="Times New Roman" w:hAnsi="Times New Roman" w:eastAsia="Times New Roman" w:cs="Times New Roman"/>
-          <w:color w:val="0563c1"/>
-          <w:sz w:val="24"/>
-          <w:szCs w:val="24"/>
-          <w:highlight w:val="none"/>
-          <w:rtl w:val="0"/>
           <w:lang w:val="uk-UA" w:bidi="uk-UA"/>
         </w:rPr>
       </w:r>
@@ -21234,18 +20968,6 @@
           <w:sz w:val="24"/>
           <w:szCs w:val="24"/>
           <w:highlight w:val="none"/>
-          <w:rtl w:val="0"/>
-          <w:lang w:val="uk-UA" w:bidi="uk-UA"/>
-        </w:rPr>
-      </w:r>
-      <w:r>
-        <w:rPr>
-          <w:rFonts w:ascii="Times New Roman" w:hAnsi="Times New Roman" w:eastAsia="Times New Roman" w:cs="Times New Roman"/>
-          <w:color w:val="0563c1"/>
-          <w:sz w:val="24"/>
-          <w:szCs w:val="24"/>
-          <w:highlight w:val="none"/>
-          <w:rtl w:val="0"/>
           <w:lang w:val="uk-UA" w:bidi="uk-UA"/>
         </w:rPr>
       </w:r>
@@ -21330,6 +21052,16 @@
           <w:lang w:val="uk-UA"/>
         </w:rPr>
         <w:t xml:space="preserve">помилковими значеннями</w:t>
+      </w:r>
+      <w:r>
+        <w:rPr>
+          <w:rFonts w:ascii="Times New Roman" w:hAnsi="Times New Roman" w:eastAsia="Times New Roman" w:cs="Times New Roman"/>
+          <w:color w:val="0563c1"/>
+          <w:sz w:val="24"/>
+          <w:szCs w:val="24"/>
+          <w:highlight w:val="none"/>
+          <w:lang w:val="uk-UA"/>
+        </w:rPr>
       </w:r>
       <w:r>
         <w:rPr>
@@ -21445,7 +21177,7 @@
           <w:szCs w:val="24"/>
           <w:highlight w:val="none"/>
           <w:rtl w:val="0"/>
-          <w:lang w:val="uk-UA" w:bidi="uk-UA"/>
+          <w:lang w:val="uk-UA"/>
         </w:rPr>
       </w:r>
       <w:r>
@@ -21455,18 +21187,6 @@
           <w:sz w:val="24"/>
           <w:szCs w:val="24"/>
           <w:highlight w:val="none"/>
-          <w:rtl w:val="0"/>
-          <w:lang w:val="uk-UA" w:bidi="uk-UA"/>
-        </w:rPr>
-      </w:r>
-      <w:r>
-        <w:rPr>
-          <w:rFonts w:ascii="Times New Roman" w:hAnsi="Times New Roman" w:eastAsia="Times New Roman" w:cs="Times New Roman"/>
-          <w:color w:val="0563c1"/>
-          <w:sz w:val="24"/>
-          <w:szCs w:val="24"/>
-          <w:highlight w:val="none"/>
-          <w:rtl w:val="0"/>
           <w:lang w:val="uk-UA"/>
         </w:rPr>
       </w:r>
@@ -21528,16 +21248,6 @@
           <w:rtl w:val="0"/>
           <w:lang w:val="uk-UA"/>
         </w:rPr>
-      </w:r>
-      <w:r>
-        <w:rPr>
-          <w:rFonts w:ascii="Times New Roman" w:hAnsi="Times New Roman" w:eastAsia="Times New Roman" w:cs="Times New Roman"/>
-          <w:color w:val="0563c1"/>
-          <w:sz w:val="24"/>
-          <w:szCs w:val="24"/>
-          <w:rtl w:val="0"/>
-          <w:lang w:val="uk-UA"/>
-        </w:rPr>
         <w:t xml:space="preserve">Вивід програми з</w:t>
       </w:r>
       <w:r>
@@ -21562,14 +21272,13 @@
         </w:rPr>
         <w:t xml:space="preserve">помилковими значеннями</w:t>
       </w:r>
-      <w:r/>
       <w:r>
         <w:rPr>
           <w:rFonts w:ascii="Times New Roman" w:hAnsi="Times New Roman" w:eastAsia="Times New Roman" w:cs="Times New Roman"/>
           <w:color w:val="0563c1"/>
           <w:sz w:val="24"/>
           <w:szCs w:val="24"/>
-          <w:rtl w:val="0"/>
+          <w:highlight w:val="none"/>
           <w:lang w:val="uk-UA"/>
         </w:rPr>
       </w:r>
@@ -21687,7 +21396,7 @@
           <w:szCs w:val="24"/>
           <w:highlight w:val="none"/>
           <w:rtl w:val="0"/>
-          <w:lang w:val="uk-UA" w:bidi="uk-UA"/>
+          <w:lang w:val="uk-UA"/>
         </w:rPr>
       </w:r>
       <w:r>
@@ -21697,18 +21406,6 @@
           <w:sz w:val="24"/>
           <w:szCs w:val="24"/>
           <w:highlight w:val="none"/>
-          <w:rtl w:val="0"/>
-          <w:lang w:val="uk-UA" w:bidi="uk-UA"/>
-        </w:rPr>
-      </w:r>
-      <w:r>
-        <w:rPr>
-          <w:rFonts w:ascii="Times New Roman" w:hAnsi="Times New Roman" w:eastAsia="Times New Roman" w:cs="Times New Roman"/>
-          <w:color w:val="0563c1"/>
-          <w:sz w:val="24"/>
-          <w:szCs w:val="24"/>
-          <w:highlight w:val="none"/>
-          <w:rtl w:val="0"/>
           <w:lang w:val="uk-UA"/>
         </w:rPr>
       </w:r>
@@ -21770,16 +21467,6 @@
           <w:rtl w:val="0"/>
           <w:lang w:val="uk-UA"/>
         </w:rPr>
-      </w:r>
-      <w:r>
-        <w:rPr>
-          <w:rFonts w:ascii="Times New Roman" w:hAnsi="Times New Roman" w:eastAsia="Times New Roman" w:cs="Times New Roman"/>
-          <w:color w:val="0563c1"/>
-          <w:sz w:val="24"/>
-          <w:szCs w:val="24"/>
-          <w:rtl w:val="0"/>
-          <w:lang w:val="uk-UA"/>
-        </w:rPr>
         <w:t xml:space="preserve">Вивід програми з</w:t>
       </w:r>
       <w:r>
@@ -21804,14 +21491,13 @@
         </w:rPr>
         <w:t xml:space="preserve">помилковими значеннями</w:t>
       </w:r>
-      <w:r/>
       <w:r>
         <w:rPr>
           <w:rFonts w:ascii="Times New Roman" w:hAnsi="Times New Roman" w:eastAsia="Times New Roman" w:cs="Times New Roman"/>
           <w:color w:val="0563c1"/>
           <w:sz w:val="24"/>
           <w:szCs w:val="24"/>
-          <w:rtl w:val="0"/>
+          <w:highlight w:val="none"/>
           <w:lang w:val="uk-UA"/>
         </w:rPr>
       </w:r>
@@ -21857,6 +21543,15 @@
           <w:highlight w:val="none"/>
           <w:lang w:val="uk-UA" w:bidi="uk-UA"/>
         </w:rPr>
+        <w:t xml:space="preserve">Фактичний час виконання завдання: 1 година 20 хвилин</w:t>
+      </w:r>
+      <w:r>
+        <w:rPr>
+          <w:rFonts w:ascii="Times New Roman" w:hAnsi="Times New Roman" w:eastAsia="Times New Roman" w:cs="Times New Roman"/>
+          <w:sz w:val="24"/>
+          <w:szCs w:val="24"/>
+          <w:lang w:val="uk-UA"/>
+        </w:rPr>
       </w:r>
       <w:r>
         <w:rPr>
@@ -21866,9 +21561,62 @@
           <w:highlight w:val="none"/>
           <w:lang w:val="uk-UA" w:bidi="uk-UA"/>
         </w:rPr>
-        <w:t xml:space="preserve">Фактичний час виконання завдання: 1 година 20 хвилин</w:t>
-      </w:r>
-      <w:r>
+      </w:r>
+    </w:p>
+    <w:p>
+      <w:pPr>
+        <w:pBdr/>
+        <w:spacing w:after="200"/>
+        <w:ind/>
+        <w:rPr>
+          <w:rFonts w:ascii="Times New Roman" w:hAnsi="Times New Roman" w:eastAsia="Times New Roman" w:cs="Times New Roman"/>
+          <w:sz w:val="24"/>
+          <w:szCs w:val="24"/>
+          <w:lang w:val="uk-UA"/>
+        </w:rPr>
+      </w:pPr>
+      <w:r>
+        <w:rPr>
+          <w:rFonts w:ascii="Times New Roman" w:hAnsi="Times New Roman" w:eastAsia="Times New Roman" w:cs="Times New Roman"/>
+          <w:sz w:val="24"/>
+          <w:szCs w:val="24"/>
+          <w:rtl w:val="0"/>
+          <w:lang w:val="uk-UA"/>
+        </w:rPr>
+      </w:r>
+      <w:r>
+        <w:rPr>
+          <w:rFonts w:ascii="Times New Roman" w:hAnsi="Times New Roman" w:eastAsia="Times New Roman" w:cs="Times New Roman"/>
+          <w:sz w:val="24"/>
+          <w:szCs w:val="24"/>
+          <w:rtl w:val="0"/>
+          <w:lang w:val="uk-UA"/>
+        </w:rPr>
+        <w:t xml:space="preserve">Завдання №4: Algotester Лабораторна робота №1 (Lab 1v1)</w:t>
+      </w:r>
+      <w:r>
+        <w:rPr>
+          <w:rFonts w:ascii="Times New Roman" w:hAnsi="Times New Roman" w:eastAsia="Times New Roman" w:cs="Times New Roman"/>
+          <w:sz w:val="24"/>
+          <w:szCs w:val="24"/>
+          <w:lang w:val="uk-UA"/>
+        </w:rPr>
+      </w:r>
+      <w:r>
+        <w:rPr>
+          <w:rFonts w:ascii="Times New Roman" w:hAnsi="Times New Roman" w:eastAsia="Times New Roman" w:cs="Times New Roman"/>
+          <w:sz w:val="24"/>
+          <w:szCs w:val="24"/>
+          <w:lang w:val="uk-UA"/>
+        </w:rPr>
+      </w:r>
+    </w:p>
+    <w:p>
+      <w:pPr>
+        <w:pBdr/>
+        <w:spacing w:after="200"/>
+        <w:ind/>
+        <w:jc w:val="center"/>
         <w:rPr>
           <w:rFonts w:ascii="Times New Roman" w:hAnsi="Times New Roman" w:eastAsia="Times New Roman" w:cs="Times New Roman"/>
           <w:sz w:val="24"/>
@@ -21876,88 +21624,7 @@
           <w:highlight w:val="none"/>
           <w:lang w:val="uk-UA" w:bidi="uk-UA"/>
         </w:rPr>
-      </w:r>
-      <w:r>
-        <w:rPr>
-          <w:rFonts w:ascii="Times New Roman" w:hAnsi="Times New Roman" w:eastAsia="Times New Roman" w:cs="Times New Roman"/>
-          <w:sz w:val="24"/>
-          <w:szCs w:val="24"/>
-          <w:lang w:val="uk-UA"/>
-        </w:rPr>
-      </w:r>
-    </w:p>
-    <w:p>
-      <w:pPr>
-        <w:pBdr/>
-        <w:spacing w:after="200"/>
-        <w:ind/>
-        <w:rPr>
-          <w:rFonts w:ascii="Times New Roman" w:hAnsi="Times New Roman" w:eastAsia="Times New Roman" w:cs="Times New Roman"/>
-          <w:sz w:val="24"/>
-          <w:szCs w:val="24"/>
-          <w:lang w:val="uk-UA"/>
-        </w:rPr>
-      </w:pPr>
-      <w:r>
-        <w:rPr>
-          <w:rFonts w:ascii="Times New Roman" w:hAnsi="Times New Roman" w:eastAsia="Times New Roman" w:cs="Times New Roman"/>
-          <w:sz w:val="24"/>
-          <w:szCs w:val="24"/>
-          <w:rtl w:val="0"/>
-          <w:lang w:val="uk-UA"/>
-        </w:rPr>
-      </w:r>
-      <w:r>
-        <w:rPr>
-          <w:rFonts w:ascii="Times New Roman" w:hAnsi="Times New Roman" w:eastAsia="Times New Roman" w:cs="Times New Roman"/>
-          <w:sz w:val="24"/>
-          <w:szCs w:val="24"/>
-          <w:rtl w:val="0"/>
-          <w:lang w:val="uk-UA"/>
-        </w:rPr>
-        <w:t xml:space="preserve">Завдання №4: Algotester Лабораторна робота №1 (Lab 1v1)</w:t>
-      </w:r>
-      <w:r>
-        <w:rPr>
-          <w:rFonts w:ascii="Times New Roman" w:hAnsi="Times New Roman" w:eastAsia="Times New Roman" w:cs="Times New Roman"/>
-          <w:sz w:val="24"/>
-          <w:szCs w:val="24"/>
-          <w:rtl w:val="0"/>
-          <w:lang w:val="uk-UA"/>
-        </w:rPr>
-      </w:r>
-      <w:r>
-        <w:rPr>
-          <w:rFonts w:ascii="Times New Roman" w:hAnsi="Times New Roman" w:eastAsia="Times New Roman" w:cs="Times New Roman"/>
-          <w:sz w:val="24"/>
-          <w:szCs w:val="24"/>
-          <w:lang w:val="uk-UA"/>
-        </w:rPr>
-      </w:r>
-    </w:p>
-    <w:p>
-      <w:pPr>
-        <w:pBdr/>
-        <w:spacing w:after="200"/>
-        <w:ind/>
-        <w:jc w:val="center"/>
-        <w:rPr>
-          <w:rFonts w:ascii="Times New Roman" w:hAnsi="Times New Roman" w:eastAsia="Times New Roman" w:cs="Times New Roman"/>
-          <w:sz w:val="24"/>
-          <w:szCs w:val="24"/>
-          <w:highlight w:val="none"/>
-          <w:lang w:val="uk-UA" w:bidi="uk-UA"/>
-        </w:rPr>
-      </w:pPr>
-      <w:r>
-        <w:rPr>
-          <w:rFonts w:ascii="Times New Roman" w:hAnsi="Times New Roman" w:eastAsia="Times New Roman" w:cs="Times New Roman"/>
-          <w:sz w:val="24"/>
-          <w:szCs w:val="24"/>
-          <w:highlight w:val="none"/>
-          <w:lang w:val="uk-UA" w:bidi="uk-UA"/>
-        </w:rPr>
-      </w:r>
+      </w:pPr>
       <w:r>
         <w:rPr>
           <w:rFonts w:ascii="Times New Roman" w:hAnsi="Times New Roman" w:eastAsia="Times New Roman" w:cs="Times New Roman"/>
@@ -22151,8 +21818,79 @@
           <w:highlight w:val="none"/>
           <w:lang w:val="uk-UA" w:bidi="uk-UA"/>
         </w:rPr>
-      </w:r>
-      <w:r>
+        <w:t xml:space="preserve">Фактичний час виконання завдання: 35 хвилин</w:t>
+      </w:r>
+      <w:r>
+        <w:rPr>
+          <w:rFonts w:ascii="Times New Roman" w:hAnsi="Times New Roman" w:eastAsia="Times New Roman" w:cs="Times New Roman"/>
+          <w:sz w:val="24"/>
+          <w:szCs w:val="24"/>
+          <w:lang w:val="uk-UA"/>
+        </w:rPr>
+      </w:r>
+      <w:r>
+        <w:rPr>
+          <w:rFonts w:ascii="Times New Roman" w:hAnsi="Times New Roman" w:eastAsia="Times New Roman" w:cs="Times New Roman"/>
+          <w:sz w:val="24"/>
+          <w:szCs w:val="24"/>
+          <w:lang w:val="uk-UA"/>
+        </w:rPr>
+      </w:r>
+    </w:p>
+    <w:p>
+      <w:pPr>
+        <w:pBdr/>
+        <w:spacing w:after="200"/>
+        <w:ind/>
+        <w:rPr>
+          <w:rFonts w:ascii="Times New Roman" w:hAnsi="Times New Roman" w:eastAsia="Times New Roman" w:cs="Times New Roman"/>
+          <w:sz w:val="24"/>
+          <w:szCs w:val="24"/>
+          <w:lang w:val="uk-UA"/>
+        </w:rPr>
+      </w:pPr>
+      <w:r>
+        <w:rPr>
+          <w:rFonts w:ascii="Times New Roman" w:hAnsi="Times New Roman" w:eastAsia="Times New Roman" w:cs="Times New Roman"/>
+          <w:sz w:val="24"/>
+          <w:szCs w:val="24"/>
+          <w:rtl w:val="0"/>
+          <w:lang w:val="uk-UA"/>
+        </w:rPr>
+      </w:r>
+      <w:r>
+        <w:rPr>
+          <w:rFonts w:ascii="Times New Roman" w:hAnsi="Times New Roman" w:eastAsia="Times New Roman" w:cs="Times New Roman"/>
+          <w:sz w:val="24"/>
+          <w:szCs w:val="24"/>
+          <w:rtl w:val="0"/>
+          <w:lang w:val="uk-UA"/>
+        </w:rPr>
+        <w:t xml:space="preserve">Завдання №5: Algotester Self Practice — Задача 0011 «Марічка і печиво»</w:t>
+      </w:r>
+      <w:r>
+        <w:rPr>
+          <w:rFonts w:ascii="Times New Roman" w:hAnsi="Times New Roman" w:eastAsia="Times New Roman" w:cs="Times New Roman"/>
+          <w:sz w:val="24"/>
+          <w:szCs w:val="24"/>
+          <w:lang w:val="uk-UA"/>
+        </w:rPr>
+      </w:r>
+      <w:r>
+        <w:rPr>
+          <w:rFonts w:ascii="Times New Roman" w:hAnsi="Times New Roman" w:eastAsia="Times New Roman" w:cs="Times New Roman"/>
+          <w:sz w:val="24"/>
+          <w:szCs w:val="24"/>
+          <w:lang w:val="uk-UA"/>
+        </w:rPr>
+      </w:r>
+    </w:p>
+    <w:p>
+      <w:pPr>
+        <w:pBdr/>
+        <w:spacing w:after="200"/>
+        <w:ind/>
+        <w:jc w:val="center"/>
         <w:rPr>
           <w:rFonts w:ascii="Times New Roman" w:hAnsi="Times New Roman" w:eastAsia="Times New Roman" w:cs="Times New Roman"/>
           <w:sz w:val="24"/>
@@ -22160,116 +21898,7 @@
           <w:highlight w:val="none"/>
           <w:lang w:val="uk-UA" w:bidi="uk-UA"/>
         </w:rPr>
-        <w:t xml:space="preserve">Фактичний час виконання завдання: 35 хвилин</w:t>
-      </w:r>
-      <w:r>
-        <w:rPr>
-          <w:rFonts w:ascii="Times New Roman" w:hAnsi="Times New Roman" w:eastAsia="Times New Roman" w:cs="Times New Roman"/>
-          <w:sz w:val="24"/>
-          <w:szCs w:val="24"/>
-          <w:highlight w:val="none"/>
-          <w:lang w:val="uk-UA" w:bidi="uk-UA"/>
-        </w:rPr>
-      </w:r>
-      <w:r>
-        <w:rPr>
-          <w:rFonts w:ascii="Times New Roman" w:hAnsi="Times New Roman" w:eastAsia="Times New Roman" w:cs="Times New Roman"/>
-          <w:sz w:val="24"/>
-          <w:szCs w:val="24"/>
-          <w:lang w:val="uk-UA"/>
-        </w:rPr>
-      </w:r>
-    </w:p>
-    <w:p>
-      <w:pPr>
-        <w:pBdr/>
-        <w:spacing w:after="200"/>
-        <w:ind/>
-        <w:rPr>
-          <w:rFonts w:ascii="Times New Roman" w:hAnsi="Times New Roman" w:eastAsia="Times New Roman" w:cs="Times New Roman"/>
-          <w:sz w:val="24"/>
-          <w:szCs w:val="24"/>
-          <w:lang w:val="uk-UA"/>
-        </w:rPr>
-      </w:pPr>
-      <w:r>
-        <w:rPr>
-          <w:rFonts w:ascii="Times New Roman" w:hAnsi="Times New Roman" w:eastAsia="Times New Roman" w:cs="Times New Roman"/>
-          <w:sz w:val="24"/>
-          <w:szCs w:val="24"/>
-          <w:rtl w:val="0"/>
-          <w:lang w:val="uk-UA"/>
-        </w:rPr>
-      </w:r>
-      <w:r>
-        <w:rPr>
-          <w:rFonts w:ascii="Times New Roman" w:hAnsi="Times New Roman" w:eastAsia="Times New Roman" w:cs="Times New Roman"/>
-          <w:sz w:val="24"/>
-          <w:szCs w:val="24"/>
-          <w:rtl w:val="0"/>
-          <w:lang w:val="uk-UA"/>
-        </w:rPr>
-      </w:r>
-      <w:r>
-        <w:rPr>
-          <w:rFonts w:ascii="Times New Roman" w:hAnsi="Times New Roman" w:eastAsia="Times New Roman" w:cs="Times New Roman"/>
-          <w:sz w:val="24"/>
-          <w:szCs w:val="24"/>
-          <w:rtl w:val="0"/>
-          <w:lang w:val="uk-UA"/>
-        </w:rPr>
-        <w:t xml:space="preserve">Завдання №5: Algotester Self Practice — Задача 0011 «Марічка і печиво»</w:t>
-      </w:r>
-      <w:r>
-        <w:rPr>
-          <w:rFonts w:ascii="Times New Roman" w:hAnsi="Times New Roman" w:eastAsia="Times New Roman" w:cs="Times New Roman"/>
-          <w:sz w:val="24"/>
-          <w:szCs w:val="24"/>
-          <w:rtl w:val="0"/>
-          <w:lang w:val="uk-UA"/>
-        </w:rPr>
-      </w:r>
-      <w:r>
-        <w:rPr>
-          <w:rFonts w:ascii="Times New Roman" w:hAnsi="Times New Roman" w:eastAsia="Times New Roman" w:cs="Times New Roman"/>
-          <w:sz w:val="24"/>
-          <w:szCs w:val="24"/>
-          <w:lang w:val="uk-UA"/>
-        </w:rPr>
-      </w:r>
-    </w:p>
-    <w:p>
-      <w:pPr>
-        <w:pBdr/>
-        <w:spacing w:after="200"/>
-        <w:ind/>
-        <w:jc w:val="center"/>
-        <w:rPr>
-          <w:rFonts w:ascii="Times New Roman" w:hAnsi="Times New Roman" w:eastAsia="Times New Roman" w:cs="Times New Roman"/>
-          <w:sz w:val="24"/>
-          <w:szCs w:val="24"/>
-          <w:highlight w:val="none"/>
-          <w:lang w:val="uk-UA" w:bidi="uk-UA"/>
-        </w:rPr>
-      </w:pPr>
-      <w:r>
-        <w:rPr>
-          <w:rFonts w:ascii="Times New Roman" w:hAnsi="Times New Roman" w:eastAsia="Times New Roman" w:cs="Times New Roman"/>
-          <w:sz w:val="24"/>
-          <w:szCs w:val="24"/>
-          <w:highlight w:val="none"/>
-          <w:lang w:val="uk-UA" w:bidi="uk-UA"/>
-        </w:rPr>
-      </w:r>
-      <w:r>
-        <w:rPr>
-          <w:rFonts w:ascii="Times New Roman" w:hAnsi="Times New Roman" w:eastAsia="Times New Roman" w:cs="Times New Roman"/>
-          <w:sz w:val="24"/>
-          <w:szCs w:val="24"/>
-          <w:highlight w:val="none"/>
-          <w:lang w:val="uk-UA" w:bidi="uk-UA"/>
-        </w:rPr>
-      </w:r>
+      </w:pPr>
       <w:r>
         <w:rPr>
           <w:rFonts w:ascii="Times New Roman" w:hAnsi="Times New Roman" w:eastAsia="Times New Roman" w:cs="Times New Roman"/>
@@ -22357,6 +21986,15 @@
           <w:lang w:val="uk-UA" w:bidi="uk-UA"/>
         </w:rPr>
       </w:r>
+      <w:r>
+        <w:rPr>
+          <w:rFonts w:ascii="Times New Roman" w:hAnsi="Times New Roman" w:eastAsia="Times New Roman" w:cs="Times New Roman"/>
+          <w:sz w:val="24"/>
+          <w:szCs w:val="24"/>
+          <w:highlight w:val="none"/>
+          <w:lang w:val="uk-UA" w:bidi="uk-UA"/>
+        </w:rPr>
+      </w:r>
     </w:p>
     <w:p>
       <w:pPr>
@@ -22461,8 +22099,7 @@
           <w:rFonts w:ascii="Times New Roman" w:hAnsi="Times New Roman" w:eastAsia="Times New Roman" w:cs="Times New Roman"/>
           <w:sz w:val="24"/>
           <w:szCs w:val="24"/>
-          <w:highlight w:val="none"/>
-          <w:lang w:val="uk-UA" w:bidi="uk-UA"/>
+          <w:lang w:val="uk-UA"/>
         </w:rPr>
       </w:r>
       <w:r>
@@ -22503,15 +22140,6 @@
           <w:rtl w:val="0"/>
           <w:lang w:val="uk-UA"/>
         </w:rPr>
-      </w:r>
-      <w:r>
-        <w:rPr>
-          <w:rFonts w:ascii="Times New Roman" w:hAnsi="Times New Roman" w:eastAsia="Times New Roman" w:cs="Times New Roman"/>
-          <w:sz w:val="24"/>
-          <w:szCs w:val="24"/>
-          <w:rtl w:val="0"/>
-          <w:lang w:val="uk-UA"/>
-        </w:rPr>
         <w:t xml:space="preserve">Завдання №6: Algotester Self Practice — Задача 0031 «Коля, Вася і Теніс»</w:t>
       </w:r>
       <w:r>
@@ -22519,7 +22147,6 @@
           <w:rFonts w:ascii="Times New Roman" w:hAnsi="Times New Roman" w:eastAsia="Times New Roman" w:cs="Times New Roman"/>
           <w:sz w:val="24"/>
           <w:szCs w:val="24"/>
-          <w:rtl w:val="0"/>
           <w:lang w:val="uk-UA"/>
         </w:rPr>
       </w:r>
@@ -22642,7 +22269,79 @@
           <w:lang w:val="uk-UA" w:bidi="uk-UA"/>
         </w:rPr>
       </w:r>
-      <w:r>
+    </w:p>
+    <w:p>
+      <w:pPr>
+        <w:pBdr/>
+        <w:spacing w:after="200"/>
+        <w:ind/>
+        <w:jc w:val="center"/>
+        <w:rPr>
+          <w:rFonts w:ascii="Times New Roman" w:hAnsi="Times New Roman" w:eastAsia="Times New Roman" w:cs="Times New Roman"/>
+          <w:color w:val="0563c1"/>
+          <w:sz w:val="24"/>
+          <w:szCs w:val="24"/>
+          <w:lang w:val="uk-UA"/>
+        </w:rPr>
+      </w:pPr>
+      <w:r>
+        <w:rPr>
+          <w:rFonts w:ascii="Times New Roman" w:hAnsi="Times New Roman" w:eastAsia="Times New Roman" w:cs="Times New Roman"/>
+          <w:color w:val="0563c1"/>
+          <w:sz w:val="24"/>
+          <w:szCs w:val="24"/>
+          <w:rtl w:val="0"/>
+          <w:lang w:val="uk-UA"/>
+        </w:rPr>
+        <w:t xml:space="preserve">Рис. </w:t>
+      </w:r>
+      <w:r>
+        <w:rPr>
+          <w:rFonts w:ascii="Times New Roman" w:hAnsi="Times New Roman" w:eastAsia="Times New Roman" w:cs="Times New Roman"/>
+          <w:color w:val="0563c1"/>
+          <w:sz w:val="24"/>
+          <w:szCs w:val="24"/>
+          <w:rtl w:val="0"/>
+          <w:lang w:val="en-US"/>
+        </w:rPr>
+        <w:t xml:space="preserve">8</w:t>
+      </w:r>
+      <w:r>
+        <w:rPr>
+          <w:rFonts w:ascii="Times New Roman" w:hAnsi="Times New Roman" w:eastAsia="Times New Roman" w:cs="Times New Roman"/>
+          <w:color w:val="0563c1"/>
+          <w:sz w:val="24"/>
+          <w:szCs w:val="24"/>
+          <w:rtl w:val="0"/>
+          <w:lang w:val="uk-UA"/>
+        </w:rPr>
+        <w:t xml:space="preserve">. Результат тестування задачі на Algotester</w:t>
+      </w:r>
+      <w:r>
+        <w:rPr>
+          <w:rFonts w:ascii="Times New Roman" w:hAnsi="Times New Roman" w:eastAsia="Times New Roman" w:cs="Times New Roman"/>
+          <w:color w:val="0563c1"/>
+          <w:sz w:val="24"/>
+          <w:szCs w:val="24"/>
+          <w:lang w:val="uk-UA"/>
+        </w:rPr>
+      </w:r>
+      <w:r>
+        <w:rPr>
+          <w:rFonts w:ascii="Times New Roman" w:hAnsi="Times New Roman" w:eastAsia="Times New Roman" w:cs="Times New Roman"/>
+          <w:color w:val="0563c1"/>
+          <w:sz w:val="24"/>
+          <w:szCs w:val="24"/>
+          <w:lang w:val="uk-UA"/>
+        </w:rPr>
+      </w:r>
+    </w:p>
+    <w:p>
+      <w:pPr>
+        <w:pBdr/>
+        <w:spacing w:after="200"/>
+        <w:ind/>
+        <w:jc w:val="left"/>
         <w:rPr>
           <w:rFonts w:ascii="Times New Roman" w:hAnsi="Times New Roman" w:eastAsia="Times New Roman" w:cs="Times New Roman"/>
           <w:sz w:val="24"/>
@@ -22650,6 +22349,42 @@
           <w:highlight w:val="none"/>
           <w:lang w:val="uk-UA" w:bidi="uk-UA"/>
         </w:rPr>
+      </w:pPr>
+      <w:r>
+        <w:rPr>
+          <w:rFonts w:ascii="Times New Roman" w:hAnsi="Times New Roman" w:eastAsia="Times New Roman" w:cs="Times New Roman"/>
+          <w:sz w:val="24"/>
+          <w:szCs w:val="24"/>
+          <w:highlight w:val="none"/>
+          <w:lang w:val="uk-UA" w:bidi="uk-UA"/>
+        </w:rPr>
+      </w:r>
+      <w:r>
+        <w:rPr>
+          <w:rFonts w:ascii="Times New Roman" w:hAnsi="Times New Roman" w:eastAsia="Times New Roman" w:cs="Times New Roman"/>
+          <w:sz w:val="24"/>
+          <w:szCs w:val="24"/>
+          <w:highlight w:val="none"/>
+          <w:lang w:val="uk-UA" w:bidi="uk-UA"/>
+        </w:rPr>
+        <w:t xml:space="preserve">Фактичний час виконання завдання: 25 хвилин</w:t>
+      </w:r>
+      <w:r>
+        <w:rPr>
+          <w:rFonts w:ascii="Times New Roman" w:hAnsi="Times New Roman" w:eastAsia="Times New Roman" w:cs="Times New Roman"/>
+          <w:sz w:val="24"/>
+          <w:szCs w:val="24"/>
+          <w:lang w:val="uk-UA"/>
+        </w:rPr>
+      </w:r>
+      <w:r>
+        <w:rPr>
+          <w:rFonts w:ascii="Times New Roman" w:hAnsi="Times New Roman" w:eastAsia="Times New Roman" w:cs="Times New Roman"/>
+          <w:sz w:val="24"/>
+          <w:szCs w:val="24"/>
+          <w:highlight w:val="none"/>
+          <w:lang w:val="uk-UA" w:bidi="uk-UA"/>
+        </w:rPr>
       </w:r>
     </w:p>
     <w:p>
@@ -22657,6 +22392,174 @@
         <w:pBdr/>
         <w:spacing w:after="200"/>
         <w:ind/>
+        <w:rPr>
+          <w:rFonts w:ascii="Times New Roman" w:hAnsi="Times New Roman" w:eastAsia="Times New Roman" w:cs="Times New Roman"/>
+          <w:sz w:val="24"/>
+          <w:szCs w:val="24"/>
+          <w:lang w:val="uk-UA"/>
+        </w:rPr>
+      </w:pPr>
+      <w:r>
+        <w:rPr>
+          <w:rFonts w:ascii="Times New Roman" w:hAnsi="Times New Roman" w:eastAsia="Times New Roman" w:cs="Times New Roman"/>
+          <w:sz w:val="24"/>
+          <w:szCs w:val="24"/>
+          <w:rtl w:val="0"/>
+          <w:lang w:val="uk-UA"/>
+        </w:rPr>
+      </w:r>
+      <w:r>
+        <w:rPr>
+          <w:rFonts w:ascii="Times New Roman" w:hAnsi="Times New Roman" w:eastAsia="Times New Roman" w:cs="Times New Roman"/>
+          <w:sz w:val="24"/>
+          <w:szCs w:val="24"/>
+          <w:rtl w:val="0"/>
+          <w:lang w:val="uk-UA"/>
+        </w:rPr>
+        <w:t xml:space="preserve">Завдання №7: Experimental Exercises Activities — Binary Calculations (Task 6)</w:t>
+      </w:r>
+      <w:r>
+        <w:rPr>
+          <w:rFonts w:ascii="Times New Roman" w:hAnsi="Times New Roman" w:eastAsia="Times New Roman" w:cs="Times New Roman"/>
+          <w:sz w:val="24"/>
+          <w:szCs w:val="24"/>
+          <w:lang w:val="uk-UA"/>
+        </w:rPr>
+      </w:r>
+      <w:r>
+        <w:rPr>
+          <w:rFonts w:ascii="Times New Roman" w:hAnsi="Times New Roman" w:eastAsia="Times New Roman" w:cs="Times New Roman"/>
+          <w:sz w:val="24"/>
+          <w:szCs w:val="24"/>
+          <w:lang w:val="uk-UA"/>
+        </w:rPr>
+      </w:r>
+    </w:p>
+    <w:p>
+      <w:pPr>
+        <w:pBdr/>
+        <w:spacing w:after="200"/>
+        <w:ind/>
+        <w:jc w:val="center"/>
+        <w:rPr>
+          <w:rFonts w:ascii="Times New Roman" w:hAnsi="Times New Roman" w:eastAsia="Times New Roman" w:cs="Times New Roman"/>
+          <w:sz w:val="24"/>
+          <w:szCs w:val="24"/>
+          <w:highlight w:val="none"/>
+          <w:lang w:val="uk-UA" w:bidi="uk-UA"/>
+        </w:rPr>
+      </w:pPr>
+      <w:r>
+        <w:rPr>
+          <w:rFonts w:ascii="Times New Roman" w:hAnsi="Times New Roman" w:eastAsia="Times New Roman" w:cs="Times New Roman"/>
+          <w:sz w:val="24"/>
+          <w:szCs w:val="24"/>
+          <w:highlight w:val="none"/>
+          <w:lang w:val="uk-UA" w:bidi="uk-UA"/>
+        </w:rPr>
+      </w:r>
+      <w:r>
+        <mc:AlternateContent>
+          <mc:Choice Requires="wpg">
+            <w:drawing>
+              <wp:inline xmlns:wp="http://schemas.openxmlformats.org/drawingml/2006/wordprocessingDrawing" distT="0" distB="0" distL="0" distR="0">
+                <wp:extent cx="3211893" cy="4348575"/>
+                <wp:effectExtent l="0" t="0" r="0" b="0"/>
+                <wp:docPr id="18" name=""/>
+                <wp:cNvGraphicFramePr>
+                  <a:graphicFrameLocks xmlns:a="http://schemas.openxmlformats.org/drawingml/2006/main" noChangeAspect="1"/>
+                </wp:cNvGraphicFramePr>
+                <a:graphic xmlns:a="http://schemas.openxmlformats.org/drawingml/2006/main">
+                  <a:graphicData uri="http://schemas.openxmlformats.org/drawingml/2006/picture">
+                    <pic:pic xmlns:pic="http://schemas.openxmlformats.org/drawingml/2006/picture">
+                      <pic:nvPicPr>
+                        <pic:cNvPr id="1677401816" name=""/>
+                        <pic:cNvPicPr>
+                          <a:picLocks noChangeAspect="1"/>
+                        </pic:cNvPicPr>
+                        <pic:nvPr/>
+                      </pic:nvPicPr>
+                      <pic:blipFill rotWithShape="1">
+                        <a:blip r:embed="rId43"/>
+                        <a:stretch/>
+                      </pic:blipFill>
+                      <pic:spPr bwMode="auto">
+                        <a:xfrm flipH="0" flipV="0">
+                          <a:off x="0" y="0"/>
+                          <a:ext cx="3211892" cy="4348574"/>
+                        </a:xfrm>
+                        <a:prstGeom prst="rect">
+                          <a:avLst/>
+                        </a:prstGeom>
+                      </pic:spPr>
+                    </pic:pic>
+                  </a:graphicData>
+                </a:graphic>
+              </wp:inline>
+            </w:drawing>
+          </mc:Choice>
+          <mc:Fallback>
+            <w:pict>
+              <v:shapetype id="_x0000_t75" coordsize="21600,21600" o:spt="75" o:preferrelative="t" path="m@4@5l@4@11@9@11@9@5xe" filled="f" stroked="f">
+                <v:stroke joinstyle="miter"/>
+                <v:formulas>
+                  <v:f eqn="if lineDrawn pixelLineWidth 0"/>
+                  <v:f eqn="sum @0 1 0"/>
+                  <v:f eqn="sum 0 0 @1"/>
+                  <v:f eqn="prod @2 1 2"/>
+                  <v:f eqn="prod @3 21600 pixelWidth"/>
+                  <v:f eqn="prod @3 21600 pixelHeight"/>
+                  <v:f eqn="sum @0 0 1"/>
+                  <v:f eqn="prod @6 1 2"/>
+                  <v:f eqn="prod @7 21600 pixelWidth"/>
+                  <v:f eqn="sum @8 21600 0"/>
+                  <v:f eqn="prod @7 21600 pixelHeight"/>
+                  <v:f eqn="sum @10 21600 0"/>
+                </v:formulas>
+                <v:path o:extrusionok="f" gradientshapeok="t" o:connecttype="rect"/>
+                <o:lock v:ext="edit" aspectratio="t"/>
+              </v:shapetype>
+              <v:shape id="_x0000_i17" o:spid="_x0000_s17" type="#_x0000_t75" style="width:252.90pt;height:342.41pt;mso-wrap-distance-left:0.00pt;mso-wrap-distance-top:0.00pt;mso-wrap-distance-right:0.00pt;mso-wrap-distance-bottom:0.00pt;z-index:1;" stroked="false">
+                <v:imagedata r:id="rId43" o:title=""/>
+                <o:lock v:ext="edit" rotation="t"/>
+              </v:shape>
+            </w:pict>
+          </mc:Fallback>
+        </mc:AlternateContent>
+      </w:r>
+      <w:r>
+        <w:rPr>
+          <w:rFonts w:ascii="Times New Roman" w:hAnsi="Times New Roman" w:eastAsia="Times New Roman" w:cs="Times New Roman"/>
+          <w:sz w:val="24"/>
+          <w:szCs w:val="24"/>
+          <w:highlight w:val="none"/>
+          <w:lang w:val="uk-UA" w:bidi="uk-UA"/>
+        </w:rPr>
+      </w:r>
+      <w:r>
+        <w:rPr>
+          <w:rFonts w:ascii="Times New Roman" w:hAnsi="Times New Roman" w:eastAsia="Times New Roman" w:cs="Times New Roman"/>
+          <w:sz w:val="24"/>
+          <w:szCs w:val="24"/>
+          <w:highlight w:val="none"/>
+          <w:lang w:val="uk-UA" w:bidi="uk-UA"/>
+        </w:rPr>
+      </w:r>
+      <w:r>
+        <w:rPr>
+          <w:rFonts w:ascii="Times New Roman" w:hAnsi="Times New Roman" w:eastAsia="Times New Roman" w:cs="Times New Roman"/>
+          <w:sz w:val="24"/>
+          <w:szCs w:val="24"/>
+          <w:highlight w:val="none"/>
+          <w:lang w:val="uk-UA" w:bidi="uk-UA"/>
+        </w:rPr>
+      </w:r>
+    </w:p>
+    <w:p>
+      <w:pPr>
+        <w:pBdr/>
+        <w:spacing w:after="200"/>
+        <w:ind/>
         <w:jc w:val="center"/>
         <w:rPr>
           <w:rFonts w:ascii="Times New Roman" w:hAnsi="Times New Roman" w:eastAsia="Times New Roman" w:cs="Times New Roman"/>
@@ -22686,7 +22589,7 @@
           <w:rtl w:val="0"/>
           <w:lang w:val="en-US"/>
         </w:rPr>
-        <w:t xml:space="preserve">8</w:t>
+        <w:t xml:space="preserve">9</w:t>
       </w:r>
       <w:r>
         <w:rPr>
@@ -22697,7 +22600,18 @@
           <w:rtl w:val="0"/>
           <w:lang w:val="uk-UA"/>
         </w:rPr>
-        <w:t xml:space="preserve">. Результат тестування задачі на Algotester</w:t>
+        <w:t xml:space="preserve">. </w:t>
+      </w:r>
+      <w:r>
+        <w:rPr>
+          <w:rFonts w:ascii="Times New Roman" w:hAnsi="Times New Roman" w:eastAsia="Times New Roman" w:cs="Times New Roman"/>
+          <w:color w:val="0563c1"/>
+          <w:sz w:val="24"/>
+          <w:szCs w:val="24"/>
+          <w:rtl w:val="0"/>
+          <w:lang w:val="uk-UA"/>
+        </w:rPr>
+        <w:t xml:space="preserve">Робота на листку</w:t>
       </w:r>
       <w:r>
         <w:rPr>
@@ -22749,7 +22663,7 @@
           <w:highlight w:val="none"/>
           <w:lang w:val="uk-UA" w:bidi="uk-UA"/>
         </w:rPr>
-        <w:t xml:space="preserve">Фактичний час виконання завдання: 25 хвилин</w:t>
+        <w:t xml:space="preserve">Фактичний час виконання завдання: 20 хвилин</w:t>
       </w:r>
       <w:r>
         <w:rPr>
@@ -22765,250 +22679,14 @@
           <w:rFonts w:ascii="Times New Roman" w:hAnsi="Times New Roman" w:eastAsia="Times New Roman" w:cs="Times New Roman"/>
           <w:sz w:val="24"/>
           <w:szCs w:val="24"/>
-          <w:lang w:val="uk-UA"/>
+          <w:highlight w:val="none"/>
+          <w:lang w:val="uk-UA" w:bidi="uk-UA"/>
         </w:rPr>
       </w:r>
     </w:p>
     <w:p>
       <w:pPr>
-        <w:pBdr/>
-        <w:spacing w:after="200"/>
-        <w:ind/>
-        <w:rPr>
-          <w:rFonts w:ascii="Times New Roman" w:hAnsi="Times New Roman" w:eastAsia="Times New Roman" w:cs="Times New Roman"/>
-          <w:sz w:val="24"/>
-          <w:szCs w:val="24"/>
-          <w:lang w:val="uk-UA"/>
-        </w:rPr>
-      </w:pPr>
-      <w:r>
-        <w:rPr>
-          <w:rFonts w:ascii="Times New Roman" w:hAnsi="Times New Roman" w:eastAsia="Times New Roman" w:cs="Times New Roman"/>
-          <w:sz w:val="24"/>
-          <w:szCs w:val="24"/>
-          <w:rtl w:val="0"/>
-          <w:lang w:val="uk-UA"/>
-        </w:rPr>
-      </w:r>
-      <w:r>
-        <w:rPr>
-          <w:rFonts w:ascii="Times New Roman" w:hAnsi="Times New Roman" w:eastAsia="Times New Roman" w:cs="Times New Roman"/>
-          <w:sz w:val="24"/>
-          <w:szCs w:val="24"/>
-          <w:rtl w:val="0"/>
-          <w:lang w:val="uk-UA"/>
-        </w:rPr>
-      </w:r>
-      <w:r>
-        <w:rPr>
-          <w:rFonts w:ascii="Times New Roman" w:hAnsi="Times New Roman" w:eastAsia="Times New Roman" w:cs="Times New Roman"/>
-          <w:sz w:val="24"/>
-          <w:szCs w:val="24"/>
-          <w:rtl w:val="0"/>
-          <w:lang w:val="uk-UA"/>
-        </w:rPr>
-      </w:r>
-      <w:r>
-        <w:rPr>
-          <w:rFonts w:ascii="Times New Roman" w:hAnsi="Times New Roman" w:eastAsia="Times New Roman" w:cs="Times New Roman"/>
-          <w:sz w:val="24"/>
-          <w:szCs w:val="24"/>
-          <w:rtl w:val="0"/>
-          <w:lang w:val="uk-UA"/>
-        </w:rPr>
-        <w:t xml:space="preserve">Завдання №7: Experimental Exercises Activities — Binary Calculations (Task 6)</w:t>
-      </w:r>
-      <w:r>
-        <w:rPr>
-          <w:rFonts w:ascii="Times New Roman" w:hAnsi="Times New Roman" w:eastAsia="Times New Roman" w:cs="Times New Roman"/>
-          <w:sz w:val="24"/>
-          <w:szCs w:val="24"/>
-          <w:lang w:val="uk-UA"/>
-        </w:rPr>
-      </w:r>
-      <w:r>
-        <w:rPr>
-          <w:rFonts w:ascii="Times New Roman" w:hAnsi="Times New Roman" w:eastAsia="Times New Roman" w:cs="Times New Roman"/>
-          <w:sz w:val="24"/>
-          <w:szCs w:val="24"/>
-          <w:lang w:val="uk-UA"/>
-        </w:rPr>
-      </w:r>
-    </w:p>
-    <w:p>
-      <w:pPr>
-        <w:pBdr/>
-        <w:spacing w:after="200"/>
-        <w:ind/>
-        <w:jc w:val="center"/>
-        <w:rPr>
-          <w:rFonts w:ascii="Times New Roman" w:hAnsi="Times New Roman" w:eastAsia="Times New Roman" w:cs="Times New Roman"/>
-          <w:sz w:val="24"/>
-          <w:szCs w:val="24"/>
-          <w:highlight w:val="none"/>
-          <w:lang w:val="uk-UA" w:bidi="uk-UA"/>
-        </w:rPr>
-      </w:pPr>
-      <w:r>
-        <w:rPr>
-          <w:rFonts w:ascii="Times New Roman" w:hAnsi="Times New Roman" w:eastAsia="Times New Roman" w:cs="Times New Roman"/>
-          <w:sz w:val="24"/>
-          <w:szCs w:val="24"/>
-          <w:highlight w:val="none"/>
-          <w:lang w:val="uk-UA" w:bidi="uk-UA"/>
-        </w:rPr>
-      </w:r>
-      <w:r>
-        <w:rPr>
-          <w:rFonts w:ascii="Times New Roman" w:hAnsi="Times New Roman" w:eastAsia="Times New Roman" w:cs="Times New Roman"/>
-          <w:sz w:val="24"/>
-          <w:szCs w:val="24"/>
-          <w:highlight w:val="none"/>
-          <w:lang w:val="uk-UA" w:bidi="uk-UA"/>
-        </w:rPr>
-      </w:r>
-      <w:r>
-        <w:rPr>
-          <w:rFonts w:ascii="Times New Roman" w:hAnsi="Times New Roman" w:eastAsia="Times New Roman" w:cs="Times New Roman"/>
-          <w:sz w:val="24"/>
-          <w:szCs w:val="24"/>
-          <w:highlight w:val="none"/>
-          <w:lang w:val="uk-UA" w:bidi="uk-UA"/>
-        </w:rPr>
-      </w:r>
-    </w:p>
-    <w:p>
-      <w:pPr>
-        <w:pBdr/>
-        <w:spacing w:after="200"/>
-        <w:ind/>
-        <w:jc w:val="center"/>
-        <w:rPr>
-          <w:rFonts w:ascii="Times New Roman" w:hAnsi="Times New Roman" w:eastAsia="Times New Roman" w:cs="Times New Roman"/>
-          <w:color w:val="0563c1"/>
-          <w:sz w:val="24"/>
-          <w:szCs w:val="24"/>
-          <w:lang w:val="uk-UA"/>
-        </w:rPr>
-      </w:pPr>
-      <w:r>
-        <w:rPr>
-          <w:rFonts w:ascii="Times New Roman" w:hAnsi="Times New Roman" w:eastAsia="Times New Roman" w:cs="Times New Roman"/>
-          <w:color w:val="0563c1"/>
-          <w:sz w:val="24"/>
-          <w:szCs w:val="24"/>
-          <w:rtl w:val="0"/>
-          <w:lang w:val="uk-UA"/>
-        </w:rPr>
-        <w:t xml:space="preserve">Рис. </w:t>
-      </w:r>
-      <w:r>
-        <w:rPr>
-          <w:rFonts w:ascii="Times New Roman" w:hAnsi="Times New Roman" w:eastAsia="Times New Roman" w:cs="Times New Roman"/>
-          <w:color w:val="0563c1"/>
-          <w:sz w:val="24"/>
-          <w:szCs w:val="24"/>
-          <w:rtl w:val="0"/>
-          <w:lang w:val="en-US"/>
-        </w:rPr>
-        <w:t xml:space="preserve">9</w:t>
-      </w:r>
-      <w:r>
-        <w:rPr>
-          <w:rFonts w:ascii="Times New Roman" w:hAnsi="Times New Roman" w:eastAsia="Times New Roman" w:cs="Times New Roman"/>
-          <w:color w:val="0563c1"/>
-          <w:sz w:val="24"/>
-          <w:szCs w:val="24"/>
-          <w:rtl w:val="0"/>
-          <w:lang w:val="uk-UA"/>
-        </w:rPr>
-        <w:t xml:space="preserve">. </w:t>
-      </w:r>
-      <w:r>
-        <w:rPr>
-          <w:rFonts w:ascii="Times New Roman" w:hAnsi="Times New Roman" w:eastAsia="Times New Roman" w:cs="Times New Roman"/>
-          <w:color w:val="0563c1"/>
-          <w:sz w:val="24"/>
-          <w:szCs w:val="24"/>
-          <w:rtl w:val="0"/>
-          <w:lang w:val="uk-UA"/>
-        </w:rPr>
-        <w:t xml:space="preserve">Робота на листку</w:t>
-      </w:r>
-      <w:r>
-        <w:rPr>
-          <w:rFonts w:ascii="Times New Roman" w:hAnsi="Times New Roman" w:eastAsia="Times New Roman" w:cs="Times New Roman"/>
-          <w:color w:val="0563c1"/>
-          <w:sz w:val="24"/>
-          <w:szCs w:val="24"/>
-          <w:lang w:val="uk-UA"/>
-        </w:rPr>
-      </w:r>
-    </w:p>
-    <w:p>
-      <w:pPr>
-        <w:pBdr/>
-        <w:spacing w:after="200"/>
-        <w:ind/>
-        <w:jc w:val="left"/>
-        <w:rPr>
-          <w:rFonts w:ascii="Times New Roman" w:hAnsi="Times New Roman" w:eastAsia="Times New Roman" w:cs="Times New Roman"/>
-          <w:sz w:val="24"/>
-          <w:szCs w:val="24"/>
-          <w:highlight w:val="none"/>
-          <w:lang w:val="uk-UA" w:bidi="uk-UA"/>
-        </w:rPr>
-      </w:pPr>
-      <w:r>
-        <w:rPr>
-          <w:rFonts w:ascii="Times New Roman" w:hAnsi="Times New Roman" w:eastAsia="Times New Roman" w:cs="Times New Roman"/>
-          <w:sz w:val="24"/>
-          <w:szCs w:val="24"/>
-          <w:highlight w:val="none"/>
-          <w:lang w:val="uk-UA" w:bidi="uk-UA"/>
-        </w:rPr>
-      </w:r>
-      <w:r>
-        <w:rPr>
-          <w:rFonts w:ascii="Times New Roman" w:hAnsi="Times New Roman" w:eastAsia="Times New Roman" w:cs="Times New Roman"/>
-          <w:sz w:val="24"/>
-          <w:szCs w:val="24"/>
-          <w:highlight w:val="none"/>
-          <w:lang w:val="uk-UA" w:bidi="uk-UA"/>
-        </w:rPr>
-      </w:r>
-      <w:r>
-        <w:rPr>
-          <w:rFonts w:ascii="Times New Roman" w:hAnsi="Times New Roman" w:eastAsia="Times New Roman" w:cs="Times New Roman"/>
-          <w:sz w:val="24"/>
-          <w:szCs w:val="24"/>
-          <w:highlight w:val="none"/>
-          <w:lang w:val="uk-UA" w:bidi="uk-UA"/>
-        </w:rPr>
-        <w:t xml:space="preserve">Фактичний час виконання завдання: 20 хвилин</w:t>
-      </w:r>
-      <w:r>
-        <w:rPr>
-          <w:rFonts w:ascii="Times New Roman" w:hAnsi="Times New Roman" w:eastAsia="Times New Roman" w:cs="Times New Roman"/>
-          <w:sz w:val="24"/>
-          <w:szCs w:val="24"/>
-          <w:highlight w:val="none"/>
-          <w:lang w:val="uk-UA" w:bidi="uk-UA"/>
-        </w:rPr>
-      </w:r>
-      <w:r>
-        <w:rPr>
-          <w:rFonts w:ascii="Times New Roman" w:hAnsi="Times New Roman" w:eastAsia="Times New Roman" w:cs="Times New Roman"/>
-          <w:sz w:val="24"/>
-          <w:szCs w:val="24"/>
-          <w:highlight w:val="none"/>
-          <w:lang w:val="uk-UA" w:bidi="uk-UA"/>
-        </w:rPr>
-      </w:r>
-    </w:p>
-    <w:p>
-      <w:pPr>
-        <w:pStyle w:val="999"/>
+        <w:pStyle w:val="1001"/>
         <w:pBdr/>
         <w:spacing w:after="0" w:before="40"/>
         <w:ind/>
@@ -23122,7 +22800,7 @@
               <wp:inline xmlns:wp="http://schemas.openxmlformats.org/drawingml/2006/wordprocessingDrawing" distT="0" distB="0" distL="0" distR="0">
                 <wp:extent cx="3805691" cy="3065524"/>
                 <wp:effectExtent l="0" t="0" r="0" b="0"/>
-                <wp:docPr id="18" name=""/>
+                <wp:docPr id="19" name=""/>
                 <wp:cNvGraphicFramePr>
                   <a:graphicFrameLocks xmlns:a="http://schemas.openxmlformats.org/drawingml/2006/main" noChangeAspect="1"/>
                 </wp:cNvGraphicFramePr>
@@ -23137,7 +22815,7 @@
                         <pic:nvPr/>
                       </pic:nvPicPr>
                       <pic:blipFill rotWithShape="1">
-                        <a:blip r:embed="rId43"/>
+                        <a:blip r:embed="rId44"/>
                         <a:stretch/>
                       </pic:blipFill>
                       <pic:spPr bwMode="auto">
@@ -23176,8 +22854,8 @@
                 <v:path o:extrusionok="f" gradientshapeok="t" o:connecttype="rect"/>
                 <o:lock v:ext="edit" aspectratio="t"/>
               </v:shapetype>
-              <v:shape id="_x0000_i17" o:spid="_x0000_s17" type="#_x0000_t75" style="width:299.66pt;height:241.38pt;mso-wrap-distance-left:0.00pt;mso-wrap-distance-top:0.00pt;mso-wrap-distance-right:0.00pt;mso-wrap-distance-bottom:0.00pt;z-index:1;" stroked="false">
-                <v:imagedata r:id="rId43" o:title=""/>
+              <v:shape id="_x0000_i18" o:spid="_x0000_s18" type="#_x0000_t75" style="width:299.66pt;height:241.38pt;mso-wrap-distance-left:0.00pt;mso-wrap-distance-top:0.00pt;mso-wrap-distance-right:0.00pt;mso-wrap-distance-bottom:0.00pt;z-index:1;" stroked="false">
+                <v:imagedata r:id="rId44" o:title=""/>
                 <o:lock v:ext="edit" rotation="t"/>
               </v:shape>
             </w:pict>
@@ -23186,27 +22864,6 @@
       </w:r>
       <w:r>
         <w:rPr>
-          <w:rFonts w:ascii="Times New Roman" w:hAnsi="Times New Roman" w:eastAsia="Times New Roman" w:cs="Times New Roman"/>
-          <w:lang w:val="uk-UA" w:bidi="uk-UA"/>
-        </w:rPr>
-      </w:r>
-      <w:r>
-        <w:rPr>
-          <w:lang w:val="uk-UA"/>
-        </w:rPr>
-      </w:r>
-      <w:r>
-        <w:rPr>
-          <w:lang w:val="uk-UA"/>
-        </w:rPr>
-      </w:r>
-      <w:r>
-        <w:rPr>
-          <w:lang w:val="uk-UA"/>
-        </w:rPr>
-      </w:r>
-      <w:r>
-        <w:rPr>
           <w:highlight w:val="none"/>
           <w:lang w:val="uk-UA"/>
         </w:rPr>
@@ -23226,6 +22883,7 @@
         <w:jc w:val="center"/>
         <w:rPr>
           <w:rFonts w:ascii="Times New Roman" w:hAnsi="Times New Roman" w:eastAsia="Times New Roman" w:cs="Times New Roman"/>
+          <w:highlight w:val="none"/>
           <w:lang w:val="uk-UA"/>
         </w:rPr>
       </w:pPr>
@@ -23267,6 +22925,196 @@
     <w:p>
       <w:pPr>
         <w:pBdr/>
+        <w:spacing w:after="200"/>
+        <w:ind/>
+        <w:jc w:val="center"/>
+        <w:rPr>
+          <w:highlight w:val="none"/>
+        </w:rPr>
+      </w:pPr>
+      <w:r>
+        <w:rPr>
+          <w:rFonts w:ascii="Times New Roman" w:hAnsi="Times New Roman" w:eastAsia="Times New Roman" w:cs="Times New Roman"/>
+          <w:highlight w:val="none"/>
+          <w:lang w:val="uk-UA" w:bidi="uk-UA"/>
+        </w:rPr>
+      </w:r>
+      <w:r>
+        <mc:AlternateContent>
+          <mc:Choice Requires="wpg">
+            <w:drawing>
+              <wp:inline xmlns:wp="http://schemas.openxmlformats.org/drawingml/2006/wordprocessingDrawing" distT="0" distB="0" distL="0" distR="0">
+                <wp:extent cx="4334850" cy="2621229"/>
+                <wp:effectExtent l="0" t="0" r="0" b="0"/>
+                <wp:docPr id="20" name=""/>
+                <wp:cNvGraphicFramePr>
+                  <a:graphicFrameLocks xmlns:a="http://schemas.openxmlformats.org/drawingml/2006/main" noChangeAspect="1"/>
+                </wp:cNvGraphicFramePr>
+                <a:graphic xmlns:a="http://schemas.openxmlformats.org/drawingml/2006/main">
+                  <a:graphicData uri="http://schemas.openxmlformats.org/drawingml/2006/picture">
+                    <pic:pic xmlns:pic="http://schemas.openxmlformats.org/drawingml/2006/picture">
+                      <pic:nvPicPr>
+                        <pic:cNvPr id="1051795095" name=""/>
+                        <pic:cNvPicPr>
+                          <a:picLocks noChangeAspect="1"/>
+                        </pic:cNvPicPr>
+                        <pic:nvPr/>
+                      </pic:nvPicPr>
+                      <pic:blipFill rotWithShape="1">
+                        <a:blip r:embed="rId45"/>
+                        <a:stretch/>
+                      </pic:blipFill>
+                      <pic:spPr bwMode="auto">
+                        <a:xfrm flipH="0" flipV="0">
+                          <a:off x="0" y="0"/>
+                          <a:ext cx="4334850" cy="2621229"/>
+                        </a:xfrm>
+                        <a:prstGeom prst="rect">
+                          <a:avLst/>
+                        </a:prstGeom>
+                      </pic:spPr>
+                    </pic:pic>
+                  </a:graphicData>
+                </a:graphic>
+              </wp:inline>
+            </w:drawing>
+          </mc:Choice>
+          <mc:Fallback>
+            <w:pict>
+              <v:shapetype id="_x0000_t75" coordsize="21600,21600" o:spt="75" o:preferrelative="t" path="m@4@5l@4@11@9@11@9@5xe" filled="f" stroked="f">
+                <v:stroke joinstyle="miter"/>
+                <v:formulas>
+                  <v:f eqn="if lineDrawn pixelLineWidth 0"/>
+                  <v:f eqn="sum @0 1 0"/>
+                  <v:f eqn="sum 0 0 @1"/>
+                  <v:f eqn="prod @2 1 2"/>
+                  <v:f eqn="prod @3 21600 pixelWidth"/>
+                  <v:f eqn="prod @3 21600 pixelHeight"/>
+                  <v:f eqn="sum @0 0 1"/>
+                  <v:f eqn="prod @6 1 2"/>
+                  <v:f eqn="prod @7 21600 pixelWidth"/>
+                  <v:f eqn="sum @8 21600 0"/>
+                  <v:f eqn="prod @7 21600 pixelHeight"/>
+                  <v:f eqn="sum @10 21600 0"/>
+                </v:formulas>
+                <v:path o:extrusionok="f" gradientshapeok="t" o:connecttype="rect"/>
+                <o:lock v:ext="edit" aspectratio="t"/>
+              </v:shapetype>
+              <v:shape id="_x0000_i19" o:spid="_x0000_s19" type="#_x0000_t75" style="width:341.33pt;height:206.40pt;mso-wrap-distance-left:0.00pt;mso-wrap-distance-top:0.00pt;mso-wrap-distance-right:0.00pt;mso-wrap-distance-bottom:0.00pt;z-index:1;" stroked="false">
+                <v:imagedata r:id="rId45" o:title=""/>
+                <o:lock v:ext="edit" rotation="t"/>
+              </v:shape>
+            </w:pict>
+          </mc:Fallback>
+        </mc:AlternateContent>
+      </w:r>
+      <w:r>
+        <w:rPr>
+          <w:rFonts w:ascii="Times New Roman" w:hAnsi="Times New Roman" w:eastAsia="Times New Roman" w:cs="Times New Roman"/>
+          <w:lang w:val="uk-UA"/>
+        </w:rPr>
+      </w:r>
+    </w:p>
+    <w:p>
+      <w:pPr>
+        <w:pBdr/>
+        <w:spacing w:after="200"/>
+        <w:ind/>
+        <w:jc w:val="center"/>
+        <w:rPr>
+          <w:rFonts w:ascii="Times New Roman" w:hAnsi="Times New Roman" w:eastAsia="Times New Roman" w:cs="Times New Roman"/>
+          <w:color w:val="0563c1"/>
+          <w:sz w:val="24"/>
+          <w:szCs w:val="24"/>
+          <w:highlight w:val="none"/>
+          <w:lang w:val="uk-UA"/>
+        </w:rPr>
+      </w:pPr>
+      <w:r>
+        <w:rPr>
+          <w:rFonts w:ascii="Times New Roman" w:hAnsi="Times New Roman" w:eastAsia="Times New Roman" w:cs="Times New Roman"/>
+          <w:color w:val="0563c1"/>
+          <w:sz w:val="24"/>
+          <w:szCs w:val="24"/>
+          <w:rtl w:val="0"/>
+          <w:lang w:val="uk-UA"/>
+        </w:rPr>
+        <w:t xml:space="preserve">Рис. 11</w:t>
+      </w:r>
+      <w:r>
+        <w:rPr>
+          <w:rFonts w:ascii="Times New Roman" w:hAnsi="Times New Roman" w:eastAsia="Times New Roman" w:cs="Times New Roman"/>
+          <w:color w:val="0563c1"/>
+          <w:sz w:val="24"/>
+          <w:szCs w:val="24"/>
+          <w:rtl w:val="0"/>
+          <w:lang w:val="en-US"/>
+        </w:rPr>
+        <w:t xml:space="preserve">.1</w:t>
+      </w:r>
+      <w:r>
+        <w:rPr>
+          <w:rFonts w:ascii="Times New Roman" w:hAnsi="Times New Roman" w:eastAsia="Times New Roman" w:cs="Times New Roman"/>
+          <w:color w:val="0563c1"/>
+          <w:sz w:val="24"/>
+          <w:szCs w:val="24"/>
+          <w:rtl w:val="0"/>
+          <w:lang w:val="uk-UA"/>
+        </w:rPr>
+        <w:t xml:space="preserve">. Відеозустріч в Telegram</w:t>
+      </w:r>
+      <w:r>
+        <w:rPr>
+          <w:rFonts w:ascii="Times New Roman" w:hAnsi="Times New Roman" w:eastAsia="Times New Roman" w:cs="Times New Roman"/>
+          <w:color w:val="0563c1"/>
+          <w:sz w:val="24"/>
+          <w:szCs w:val="24"/>
+          <w:highlight w:val="none"/>
+          <w:lang w:val="uk-UA"/>
+        </w:rPr>
+      </w:r>
+      <w:r>
+        <w:rPr>
+          <w:rFonts w:ascii="Times New Roman" w:hAnsi="Times New Roman" w:eastAsia="Times New Roman" w:cs="Times New Roman"/>
+          <w:color w:val="0563c1"/>
+          <w:sz w:val="24"/>
+          <w:szCs w:val="24"/>
+          <w:highlight w:val="none"/>
+          <w:lang w:val="uk-UA"/>
+        </w:rPr>
+      </w:r>
+      <w:r>
+        <w:rPr>
+          <w:highlight w:val="none"/>
+          <w:lang w:val="uk-UA" w:bidi="uk-UA"/>
+        </w:rPr>
+      </w:r>
+      <w:r>
+        <w:rPr>
+          <w:highlight w:val="none"/>
+          <w:lang w:val="uk-UA" w:bidi="uk-UA"/>
+        </w:rPr>
+      </w:r>
+      <w:r>
+        <w:rPr>
+          <w:highlight w:val="none"/>
+          <w:lang w:val="uk-UA"/>
+        </w:rPr>
+      </w:r>
+      <w:r>
+        <w:rPr>
+          <w:rFonts w:ascii="Times New Roman" w:hAnsi="Times New Roman" w:eastAsia="Times New Roman" w:cs="Times New Roman"/>
+          <w:color w:val="0563c1"/>
+          <w:sz w:val="24"/>
+          <w:szCs w:val="24"/>
+          <w:highlight w:val="none"/>
+          <w:lang w:val="uk-UA"/>
+        </w:rPr>
+      </w:r>
+    </w:p>
+    <w:p>
+      <w:pPr>
+        <w:pBdr/>
         <w:spacing/>
         <w:ind w:firstLine="0" w:left="0"/>
         <w:jc w:val="center"/>
@@ -23293,6 +23141,81 @@
           <w:lang w:val="uk-UA"/>
         </w:rPr>
       </w:r>
+      <w:r>
+        <mc:AlternateContent>
+          <mc:Choice Requires="wpg">
+            <w:drawing>
+              <wp:inline xmlns:wp="http://schemas.openxmlformats.org/drawingml/2006/wordprocessingDrawing" distT="0" distB="0" distL="0" distR="0">
+                <wp:extent cx="4382475" cy="2739047"/>
+                <wp:effectExtent l="0" t="0" r="0" b="0"/>
+                <wp:docPr id="21" name=""/>
+                <wp:cNvGraphicFramePr>
+                  <a:graphicFrameLocks xmlns:a="http://schemas.openxmlformats.org/drawingml/2006/main" noChangeAspect="1"/>
+                </wp:cNvGraphicFramePr>
+                <a:graphic xmlns:a="http://schemas.openxmlformats.org/drawingml/2006/main">
+                  <a:graphicData uri="http://schemas.openxmlformats.org/drawingml/2006/picture">
+                    <pic:pic xmlns:pic="http://schemas.openxmlformats.org/drawingml/2006/picture">
+                      <pic:nvPicPr>
+                        <pic:cNvPr id="1842242449" name=""/>
+                        <pic:cNvPicPr>
+                          <a:picLocks noChangeAspect="1"/>
+                        </pic:cNvPicPr>
+                        <pic:nvPr/>
+                      </pic:nvPicPr>
+                      <pic:blipFill rotWithShape="1">
+                        <a:blip r:embed="rId46"/>
+                        <a:stretch/>
+                      </pic:blipFill>
+                      <pic:spPr bwMode="auto">
+                        <a:xfrm flipH="0" flipV="0">
+                          <a:off x="0" y="0"/>
+                          <a:ext cx="4382474" cy="2739046"/>
+                        </a:xfrm>
+                        <a:prstGeom prst="rect">
+                          <a:avLst/>
+                        </a:prstGeom>
+                      </pic:spPr>
+                    </pic:pic>
+                  </a:graphicData>
+                </a:graphic>
+              </wp:inline>
+            </w:drawing>
+          </mc:Choice>
+          <mc:Fallback>
+            <w:pict>
+              <v:shapetype id="_x0000_t75" coordsize="21600,21600" o:spt="75" o:preferrelative="t" path="m@4@5l@4@11@9@11@9@5xe" filled="f" stroked="f">
+                <v:stroke joinstyle="miter"/>
+                <v:formulas>
+                  <v:f eqn="if lineDrawn pixelLineWidth 0"/>
+                  <v:f eqn="sum @0 1 0"/>
+                  <v:f eqn="sum 0 0 @1"/>
+                  <v:f eqn="prod @2 1 2"/>
+                  <v:f eqn="prod @3 21600 pixelWidth"/>
+                  <v:f eqn="prod @3 21600 pixelHeight"/>
+                  <v:f eqn="sum @0 0 1"/>
+                  <v:f eqn="prod @6 1 2"/>
+                  <v:f eqn="prod @7 21600 pixelWidth"/>
+                  <v:f eqn="sum @8 21600 0"/>
+                  <v:f eqn="prod @7 21600 pixelHeight"/>
+                  <v:f eqn="sum @10 21600 0"/>
+                </v:formulas>
+                <v:path o:extrusionok="f" gradientshapeok="t" o:connecttype="rect"/>
+                <o:lock v:ext="edit" aspectratio="t"/>
+              </v:shapetype>
+              <v:shape id="_x0000_i20" o:spid="_x0000_s20" type="#_x0000_t75" style="width:345.08pt;height:215.67pt;mso-wrap-distance-left:0.00pt;mso-wrap-distance-top:0.00pt;mso-wrap-distance-right:0.00pt;mso-wrap-distance-bottom:0.00pt;z-index:1;" stroked="false">
+                <v:imagedata r:id="rId46" o:title=""/>
+                <o:lock v:ext="edit" rotation="t"/>
+              </v:shape>
+            </w:pict>
+          </mc:Fallback>
+        </mc:AlternateContent>
+      </w:r>
+      <w:r>
+        <w:rPr>
+          <w:rFonts w:ascii="Times New Roman" w:hAnsi="Times New Roman" w:eastAsia="Times New Roman" w:cs="Times New Roman"/>
+          <w:lang w:val="uk-UA"/>
+        </w:rPr>
+      </w:r>
     </w:p>
     <w:p>
       <w:pPr>
@@ -23318,7 +23241,29 @@
           <w:rtl w:val="0"/>
           <w:lang w:val="uk-UA"/>
         </w:rPr>
-        <w:t xml:space="preserve">Рис. 11. Відеозустріч в Telegram</w:t>
+        <w:t xml:space="preserve">Рис. 11</w:t>
+      </w:r>
+      <w:r>
+        <w:rPr>
+          <w:rFonts w:ascii="Times New Roman" w:hAnsi="Times New Roman" w:eastAsia="Times New Roman" w:cs="Times New Roman"/>
+          <w:color w:val="0563c1"/>
+          <w:sz w:val="24"/>
+          <w:szCs w:val="24"/>
+          <w:rtl w:val="0"/>
+          <w:lang w:val="en-US"/>
+        </w:rPr>
+        <w:t xml:space="preserve">.2</w:t>
+      </w:r>
+      <w:r>
+        <w:rPr>
+          <w:rFonts w:ascii="Times New Roman" w:hAnsi="Times New Roman" w:eastAsia="Times New Roman" w:cs="Times New Roman"/>
+          <w:color w:val="0563c1"/>
+          <w:sz w:val="24"/>
+          <w:szCs w:val="24"/>
+          <w:rtl w:val="0"/>
+          <w:lang w:val="uk-UA"/>
+        </w:rPr>
+        <w:t xml:space="preserve">. Відеозустріч в Telegram</w:t>
       </w:r>
       <w:r>
         <w:rPr>
@@ -23366,24 +23311,78 @@
       </w:r>
       <w:r>
         <w:rPr>
-          <w:lang w:val="uk-UA"/>
-        </w:rPr>
-      </w:r>
-      <w:r>
-        <w:rPr>
-          <w:rFonts w:ascii="Times New Roman" w:hAnsi="Times New Roman" w:eastAsia="Times New Roman" w:cs="Times New Roman"/>
-          <w:color w:val="0563c1"/>
-          <w:sz w:val="24"/>
-          <w:szCs w:val="24"/>
           <w:highlight w:val="none"/>
-          <w:rtl w:val="0"/>
-          <w:lang w:val="uk-UA" w:bidi="uk-UA"/>
-        </w:rPr>
-      </w:r>
-      <w:r>
-        <w:rPr>
-          <w:lang w:val="uk-UA"/>
-        </w:rPr>
+          <w:lang w:val="uk-UA"/>
+        </w:rPr>
+      </w:r>
+      <w:r>
+        <mc:AlternateContent>
+          <mc:Choice Requires="wpg">
+            <w:drawing>
+              <wp:inline xmlns:wp="http://schemas.openxmlformats.org/drawingml/2006/wordprocessingDrawing" distT="0" distB="0" distL="0" distR="0">
+                <wp:extent cx="4249125" cy="2156127"/>
+                <wp:effectExtent l="0" t="0" r="0" b="0"/>
+                <wp:docPr id="22" name=""/>
+                <wp:cNvGraphicFramePr>
+                  <a:graphicFrameLocks xmlns:a="http://schemas.openxmlformats.org/drawingml/2006/main" noChangeAspect="1"/>
+                </wp:cNvGraphicFramePr>
+                <a:graphic xmlns:a="http://schemas.openxmlformats.org/drawingml/2006/main">
+                  <a:graphicData uri="http://schemas.openxmlformats.org/drawingml/2006/picture">
+                    <pic:pic xmlns:pic="http://schemas.openxmlformats.org/drawingml/2006/picture">
+                      <pic:nvPicPr>
+                        <pic:cNvPr id="2040600246" name=""/>
+                        <pic:cNvPicPr>
+                          <a:picLocks noChangeAspect="1"/>
+                        </pic:cNvPicPr>
+                        <pic:nvPr/>
+                      </pic:nvPicPr>
+                      <pic:blipFill rotWithShape="1">
+                        <a:blip r:embed="rId47"/>
+                        <a:stretch/>
+                      </pic:blipFill>
+                      <pic:spPr bwMode="auto">
+                        <a:xfrm flipH="0" flipV="0">
+                          <a:off x="0" y="0"/>
+                          <a:ext cx="4249125" cy="2156127"/>
+                        </a:xfrm>
+                        <a:prstGeom prst="rect">
+                          <a:avLst/>
+                        </a:prstGeom>
+                      </pic:spPr>
+                    </pic:pic>
+                  </a:graphicData>
+                </a:graphic>
+              </wp:inline>
+            </w:drawing>
+          </mc:Choice>
+          <mc:Fallback>
+            <w:pict>
+              <v:shapetype id="_x0000_t75" coordsize="21600,21600" o:spt="75" o:preferrelative="t" path="m@4@5l@4@11@9@11@9@5xe" filled="f" stroked="f">
+                <v:stroke joinstyle="miter"/>
+                <v:formulas>
+                  <v:f eqn="if lineDrawn pixelLineWidth 0"/>
+                  <v:f eqn="sum @0 1 0"/>
+                  <v:f eqn="sum 0 0 @1"/>
+                  <v:f eqn="prod @2 1 2"/>
+                  <v:f eqn="prod @3 21600 pixelWidth"/>
+                  <v:f eqn="prod @3 21600 pixelHeight"/>
+                  <v:f eqn="sum @0 0 1"/>
+                  <v:f eqn="prod @6 1 2"/>
+                  <v:f eqn="prod @7 21600 pixelWidth"/>
+                  <v:f eqn="sum @8 21600 0"/>
+                  <v:f eqn="prod @7 21600 pixelHeight"/>
+                  <v:f eqn="sum @10 21600 0"/>
+                </v:formulas>
+                <v:path o:extrusionok="f" gradientshapeok="t" o:connecttype="rect"/>
+                <o:lock v:ext="edit" aspectratio="t"/>
+              </v:shapetype>
+              <v:shape id="_x0000_i21" o:spid="_x0000_s21" type="#_x0000_t75" style="width:334.58pt;height:169.77pt;mso-wrap-distance-left:0.00pt;mso-wrap-distance-top:0.00pt;mso-wrap-distance-right:0.00pt;mso-wrap-distance-bottom:0.00pt;z-index:1;" stroked="false">
+                <v:imagedata r:id="rId47" o:title=""/>
+                <o:lock v:ext="edit" rotation="t"/>
+              </v:shape>
+            </w:pict>
+          </mc:Fallback>
+        </mc:AlternateContent>
       </w:r>
       <w:r>
         <w:rPr>
@@ -23468,7 +23467,7 @@
     </w:p>
     <w:p>
       <w:pPr>
-        <w:pStyle w:val="998"/>
+        <w:pStyle w:val="1000"/>
         <w:pBdr/>
         <w:spacing w:after="0" w:before="240"/>
         <w:ind/>
@@ -23525,26 +23524,6 @@
           <w:lang w:val="uk-UA"/>
         </w:rPr>
       </w:r>
-      <w:r>
-        <w:rPr>
-          <w:rFonts w:ascii="Times New Roman" w:hAnsi="Times New Roman" w:eastAsia="Times New Roman" w:cs="Times New Roman"/>
-          <w:sz w:val="24"/>
-          <w:szCs w:val="24"/>
-          <w:rtl w:val="0"/>
-          <w:lang w:val="uk-UA"/>
-        </w:rPr>
-      </w:r>
-      <w:r/>
-      <w:r>
-        <w:rPr>
-          <w:rFonts w:ascii="Times New Roman" w:hAnsi="Times New Roman" w:eastAsia="Times New Roman" w:cs="Times New Roman"/>
-          <w:b/>
-          <w:bCs/>
-          <w:sz w:val="32"/>
-          <w:szCs w:val="32"/>
-          <w:lang w:val="uk-UA"/>
-        </w:rPr>
-      </w:r>
     </w:p>
     <w:p>
       <w:pPr>
@@ -23561,7 +23540,7 @@
           <w:rtl w:val="0"/>
           <w:lang w:val="uk-UA"/>
         </w:rPr>
-        <w:t xml:space="preserve">Під час виконання завдань Епіку №2 було детально досліджено внутрішнє представлення даних у пам'яті комп'ютера, розміри та діапазони базових типів даних мови C++, а також принципи позиційних систем числення. На практиці було відпрацьовано виконання арифмети</w:t>
+        <w:t xml:space="preserve">П</w:t>
       </w:r>
       <w:r>
         <w:rPr>
@@ -23571,28 +23550,28 @@
           <w:rtl w:val="0"/>
           <w:lang w:val="uk-UA"/>
         </w:rPr>
+        <w:t xml:space="preserve">ід час виконання завдань Епіку №2 було детально досліджено внутрішнє представлення даних у пам'яті комп'ютера, розміри та діапазони базових типів даних мови C++, а також принципи позиційних систем числення. На практиці було відпрацьовано виконання арифмети</w:t>
+      </w:r>
+      <w:r>
+        <w:rPr>
+          <w:rFonts w:ascii="Times New Roman" w:hAnsi="Times New Roman" w:eastAsia="Times New Roman" w:cs="Times New Roman"/>
+          <w:sz w:val="24"/>
+          <w:szCs w:val="24"/>
+          <w:rtl w:val="0"/>
+          <w:lang w:val="uk-UA"/>
+        </w:rPr>
         <w:t xml:space="preserve">чних операцій у двійковій системі числення (порозрядне додавання з переносом та ділення куточком).</w:t>
       </w:r>
+      <w:r>
+        <w:rPr>
+          <w:rFonts w:ascii="Times New Roman" w:hAnsi="Times New Roman" w:eastAsia="Times New Roman" w:cs="Times New Roman"/>
+          <w:sz w:val="24"/>
+          <w:szCs w:val="24"/>
+          <w:rtl w:val="0"/>
+          <w:lang w:val="uk-UA"/>
+        </w:rPr>
+      </w:r>
       <w:r/>
-      <w:r>
-        <w:rPr>
-          <w:rFonts w:ascii="Times New Roman" w:hAnsi="Times New Roman" w:eastAsia="Times New Roman" w:cs="Times New Roman"/>
-          <w:sz w:val="24"/>
-          <w:szCs w:val="24"/>
-          <w:rtl w:val="0"/>
-          <w:lang w:val="uk-UA"/>
-        </w:rPr>
-      </w:r>
-      <w:r/>
-      <w:r>
-        <w:rPr>
-          <w:rFonts w:ascii="Times New Roman" w:hAnsi="Times New Roman" w:eastAsia="Times New Roman" w:cs="Times New Roman"/>
-          <w:sz w:val="24"/>
-          <w:szCs w:val="24"/>
-          <w:rtl w:val="0"/>
-          <w:lang w:val="uk-UA"/>
-        </w:rPr>
-      </w:r>
     </w:p>
     <w:p>
       <w:pPr>
@@ -23609,7 +23588,7 @@
           <w:rtl w:val="0"/>
           <w:lang w:val="uk-UA"/>
         </w:rPr>
-        <w:t xml:space="preserve">У ході виконання Лабораторної роботи №1 експериментально досліджено роботу з дійсними типами даних одинарної (float) та подвійної (double) точності за стандартом IEEE 754. На прикладі розрахунку математичного виразу з величинами різних порядків (10^9 та 10^</w:t>
+        <w:t xml:space="preserve">У</w:t>
       </w:r>
       <w:r>
         <w:rPr>
@@ -23619,7 +23598,7 @@
           <w:rtl w:val="0"/>
           <w:lang w:val="uk-UA"/>
         </w:rPr>
-        <w:t xml:space="preserve">-5) наочно продемонстровано ефект катастрофічного скасування та втрати значущих розрядів у типі float (похибка в 1 ULP призвела до спотворення результату до величини ~2.13e+6), тоді як тип double зберіг необхідну розрядність мантиси (результат -1.00136). Та</w:t>
+        <w:t xml:space="preserve"> ході виконання Лабораторної роботи №1 експериментально досліджено роботу з дійсними типами даних одинарної (float) та подвійної (double) точності за стандартом IEEE 754. На прикладі розрахунку математичного виразу з величинами різних порядків (10^9 та 10^</w:t>
       </w:r>
       <w:r>
         <w:rPr>
@@ -23629,28 +23608,38 @@
           <w:rtl w:val="0"/>
           <w:lang w:val="uk-UA"/>
         </w:rPr>
+        <w:t xml:space="preserve">-</w:t>
+      </w:r>
+      <w:r>
+        <w:rPr>
+          <w:rFonts w:ascii="Times New Roman" w:hAnsi="Times New Roman" w:eastAsia="Times New Roman" w:cs="Times New Roman"/>
+          <w:sz w:val="24"/>
+          <w:szCs w:val="24"/>
+          <w:rtl w:val="0"/>
+          <w:lang w:val="uk-UA"/>
+        </w:rPr>
+        <w:t xml:space="preserve">5) наочно продемонстровано ефект катастрофічного скасування та втрати значущих розрядів у типі float (похибка в 1 ULP призвела до спотворення результату до величини ~2.13e+6), тоді як тип double зберіг необхідну розрядність мантиси (результат -1.00136). Та</w:t>
+      </w:r>
+      <w:r>
+        <w:rPr>
+          <w:rFonts w:ascii="Times New Roman" w:hAnsi="Times New Roman" w:eastAsia="Times New Roman" w:cs="Times New Roman"/>
+          <w:sz w:val="24"/>
+          <w:szCs w:val="24"/>
+          <w:rtl w:val="0"/>
+          <w:lang w:val="uk-UA"/>
+        </w:rPr>
         <w:t xml:space="preserve">кож було практично вивчено особливості виконання унарних операцій, закріплено різницю між префіксним (++x) та постфіксним (x++) інкрементами та досліджено зміну станів змінних у пам'яті під час обчислення виразів.</w:t>
       </w:r>
+      <w:r>
+        <w:rPr>
+          <w:rFonts w:ascii="Times New Roman" w:hAnsi="Times New Roman" w:eastAsia="Times New Roman" w:cs="Times New Roman"/>
+          <w:sz w:val="24"/>
+          <w:szCs w:val="24"/>
+          <w:rtl w:val="0"/>
+          <w:lang w:val="uk-UA"/>
+        </w:rPr>
+      </w:r>
       <w:r/>
-      <w:r>
-        <w:rPr>
-          <w:rFonts w:ascii="Times New Roman" w:hAnsi="Times New Roman" w:eastAsia="Times New Roman" w:cs="Times New Roman"/>
-          <w:sz w:val="24"/>
-          <w:szCs w:val="24"/>
-          <w:rtl w:val="0"/>
-          <w:lang w:val="uk-UA"/>
-        </w:rPr>
-      </w:r>
-      <w:r/>
-      <w:r>
-        <w:rPr>
-          <w:rFonts w:ascii="Times New Roman" w:hAnsi="Times New Roman" w:eastAsia="Times New Roman" w:cs="Times New Roman"/>
-          <w:sz w:val="24"/>
-          <w:szCs w:val="24"/>
-          <w:rtl w:val="0"/>
-          <w:lang w:val="uk-UA"/>
-        </w:rPr>
-      </w:r>
     </w:p>
     <w:p>
       <w:pPr>
@@ -23667,7 +23656,7 @@
           <w:rtl w:val="0"/>
           <w:lang w:val="uk-UA"/>
         </w:rPr>
-        <w:t xml:space="preserve">Під час виконання практичної роботи реалізовано розгалужений алгоритм аналізу надійності пароля. Опановано побудову багаторівневих перевірок за допомогою конструкцій if / else if / else, застосування законів де Моргана для валідації вхідних даних без викори</w:t>
+        <w:t xml:space="preserve">П</w:t>
       </w:r>
       <w:r>
         <w:rPr>
@@ -23677,28 +23666,28 @@
           <w:rtl w:val="0"/>
           <w:lang w:val="uk-UA"/>
         </w:rPr>
+        <w:t xml:space="preserve">ід час виконання практичної роботи реалізовано розгалужений алгоритм аналізу надійності пароля. Опановано побудову багаторівневих перевірок за допомогою конструкцій if / else if / else, застосування законів де Моргана для валідації вхідних даних без викори</w:t>
+      </w:r>
+      <w:r>
+        <w:rPr>
+          <w:rFonts w:ascii="Times New Roman" w:hAnsi="Times New Roman" w:eastAsia="Times New Roman" w:cs="Times New Roman"/>
+          <w:sz w:val="24"/>
+          <w:szCs w:val="24"/>
+          <w:rtl w:val="0"/>
+          <w:lang w:val="uk-UA"/>
+        </w:rPr>
         <w:t xml:space="preserve">стання циклів, а також реалізацію логіки виведення рекомендацій через оператор switch-case з обов'язковим контролем виходу за допомогою break. Додатково було стилізовано вивід системних помилок через ANSI escape-коди.</w:t>
       </w:r>
+      <w:r>
+        <w:rPr>
+          <w:rFonts w:ascii="Times New Roman" w:hAnsi="Times New Roman" w:eastAsia="Times New Roman" w:cs="Times New Roman"/>
+          <w:sz w:val="24"/>
+          <w:szCs w:val="24"/>
+          <w:rtl w:val="0"/>
+          <w:lang w:val="uk-UA"/>
+        </w:rPr>
+      </w:r>
       <w:r/>
-      <w:r>
-        <w:rPr>
-          <w:rFonts w:ascii="Times New Roman" w:hAnsi="Times New Roman" w:eastAsia="Times New Roman" w:cs="Times New Roman"/>
-          <w:sz w:val="24"/>
-          <w:szCs w:val="24"/>
-          <w:rtl w:val="0"/>
-          <w:lang w:val="uk-UA"/>
-        </w:rPr>
-      </w:r>
-      <w:r/>
-      <w:r>
-        <w:rPr>
-          <w:rFonts w:ascii="Times New Roman" w:hAnsi="Times New Roman" w:eastAsia="Times New Roman" w:cs="Times New Roman"/>
-          <w:sz w:val="24"/>
-          <w:szCs w:val="24"/>
-          <w:rtl w:val="0"/>
-          <w:lang w:val="uk-UA"/>
-        </w:rPr>
-      </w:r>
     </w:p>
     <w:p>
       <w:pPr>
@@ -23715,7 +23704,7 @@
           <w:rtl w:val="0"/>
           <w:lang w:val="uk-UA"/>
         </w:rPr>
-        <w:t xml:space="preserve">У межах алгоритмічного треку на платформі Algotester розв'язано та протестовано комплекс задач (Lab 1v1, 0011 «Марічка і печиво», 0031 «Коля, Вася і Теніс»), у яких закріплено навички захисту від переповнення розрядності цілих чисел за допомогою 64-бітного </w:t>
+        <w:t xml:space="preserve">У</w:t>
       </w:r>
       <w:r>
         <w:rPr>
@@ -23725,28 +23714,28 @@
           <w:rtl w:val="0"/>
           <w:lang w:val="uk-UA"/>
         </w:rPr>
+        <w:t xml:space="preserve"> межах алгоритмічного треку на платформі Algotester розв'язано та протестовано комплекс задач (Lab 1v1, 0011 «Марічка і печиво», 0031 «Коля, Вася і Теніс»), у яких закріплено навички захисту від переповнення розрядності цілих чисел за допомогою 64-бітного </w:t>
+      </w:r>
+      <w:r>
+        <w:rPr>
+          <w:rFonts w:ascii="Times New Roman" w:hAnsi="Times New Roman" w:eastAsia="Times New Roman" w:cs="Times New Roman"/>
+          <w:sz w:val="24"/>
+          <w:szCs w:val="24"/>
+          <w:rtl w:val="0"/>
+          <w:lang w:val="uk-UA"/>
+        </w:rPr>
         <w:t xml:space="preserve">типу long long (для обсягів даних до 10^14) та моделювання логіки спортивних партій.</w:t>
       </w:r>
+      <w:r>
+        <w:rPr>
+          <w:rFonts w:ascii="Times New Roman" w:hAnsi="Times New Roman" w:eastAsia="Times New Roman" w:cs="Times New Roman"/>
+          <w:sz w:val="24"/>
+          <w:szCs w:val="24"/>
+          <w:rtl w:val="0"/>
+          <w:lang w:val="uk-UA"/>
+        </w:rPr>
+      </w:r>
       <w:r/>
-      <w:r>
-        <w:rPr>
-          <w:rFonts w:ascii="Times New Roman" w:hAnsi="Times New Roman" w:eastAsia="Times New Roman" w:cs="Times New Roman"/>
-          <w:sz w:val="24"/>
-          <w:szCs w:val="24"/>
-          <w:rtl w:val="0"/>
-          <w:lang w:val="uk-UA"/>
-        </w:rPr>
-      </w:r>
-      <w:r/>
-      <w:r>
-        <w:rPr>
-          <w:rFonts w:ascii="Times New Roman" w:hAnsi="Times New Roman" w:eastAsia="Times New Roman" w:cs="Times New Roman"/>
-          <w:sz w:val="24"/>
-          <w:szCs w:val="24"/>
-          <w:rtl w:val="0"/>
-          <w:lang w:val="uk-UA"/>
-        </w:rPr>
-      </w:r>
     </w:p>
     <w:p>
       <w:pPr>
@@ -23766,7 +23755,7 @@
           <w:rtl w:val="0"/>
           <w:lang w:val="uk-UA"/>
         </w:rPr>
-        <w:t xml:space="preserve">Управління версіями коду здійснювалося за допомогою системи Git: налаштовано чисту робочу гілку epic_2_davyd_bahatskyi, проведено відсікання зайвої історії комітів, оформлено офіційний Pull Request до репозиторію кафедри та організовано командне відстеження</w:t>
+        <w:t xml:space="preserve">У</w:t>
       </w:r>
       <w:r>
         <w:rPr>
@@ -23776,15 +23765,21 @@
           <w:rtl w:val="0"/>
           <w:lang w:val="uk-UA"/>
         </w:rPr>
+        <w:t xml:space="preserve">правління версіями коду здійснювалося за допомогою системи Git: налаштовано чисту робочу гілку epic_2_davyd_bahatskyi, проведено відсікання зайвої історії комітів, оформлено офіційний Pull Request до репозиторію кафедри та організовано командне відстеження</w:t>
+      </w:r>
+      <w:r>
+        <w:rPr>
+          <w:rFonts w:ascii="Times New Roman" w:hAnsi="Times New Roman" w:eastAsia="Times New Roman" w:cs="Times New Roman"/>
+          <w:sz w:val="24"/>
+          <w:szCs w:val="24"/>
+          <w:rtl w:val="0"/>
+          <w:lang w:val="uk-UA"/>
+        </w:rPr>
         <w:t xml:space="preserve"> завдань через Trello. Усі поставлені завдання та цілі Епіку №2 виконано в повному обсязі.</w:t>
       </w:r>
-      <w:r/>
-      <w:r>
-        <w:rPr>
-          <w:rFonts w:ascii="Times New Roman" w:hAnsi="Times New Roman" w:eastAsia="Times New Roman" w:cs="Times New Roman"/>
-          <w:sz w:val="24"/>
-          <w:szCs w:val="24"/>
-          <w:rtl w:val="0"/>
+      <w:r>
+        <w:rPr>
+          <w:rFonts w:ascii="Times New Roman" w:hAnsi="Times New Roman" w:eastAsia="Times New Roman" w:cs="Times New Roman"/>
           <w:lang w:val="uk-UA"/>
         </w:rPr>
       </w:r>
@@ -30229,7 +30224,7 @@
     <w:lsdException w:name="Bibliography" w:uiPriority="37"/>
     <w:lsdException w:name="TOC Heading" w:uiPriority="39" w:qFormat="1"/>
   </w:latentStyles>
-  <w:style w:type="table" w:styleId="817" w:default="1">
+  <w:style w:type="table" w:styleId="819" w:default="1">
     <w:name w:val="Normal Table"/>
     <w:uiPriority w:val="99"/>
     <w:semiHidden/>
@@ -30422,9 +30417,9 @@
       </w:tcPr>
     </w:tblStylePr>
   </w:style>
-  <w:style w:type="table" w:styleId="818">
+  <w:style w:type="table" w:styleId="820">
     <w:name w:val="Table Grid"/>
-    <w:basedOn w:val="817"/>
+    <w:basedOn w:val="819"/>
     <w:uiPriority w:val="59"/>
     <w:pPr>
       <w:pBdr/>
@@ -30621,9 +30616,9 @@
       </w:tcPr>
     </w:tblStylePr>
   </w:style>
-  <w:style w:type="table" w:styleId="819">
+  <w:style w:type="table" w:styleId="821">
     <w:name w:val="Table Grid Light"/>
-    <w:basedOn w:val="817"/>
+    <w:basedOn w:val="819"/>
     <w:uiPriority w:val="59"/>
     <w:pPr>
       <w:pBdr/>
@@ -30820,9 +30815,9 @@
       </w:tcPr>
     </w:tblStylePr>
   </w:style>
-  <w:style w:type="table" w:styleId="820">
+  <w:style w:type="table" w:styleId="822">
     <w:name w:val="Plain Table 1"/>
-    <w:basedOn w:val="817"/>
+    <w:basedOn w:val="819"/>
     <w:uiPriority w:val="59"/>
     <w:pPr>
       <w:pBdr/>
@@ -31045,9 +31040,9 @@
       </w:tcPr>
     </w:tblStylePr>
   </w:style>
-  <w:style w:type="table" w:styleId="821">
+  <w:style w:type="table" w:styleId="823">
     <w:name w:val="Plain Table 2"/>
-    <w:basedOn w:val="817"/>
+    <w:basedOn w:val="819"/>
     <w:uiPriority w:val="59"/>
     <w:pPr>
       <w:pBdr/>
@@ -31278,9 +31273,9 @@
       </w:tcPr>
     </w:tblStylePr>
   </w:style>
-  <w:style w:type="table" w:styleId="822">
+  <w:style w:type="table" w:styleId="824">
     <w:name w:val="Plain Table 3"/>
-    <w:basedOn w:val="817"/>
+    <w:basedOn w:val="819"/>
     <w:uiPriority w:val="99"/>
     <w:pPr>
       <w:pBdr/>
@@ -31508,9 +31503,9 @@
       </w:tcPr>
     </w:tblStylePr>
   </w:style>
-  <w:style w:type="table" w:styleId="823">
+  <w:style w:type="table" w:styleId="825">
     <w:name w:val="Plain Table 4"/>
-    <w:basedOn w:val="817"/>
+    <w:basedOn w:val="819"/>
     <w:uiPriority w:val="99"/>
     <w:pPr>
       <w:pBdr/>
@@ -31724,9 +31719,9 @@
       </w:tcPr>
     </w:tblStylePr>
   </w:style>
-  <w:style w:type="table" w:styleId="824">
+  <w:style w:type="table" w:styleId="826">
     <w:name w:val="Plain Table 5"/>
-    <w:basedOn w:val="817"/>
+    <w:basedOn w:val="819"/>
     <w:uiPriority w:val="99"/>
     <w:pPr>
       <w:pBdr/>
@@ -31957,9 +31952,9 @@
       </w:tcPr>
     </w:tblStylePr>
   </w:style>
-  <w:style w:type="table" w:styleId="825">
+  <w:style w:type="table" w:styleId="827">
     <w:name w:val="Grid Table 1 Light"/>
-    <w:basedOn w:val="817"/>
+    <w:basedOn w:val="819"/>
     <w:uiPriority w:val="99"/>
     <w:pPr>
       <w:pBdr/>
@@ -32180,9 +32175,9 @@
       </w:tcPr>
     </w:tblStylePr>
   </w:style>
-  <w:style w:type="table" w:styleId="826">
+  <w:style w:type="table" w:styleId="828">
     <w:name w:val="Grid Table 1 Light - Accent 1"/>
-    <w:basedOn w:val="817"/>
+    <w:basedOn w:val="819"/>
     <w:uiPriority w:val="99"/>
     <w:pPr>
       <w:pBdr/>
@@ -32403,9 +32398,9 @@
       </w:tcPr>
     </w:tblStylePr>
   </w:style>
-  <w:style w:type="table" w:styleId="827">
+  <w:style w:type="table" w:styleId="829">
     <w:name w:val="Grid Table 1 Light - Accent 2"/>
-    <w:basedOn w:val="817"/>
+    <w:basedOn w:val="819"/>
     <w:uiPriority w:val="99"/>
     <w:pPr>
       <w:pBdr/>
@@ -32626,9 +32621,9 @@
       </w:tcPr>
     </w:tblStylePr>
   </w:style>
-  <w:style w:type="table" w:styleId="828">
+  <w:style w:type="table" w:styleId="830">
     <w:name w:val="Grid Table 1 Light - Accent 3"/>
-    <w:basedOn w:val="817"/>
+    <w:basedOn w:val="819"/>
     <w:uiPriority w:val="99"/>
     <w:pPr>
       <w:pBdr/>
@@ -32849,9 +32844,9 @@
       </w:tcPr>
     </w:tblStylePr>
   </w:style>
-  <w:style w:type="table" w:styleId="829">
+  <w:style w:type="table" w:styleId="831">
     <w:name w:val="Grid Table 1 Light - Accent 4"/>
-    <w:basedOn w:val="817"/>
+    <w:basedOn w:val="819"/>
     <w:uiPriority w:val="99"/>
     <w:pPr>
       <w:pBdr/>
@@ -33072,9 +33067,9 @@
       </w:tcPr>
     </w:tblStylePr>
   </w:style>
-  <w:style w:type="table" w:styleId="830">
+  <w:style w:type="table" w:styleId="832">
     <w:name w:val="Grid Table 1 Light - Accent 5"/>
-    <w:basedOn w:val="817"/>
+    <w:basedOn w:val="819"/>
     <w:uiPriority w:val="99"/>
     <w:pPr>
       <w:pBdr/>
@@ -33295,9 +33290,9 @@
       </w:tcPr>
     </w:tblStylePr>
   </w:style>
-  <w:style w:type="table" w:styleId="831">
+  <w:style w:type="table" w:styleId="833">
     <w:name w:val="Grid Table 1 Light - Accent 6"/>
-    <w:basedOn w:val="817"/>
+    <w:basedOn w:val="819"/>
     <w:uiPriority w:val="99"/>
     <w:pPr>
       <w:pBdr/>
@@ -33518,9 +33513,9 @@
       </w:tcPr>
     </w:tblStylePr>
   </w:style>
-  <w:style w:type="table" w:styleId="832">
+  <w:style w:type="table" w:styleId="834">
     <w:name w:val="Grid Table 2"/>
-    <w:basedOn w:val="817"/>
+    <w:basedOn w:val="819"/>
     <w:uiPriority w:val="99"/>
     <w:pPr>
       <w:pBdr/>
@@ -33750,9 +33745,9 @@
       </w:tcPr>
     </w:tblStylePr>
   </w:style>
-  <w:style w:type="table" w:styleId="833">
+  <w:style w:type="table" w:styleId="835">
     <w:name w:val="Grid Table 2 - Accent 1"/>
-    <w:basedOn w:val="817"/>
+    <w:basedOn w:val="819"/>
     <w:uiPriority w:val="99"/>
     <w:pPr>
       <w:pBdr/>
@@ -33982,9 +33977,9 @@
       </w:tcPr>
     </w:tblStylePr>
   </w:style>
-  <w:style w:type="table" w:styleId="834">
+  <w:style w:type="table" w:styleId="836">
     <w:name w:val="Grid Table 2 - Accent 2"/>
-    <w:basedOn w:val="817"/>
+    <w:basedOn w:val="819"/>
     <w:uiPriority w:val="99"/>
     <w:pPr>
       <w:pBdr/>
@@ -34214,9 +34209,9 @@
       </w:tcPr>
     </w:tblStylePr>
   </w:style>
-  <w:style w:type="table" w:styleId="835">
+  <w:style w:type="table" w:styleId="837">
     <w:name w:val="Grid Table 2 - Accent 3"/>
-    <w:basedOn w:val="817"/>
+    <w:basedOn w:val="819"/>
     <w:uiPriority w:val="99"/>
     <w:pPr>
       <w:pBdr/>
@@ -34446,9 +34441,9 @@
       </w:tcPr>
     </w:tblStylePr>
   </w:style>
-  <w:style w:type="table" w:styleId="836">
+  <w:style w:type="table" w:styleId="838">
     <w:name w:val="Grid Table 2 - Accent 4"/>
-    <w:basedOn w:val="817"/>
+    <w:basedOn w:val="819"/>
     <w:uiPriority w:val="99"/>
     <w:pPr>
       <w:pBdr/>
@@ -34678,9 +34673,9 @@
       </w:tcPr>
     </w:tblStylePr>
   </w:style>
-  <w:style w:type="table" w:styleId="837">
+  <w:style w:type="table" w:styleId="839">
     <w:name w:val="Grid Table 2 - Accent 5"/>
-    <w:basedOn w:val="817"/>
+    <w:basedOn w:val="819"/>
     <w:uiPriority w:val="99"/>
     <w:pPr>
       <w:pBdr/>
@@ -34910,9 +34905,9 @@
       </w:tcPr>
     </w:tblStylePr>
   </w:style>
-  <w:style w:type="table" w:styleId="838">
+  <w:style w:type="table" w:styleId="840">
     <w:name w:val="Grid Table 2 - Accent 6"/>
-    <w:basedOn w:val="817"/>
+    <w:basedOn w:val="819"/>
     <w:uiPriority w:val="99"/>
     <w:pPr>
       <w:pBdr/>
@@ -35142,9 +35137,9 @@
       </w:tcPr>
     </w:tblStylePr>
   </w:style>
-  <w:style w:type="table" w:styleId="839">
+  <w:style w:type="table" w:styleId="841">
     <w:name w:val="Grid Table 3"/>
-    <w:basedOn w:val="817"/>
+    <w:basedOn w:val="819"/>
     <w:uiPriority w:val="99"/>
     <w:pPr>
       <w:pBdr/>
@@ -35387,9 +35382,9 @@
       </w:tcPr>
     </w:tblStylePr>
   </w:style>
-  <w:style w:type="table" w:styleId="840">
+  <w:style w:type="table" w:styleId="842">
     <w:name w:val="Grid Table 3 - Accent 1"/>
-    <w:basedOn w:val="817"/>
+    <w:basedOn w:val="819"/>
     <w:uiPriority w:val="99"/>
     <w:pPr>
       <w:pBdr/>
@@ -35632,9 +35627,9 @@
       </w:tcPr>
     </w:tblStylePr>
   </w:style>
-  <w:style w:type="table" w:styleId="841">
+  <w:style w:type="table" w:styleId="843">
     <w:name w:val="Grid Table 3 - Accent 2"/>
-    <w:basedOn w:val="817"/>
+    <w:basedOn w:val="819"/>
     <w:uiPriority w:val="99"/>
     <w:pPr>
       <w:pBdr/>
@@ -35877,9 +35872,9 @@
       </w:tcPr>
     </w:tblStylePr>
   </w:style>
-  <w:style w:type="table" w:styleId="842">
+  <w:style w:type="table" w:styleId="844">
     <w:name w:val="Grid Table 3 - Accent 3"/>
-    <w:basedOn w:val="817"/>
+    <w:basedOn w:val="819"/>
     <w:uiPriority w:val="99"/>
     <w:pPr>
       <w:pBdr/>
@@ -36122,9 +36117,9 @@
       </w:tcPr>
     </w:tblStylePr>
   </w:style>
-  <w:style w:type="table" w:styleId="843">
+  <w:style w:type="table" w:styleId="845">
     <w:name w:val="Grid Table 3 - Accent 4"/>
-    <w:basedOn w:val="817"/>
+    <w:basedOn w:val="819"/>
     <w:uiPriority w:val="99"/>
     <w:pPr>
       <w:pBdr/>
@@ -36367,9 +36362,9 @@
       </w:tcPr>
     </w:tblStylePr>
   </w:style>
-  <w:style w:type="table" w:styleId="844">
+  <w:style w:type="table" w:styleId="846">
     <w:name w:val="Grid Table 3 - Accent 5"/>
-    <w:basedOn w:val="817"/>
+    <w:basedOn w:val="819"/>
     <w:uiPriority w:val="99"/>
     <w:pPr>
       <w:pBdr/>
@@ -36612,9 +36607,9 @@
       </w:tcPr>
     </w:tblStylePr>
   </w:style>
-  <w:style w:type="table" w:styleId="845">
+  <w:style w:type="table" w:styleId="847">
     <w:name w:val="Grid Table 3 - Accent 6"/>
-    <w:basedOn w:val="817"/>
+    <w:basedOn w:val="819"/>
     <w:uiPriority w:val="99"/>
     <w:pPr>
       <w:pBdr/>
@@ -36857,9 +36852,9 @@
       </w:tcPr>
     </w:tblStylePr>
   </w:style>
-  <w:style w:type="table" w:styleId="846">
+  <w:style w:type="table" w:styleId="848">
     <w:name w:val="Grid Table 4"/>
-    <w:basedOn w:val="817"/>
+    <w:basedOn w:val="819"/>
     <w:uiPriority w:val="59"/>
     <w:pPr>
       <w:pBdr/>
@@ -37090,9 +37085,9 @@
       </w:tcPr>
     </w:tblStylePr>
   </w:style>
-  <w:style w:type="table" w:styleId="847">
+  <w:style w:type="table" w:styleId="849">
     <w:name w:val="Grid Table 4 - Accent 1"/>
-    <w:basedOn w:val="817"/>
+    <w:basedOn w:val="819"/>
     <w:uiPriority w:val="59"/>
     <w:pPr>
       <w:pBdr/>
@@ -37323,9 +37318,9 @@
       </w:tcPr>
     </w:tblStylePr>
   </w:style>
-  <w:style w:type="table" w:styleId="848">
+  <w:style w:type="table" w:styleId="850">
     <w:name w:val="Grid Table 4 - Accent 2"/>
-    <w:basedOn w:val="817"/>
+    <w:basedOn w:val="819"/>
     <w:uiPriority w:val="59"/>
     <w:pPr>
       <w:pBdr/>
@@ -37556,9 +37551,9 @@
       </w:tcPr>
     </w:tblStylePr>
   </w:style>
-  <w:style w:type="table" w:styleId="849">
+  <w:style w:type="table" w:styleId="851">
     <w:name w:val="Grid Table 4 - Accent 3"/>
-    <w:basedOn w:val="817"/>
+    <w:basedOn w:val="819"/>
     <w:uiPriority w:val="59"/>
     <w:pPr>
       <w:pBdr/>
@@ -37789,9 +37784,9 @@
       </w:tcPr>
     </w:tblStylePr>
   </w:style>
-  <w:style w:type="table" w:styleId="850">
+  <w:style w:type="table" w:styleId="852">
     <w:name w:val="Grid Table 4 - Accent 4"/>
-    <w:basedOn w:val="817"/>
+    <w:basedOn w:val="819"/>
     <w:uiPriority w:val="59"/>
     <w:pPr>
       <w:pBdr/>
@@ -38022,9 +38017,9 @@
       </w:tcPr>
     </w:tblStylePr>
   </w:style>
-  <w:style w:type="table" w:styleId="851">
+  <w:style w:type="table" w:styleId="853">
     <w:name w:val="Grid Table 4 - Accent 5"/>
-    <w:basedOn w:val="817"/>
+    <w:basedOn w:val="819"/>
     <w:uiPriority w:val="59"/>
     <w:pPr>
       <w:pBdr/>
@@ -38255,9 +38250,9 @@
       </w:tcPr>
     </w:tblStylePr>
   </w:style>
-  <w:style w:type="table" w:styleId="852">
+  <w:style w:type="table" w:styleId="854">
     <w:name w:val="Grid Table 4 - Accent 6"/>
-    <w:basedOn w:val="817"/>
+    <w:basedOn w:val="819"/>
     <w:uiPriority w:val="59"/>
     <w:pPr>
       <w:pBdr/>
@@ -38488,9 +38483,9 @@
       </w:tcPr>
     </w:tblStylePr>
   </w:style>
-  <w:style w:type="table" w:styleId="853">
+  <w:style w:type="table" w:styleId="855">
     <w:name w:val="Grid Table 5 Dark"/>
-    <w:basedOn w:val="817"/>
+    <w:basedOn w:val="819"/>
     <w:uiPriority w:val="99"/>
     <w:pPr>
       <w:pBdr/>
@@ -38716,9 +38711,9 @@
       </w:tcPr>
     </w:tblStylePr>
   </w:style>
-  <w:style w:type="table" w:styleId="854">
+  <w:style w:type="table" w:styleId="856">
     <w:name w:val="Grid Table 5 Dark- Accent 1"/>
-    <w:basedOn w:val="817"/>
+    <w:basedOn w:val="819"/>
     <w:uiPriority w:val="99"/>
     <w:pPr>
       <w:pBdr/>
@@ -38944,9 +38939,9 @@
       </w:tcPr>
     </w:tblStylePr>
   </w:style>
-  <w:style w:type="table" w:styleId="855">
+  <w:style w:type="table" w:styleId="857">
     <w:name w:val="Grid Table 5 Dark - Accent 2"/>
-    <w:basedOn w:val="817"/>
+    <w:basedOn w:val="819"/>
     <w:uiPriority w:val="99"/>
     <w:pPr>
       <w:pBdr/>
@@ -39172,9 +39167,9 @@
       </w:tcPr>
     </w:tblStylePr>
   </w:style>
-  <w:style w:type="table" w:styleId="856">
+  <w:style w:type="table" w:styleId="858">
     <w:name w:val="Grid Table 5 Dark - Accent 3"/>
-    <w:basedOn w:val="817"/>
+    <w:basedOn w:val="819"/>
     <w:uiPriority w:val="99"/>
     <w:pPr>
       <w:pBdr/>
@@ -39400,9 +39395,9 @@
       </w:tcPr>
     </w:tblStylePr>
   </w:style>
-  <w:style w:type="table" w:styleId="857">
+  <w:style w:type="table" w:styleId="859">
     <w:name w:val="Grid Table 5 Dark- Accent 4"/>
-    <w:basedOn w:val="817"/>
+    <w:basedOn w:val="819"/>
     <w:uiPriority w:val="99"/>
     <w:pPr>
       <w:pBdr/>
@@ -39628,9 +39623,9 @@
       </w:tcPr>
     </w:tblStylePr>
   </w:style>
-  <w:style w:type="table" w:styleId="858">
+  <w:style w:type="table" w:styleId="860">
     <w:name w:val="Grid Table 5 Dark - Accent 5"/>
-    <w:basedOn w:val="817"/>
+    <w:basedOn w:val="819"/>
     <w:uiPriority w:val="99"/>
     <w:pPr>
       <w:pBdr/>
@@ -39856,9 +39851,9 @@
       </w:tcPr>
     </w:tblStylePr>
   </w:style>
-  <w:style w:type="table" w:styleId="859">
+  <w:style w:type="table" w:styleId="861">
     <w:name w:val="Grid Table 5 Dark - Accent 6"/>
-    <w:basedOn w:val="817"/>
+    <w:basedOn w:val="819"/>
     <w:uiPriority w:val="99"/>
     <w:pPr>
       <w:pBdr/>
@@ -40084,9 +40079,9 @@
       </w:tcPr>
     </w:tblStylePr>
   </w:style>
-  <w:style w:type="table" w:styleId="860">
+  <w:style w:type="table" w:styleId="862">
     <w:name w:val="Grid Table 6 Colorful"/>
-    <w:basedOn w:val="817"/>
+    <w:basedOn w:val="819"/>
     <w:uiPriority w:val="99"/>
     <w:pPr>
       <w:pBdr/>
@@ -40314,9 +40309,9 @@
       </w:tcPr>
     </w:tblStylePr>
   </w:style>
-  <w:style w:type="table" w:styleId="861">
+  <w:style w:type="table" w:styleId="863">
     <w:name w:val="Grid Table 6 Colorful - Accent 1"/>
-    <w:basedOn w:val="817"/>
+    <w:basedOn w:val="819"/>
     <w:uiPriority w:val="99"/>
     <w:pPr>
       <w:pBdr/>
@@ -40544,9 +40539,9 @@
       </w:tcPr>
     </w:tblStylePr>
   </w:style>
-  <w:style w:type="table" w:styleId="862">
+  <w:style w:type="table" w:styleId="864">
     <w:name w:val="Grid Table 6 Colorful - Accent 2"/>
-    <w:basedOn w:val="817"/>
+    <w:basedOn w:val="819"/>
     <w:uiPriority w:val="99"/>
     <w:pPr>
       <w:pBdr/>
@@ -40774,9 +40769,9 @@
       </w:tcPr>
     </w:tblStylePr>
   </w:style>
-  <w:style w:type="table" w:styleId="863">
+  <w:style w:type="table" w:styleId="865">
     <w:name w:val="Grid Table 6 Colorful - Accent 3"/>
-    <w:basedOn w:val="817"/>
+    <w:basedOn w:val="819"/>
     <w:uiPriority w:val="99"/>
     <w:pPr>
       <w:pBdr/>
@@ -41004,9 +40999,9 @@
       </w:tcPr>
     </w:tblStylePr>
   </w:style>
-  <w:style w:type="table" w:styleId="864">
+  <w:style w:type="table" w:styleId="866">
     <w:name w:val="Grid Table 6 Colorful - Accent 4"/>
-    <w:basedOn w:val="817"/>
+    <w:basedOn w:val="819"/>
     <w:uiPriority w:val="99"/>
     <w:pPr>
       <w:pBdr/>
@@ -41234,9 +41229,9 @@
       </w:tcPr>
     </w:tblStylePr>
   </w:style>
-  <w:style w:type="table" w:styleId="865">
+  <w:style w:type="table" w:styleId="867">
     <w:name w:val="Grid Table 6 Colorful - Accent 5"/>
-    <w:basedOn w:val="817"/>
+    <w:basedOn w:val="819"/>
     <w:uiPriority w:val="99"/>
     <w:pPr>
       <w:pBdr/>
@@ -41464,9 +41459,9 @@
       </w:tcPr>
     </w:tblStylePr>
   </w:style>
-  <w:style w:type="table" w:styleId="866">
+  <w:style w:type="table" w:styleId="868">
     <w:name w:val="Grid Table 6 Colorful - Accent 6"/>
-    <w:basedOn w:val="817"/>
+    <w:basedOn w:val="819"/>
     <w:uiPriority w:val="99"/>
     <w:pPr>
       <w:pBdr/>
@@ -41694,9 +41689,9 @@
       </w:tcPr>
     </w:tblStylePr>
   </w:style>
-  <w:style w:type="table" w:styleId="867">
+  <w:style w:type="table" w:styleId="869">
     <w:name w:val="Grid Table 7 Colorful"/>
-    <w:basedOn w:val="817"/>
+    <w:basedOn w:val="819"/>
     <w:uiPriority w:val="99"/>
     <w:pPr>
       <w:pBdr/>
@@ -41948,9 +41943,9 @@
       </w:tcPr>
     </w:tblStylePr>
   </w:style>
-  <w:style w:type="table" w:styleId="868">
+  <w:style w:type="table" w:styleId="870">
     <w:name w:val="Grid Table 7 Colorful - Accent 1"/>
-    <w:basedOn w:val="817"/>
+    <w:basedOn w:val="819"/>
     <w:uiPriority w:val="99"/>
     <w:pPr>
       <w:pBdr/>
@@ -42202,9 +42197,9 @@
       </w:tcPr>
     </w:tblStylePr>
   </w:style>
-  <w:style w:type="table" w:styleId="869">
+  <w:style w:type="table" w:styleId="871">
     <w:name w:val="Grid Table 7 Colorful - Accent 2"/>
-    <w:basedOn w:val="817"/>
+    <w:basedOn w:val="819"/>
     <w:uiPriority w:val="99"/>
     <w:pPr>
       <w:pBdr/>
@@ -42456,9 +42451,9 @@
       </w:tcPr>
     </w:tblStylePr>
   </w:style>
-  <w:style w:type="table" w:styleId="870">
+  <w:style w:type="table" w:styleId="872">
     <w:name w:val="Grid Table 7 Colorful - Accent 3"/>
-    <w:basedOn w:val="817"/>
+    <w:basedOn w:val="819"/>
     <w:uiPriority w:val="99"/>
     <w:pPr>
       <w:pBdr/>
@@ -42710,9 +42705,9 @@
       </w:tcPr>
     </w:tblStylePr>
   </w:style>
-  <w:style w:type="table" w:styleId="871">
+  <w:style w:type="table" w:styleId="873">
     <w:name w:val="Grid Table 7 Colorful - Accent 4"/>
-    <w:basedOn w:val="817"/>
+    <w:basedOn w:val="819"/>
     <w:uiPriority w:val="99"/>
     <w:pPr>
       <w:pBdr/>
@@ -42964,9 +42959,9 @@
       </w:tcPr>
     </w:tblStylePr>
   </w:style>
-  <w:style w:type="table" w:styleId="872">
+  <w:style w:type="table" w:styleId="874">
     <w:name w:val="Grid Table 7 Colorful - Accent 5"/>
-    <w:basedOn w:val="817"/>
+    <w:basedOn w:val="819"/>
     <w:uiPriority w:val="99"/>
     <w:pPr>
       <w:pBdr/>
@@ -43218,9 +43213,9 @@
       </w:tcPr>
     </w:tblStylePr>
   </w:style>
-  <w:style w:type="table" w:styleId="873">
+  <w:style w:type="table" w:styleId="875">
     <w:name w:val="Grid Table 7 Colorful - Accent 6"/>
-    <w:basedOn w:val="817"/>
+    <w:basedOn w:val="819"/>
     <w:uiPriority w:val="99"/>
     <w:pPr>
       <w:pBdr/>
@@ -43472,9 +43467,9 @@
       </w:tcPr>
     </w:tblStylePr>
   </w:style>
-  <w:style w:type="table" w:styleId="874">
+  <w:style w:type="table" w:styleId="876">
     <w:name w:val="List Table 1 Light"/>
-    <w:basedOn w:val="817"/>
+    <w:basedOn w:val="819"/>
     <w:uiPriority w:val="99"/>
     <w:pPr>
       <w:pBdr/>
@@ -43688,9 +43683,9 @@
       </w:tcPr>
     </w:tblStylePr>
   </w:style>
-  <w:style w:type="table" w:styleId="875">
+  <w:style w:type="table" w:styleId="877">
     <w:name w:val="List Table 1 Light - Accent 1"/>
-    <w:basedOn w:val="817"/>
+    <w:basedOn w:val="819"/>
     <w:uiPriority w:val="99"/>
     <w:pPr>
       <w:pBdr/>
@@ -43904,9 +43899,9 @@
       </w:tcPr>
     </w:tblStylePr>
   </w:style>
-  <w:style w:type="table" w:styleId="876">
+  <w:style w:type="table" w:styleId="878">
     <w:name w:val="List Table 1 Light - Accent 2"/>
-    <w:basedOn w:val="817"/>
+    <w:basedOn w:val="819"/>
     <w:uiPriority w:val="99"/>
     <w:pPr>
       <w:pBdr/>
@@ -44120,9 +44115,9 @@
       </w:tcPr>
     </w:tblStylePr>
   </w:style>
-  <w:style w:type="table" w:styleId="877">
+  <w:style w:type="table" w:styleId="879">
     <w:name w:val="List Table 1 Light - Accent 3"/>
-    <w:basedOn w:val="817"/>
+    <w:basedOn w:val="819"/>
     <w:uiPriority w:val="99"/>
     <w:pPr>
       <w:pBdr/>
@@ -44336,9 +44331,9 @@
       </w:tcPr>
     </w:tblStylePr>
   </w:style>
-  <w:style w:type="table" w:styleId="878">
+  <w:style w:type="table" w:styleId="880">
     <w:name w:val="List Table 1 Light - Accent 4"/>
-    <w:basedOn w:val="817"/>
+    <w:basedOn w:val="819"/>
     <w:uiPriority w:val="99"/>
     <w:pPr>
       <w:pBdr/>
@@ -44552,9 +44547,9 @@
       </w:tcPr>
     </w:tblStylePr>
   </w:style>
-  <w:style w:type="table" w:styleId="879">
+  <w:style w:type="table" w:styleId="881">
     <w:name w:val="List Table 1 Light - Accent 5"/>
-    <w:basedOn w:val="817"/>
+    <w:basedOn w:val="819"/>
     <w:uiPriority w:val="99"/>
     <w:pPr>
       <w:pBdr/>
@@ -44768,9 +44763,9 @@
       </w:tcPr>
     </w:tblStylePr>
   </w:style>
-  <w:style w:type="table" w:styleId="880">
+  <w:style w:type="table" w:styleId="882">
     <w:name w:val="List Table 1 Light - Accent 6"/>
-    <w:basedOn w:val="817"/>
+    <w:basedOn w:val="819"/>
     <w:uiPriority w:val="99"/>
     <w:pPr>
       <w:pBdr/>
@@ -44984,9 +44979,9 @@
       </w:tcPr>
     </w:tblStylePr>
   </w:style>
-  <w:style w:type="table" w:styleId="881">
+  <w:style w:type="table" w:styleId="883">
     <w:name w:val="List Table 2"/>
-    <w:basedOn w:val="817"/>
+    <w:basedOn w:val="819"/>
     <w:uiPriority w:val="99"/>
     <w:pPr>
       <w:pBdr/>
@@ -45222,9 +45217,9 @@
       </w:tcPr>
     </w:tblStylePr>
   </w:style>
-  <w:style w:type="table" w:styleId="882">
+  <w:style w:type="table" w:styleId="884">
     <w:name w:val="List Table 2 - Accent 1"/>
-    <w:basedOn w:val="817"/>
+    <w:basedOn w:val="819"/>
     <w:uiPriority w:val="99"/>
     <w:pPr>
       <w:pBdr/>
@@ -45460,9 +45455,9 @@
       </w:tcPr>
     </w:tblStylePr>
   </w:style>
-  <w:style w:type="table" w:styleId="883">
+  <w:style w:type="table" w:styleId="885">
     <w:name w:val="List Table 2 - Accent 2"/>
-    <w:basedOn w:val="817"/>
+    <w:basedOn w:val="819"/>
     <w:uiPriority w:val="99"/>
     <w:pPr>
       <w:pBdr/>
@@ -45698,9 +45693,9 @@
       </w:tcPr>
     </w:tblStylePr>
   </w:style>
-  <w:style w:type="table" w:styleId="884">
+  <w:style w:type="table" w:styleId="886">
     <w:name w:val="List Table 2 - Accent 3"/>
-    <w:basedOn w:val="817"/>
+    <w:basedOn w:val="819"/>
     <w:uiPriority w:val="99"/>
     <w:pPr>
       <w:pBdr/>
@@ -45936,9 +45931,9 @@
       </w:tcPr>
     </w:tblStylePr>
   </w:style>
-  <w:style w:type="table" w:styleId="885">
+  <w:style w:type="table" w:styleId="887">
     <w:name w:val="List Table 2 - Accent 4"/>
-    <w:basedOn w:val="817"/>
+    <w:basedOn w:val="819"/>
     <w:uiPriority w:val="99"/>
     <w:pPr>
       <w:pBdr/>
@@ -46174,9 +46169,9 @@
       </w:tcPr>
     </w:tblStylePr>
   </w:style>
-  <w:style w:type="table" w:styleId="886">
+  <w:style w:type="table" w:styleId="888">
     <w:name w:val="List Table 2 - Accent 5"/>
-    <w:basedOn w:val="817"/>
+    <w:basedOn w:val="819"/>
     <w:uiPriority w:val="99"/>
     <w:pPr>
       <w:pBdr/>
@@ -46412,9 +46407,9 @@
       </w:tcPr>
     </w:tblStylePr>
   </w:style>
-  <w:style w:type="table" w:styleId="887">
+  <w:style w:type="table" w:styleId="889">
     <w:name w:val="List Table 2 - Accent 6"/>
-    <w:basedOn w:val="817"/>
+    <w:basedOn w:val="819"/>
     <w:uiPriority w:val="99"/>
     <w:pPr>
       <w:pBdr/>
@@ -46650,9 +46645,9 @@
       </w:tcPr>
     </w:tblStylePr>
   </w:style>
-  <w:style w:type="table" w:styleId="888">
+  <w:style w:type="table" w:styleId="890">
     <w:name w:val="List Table 3"/>
-    <w:basedOn w:val="817"/>
+    <w:basedOn w:val="819"/>
     <w:uiPriority w:val="99"/>
     <w:pPr>
       <w:pBdr/>
@@ -46878,9 +46873,9 @@
       </w:tcPr>
     </w:tblStylePr>
   </w:style>
-  <w:style w:type="table" w:styleId="889">
+  <w:style w:type="table" w:styleId="891">
     <w:name w:val="List Table 3 - Accent 1"/>
-    <w:basedOn w:val="817"/>
+    <w:basedOn w:val="819"/>
     <w:uiPriority w:val="99"/>
     <w:pPr>
       <w:pBdr/>
@@ -47106,9 +47101,9 @@
       </w:tcPr>
     </w:tblStylePr>
   </w:style>
-  <w:style w:type="table" w:styleId="890">
+  <w:style w:type="table" w:styleId="892">
     <w:name w:val="List Table 3 - Accent 2"/>
-    <w:basedOn w:val="817"/>
+    <w:basedOn w:val="819"/>
     <w:uiPriority w:val="99"/>
     <w:pPr>
       <w:pBdr/>
@@ -47334,9 +47329,9 @@
       </w:tcPr>
     </w:tblStylePr>
   </w:style>
-  <w:style w:type="table" w:styleId="891">
+  <w:style w:type="table" w:styleId="893">
     <w:name w:val="List Table 3 - Accent 3"/>
-    <w:basedOn w:val="817"/>
+    <w:basedOn w:val="819"/>
     <w:uiPriority w:val="99"/>
     <w:pPr>
       <w:pBdr/>
@@ -47562,9 +47557,9 @@
       </w:tcPr>
     </w:tblStylePr>
   </w:style>
-  <w:style w:type="table" w:styleId="892">
+  <w:style w:type="table" w:styleId="894">
     <w:name w:val="List Table 3 - Accent 4"/>
-    <w:basedOn w:val="817"/>
+    <w:basedOn w:val="819"/>
     <w:uiPriority w:val="99"/>
     <w:pPr>
       <w:pBdr/>
@@ -47790,9 +47785,9 @@
       </w:tcPr>
     </w:tblStylePr>
   </w:style>
-  <w:style w:type="table" w:styleId="893">
+  <w:style w:type="table" w:styleId="895">
     <w:name w:val="List Table 3 - Accent 5"/>
-    <w:basedOn w:val="817"/>
+    <w:basedOn w:val="819"/>
     <w:uiPriority w:val="99"/>
     <w:pPr>
       <w:pBdr/>
@@ -48018,9 +48013,9 @@
       </w:tcPr>
     </w:tblStylePr>
   </w:style>
-  <w:style w:type="table" w:styleId="894">
+  <w:style w:type="table" w:styleId="896">
     <w:name w:val="List Table 3 - Accent 6"/>
-    <w:basedOn w:val="817"/>
+    <w:basedOn w:val="819"/>
     <w:uiPriority w:val="99"/>
     <w:pPr>
       <w:pBdr/>
@@ -48246,9 +48241,9 @@
       </w:tcPr>
     </w:tblStylePr>
   </w:style>
-  <w:style w:type="table" w:styleId="895">
+  <w:style w:type="table" w:styleId="897">
     <w:name w:val="List Table 4"/>
-    <w:basedOn w:val="817"/>
+    <w:basedOn w:val="819"/>
     <w:uiPriority w:val="99"/>
     <w:pPr>
       <w:pBdr/>
@@ -48471,9 +48466,9 @@
       </w:tcPr>
     </w:tblStylePr>
   </w:style>
-  <w:style w:type="table" w:styleId="896">
+  <w:style w:type="table" w:styleId="898">
     <w:name w:val="List Table 4 - Accent 1"/>
-    <w:basedOn w:val="817"/>
+    <w:basedOn w:val="819"/>
     <w:uiPriority w:val="99"/>
     <w:pPr>
       <w:pBdr/>
@@ -48696,9 +48691,9 @@
       </w:tcPr>
     </w:tblStylePr>
   </w:style>
-  <w:style w:type="table" w:styleId="897">
+  <w:style w:type="table" w:styleId="899">
     <w:name w:val="List Table 4 - Accent 2"/>
-    <w:basedOn w:val="817"/>
+    <w:basedOn w:val="819"/>
     <w:uiPriority w:val="99"/>
     <w:pPr>
       <w:pBdr/>
@@ -48921,9 +48916,9 @@
       </w:tcPr>
     </w:tblStylePr>
   </w:style>
-  <w:style w:type="table" w:styleId="898">
+  <w:style w:type="table" w:styleId="900">
     <w:name w:val="List Table 4 - Accent 3"/>
-    <w:basedOn w:val="817"/>
+    <w:basedOn w:val="819"/>
     <w:uiPriority w:val="99"/>
     <w:pPr>
       <w:pBdr/>
@@ -49146,9 +49141,9 @@
       </w:tcPr>
     </w:tblStylePr>
   </w:style>
-  <w:style w:type="table" w:styleId="899">
+  <w:style w:type="table" w:styleId="901">
     <w:name w:val="List Table 4 - Accent 4"/>
-    <w:basedOn w:val="817"/>
+    <w:basedOn w:val="819"/>
     <w:uiPriority w:val="99"/>
     <w:pPr>
       <w:pBdr/>
@@ -49371,9 +49366,9 @@
       </w:tcPr>
     </w:tblStylePr>
   </w:style>
-  <w:style w:type="table" w:styleId="900">
+  <w:style w:type="table" w:styleId="902">
     <w:name w:val="List Table 4 - Accent 5"/>
-    <w:basedOn w:val="817"/>
+    <w:basedOn w:val="819"/>
     <w:uiPriority w:val="99"/>
     <w:pPr>
       <w:pBdr/>
@@ -49596,9 +49591,9 @@
       </w:tcPr>
     </w:tblStylePr>
   </w:style>
-  <w:style w:type="table" w:styleId="901">
+  <w:style w:type="table" w:styleId="903">
     <w:name w:val="List Table 4 - Accent 6"/>
-    <w:basedOn w:val="817"/>
+    <w:basedOn w:val="819"/>
     <w:uiPriority w:val="99"/>
     <w:pPr>
       <w:pBdr/>
@@ -49821,9 +49816,9 @@
       </w:tcPr>
     </w:tblStylePr>
   </w:style>
-  <w:style w:type="table" w:styleId="902">
+  <w:style w:type="table" w:styleId="904">
     <w:name w:val="List Table 5 Dark"/>
-    <w:basedOn w:val="817"/>
+    <w:basedOn w:val="819"/>
     <w:uiPriority w:val="99"/>
     <w:pPr>
       <w:pBdr/>
@@ -50063,9 +50058,9 @@
       </w:tcPr>
     </w:tblStylePr>
   </w:style>
-  <w:style w:type="table" w:styleId="903">
+  <w:style w:type="table" w:styleId="905">
     <w:name w:val="List Table 5 Dark - Accent 1"/>
-    <w:basedOn w:val="817"/>
+    <w:basedOn w:val="819"/>
     <w:uiPriority w:val="99"/>
     <w:pPr>
       <w:pBdr/>
@@ -50305,9 +50300,9 @@
       </w:tcPr>
     </w:tblStylePr>
   </w:style>
-  <w:style w:type="table" w:styleId="904">
+  <w:style w:type="table" w:styleId="906">
     <w:name w:val="List Table 5 Dark - Accent 2"/>
-    <w:basedOn w:val="817"/>
+    <w:basedOn w:val="819"/>
     <w:uiPriority w:val="99"/>
     <w:pPr>
       <w:pBdr/>
@@ -50547,9 +50542,9 @@
       </w:tcPr>
     </w:tblStylePr>
   </w:style>
-  <w:style w:type="table" w:styleId="905">
+  <w:style w:type="table" w:styleId="907">
     <w:name w:val="List Table 5 Dark - Accent 3"/>
-    <w:basedOn w:val="817"/>
+    <w:basedOn w:val="819"/>
     <w:uiPriority w:val="99"/>
     <w:pPr>
       <w:pBdr/>
@@ -50789,9 +50784,9 @@
       </w:tcPr>
     </w:tblStylePr>
   </w:style>
-  <w:style w:type="table" w:styleId="906">
+  <w:style w:type="table" w:styleId="908">
     <w:name w:val="List Table 5 Dark - Accent 4"/>
-    <w:basedOn w:val="817"/>
+    <w:basedOn w:val="819"/>
     <w:uiPriority w:val="99"/>
     <w:pPr>
       <w:pBdr/>
@@ -51031,9 +51026,9 @@
       </w:tcPr>
     </w:tblStylePr>
   </w:style>
-  <w:style w:type="table" w:styleId="907">
+  <w:style w:type="table" w:styleId="909">
     <w:name w:val="List Table 5 Dark - Accent 5"/>
-    <w:basedOn w:val="817"/>
+    <w:basedOn w:val="819"/>
     <w:uiPriority w:val="99"/>
     <w:pPr>
       <w:pBdr/>
@@ -51273,9 +51268,9 @@
       </w:tcPr>
     </w:tblStylePr>
   </w:style>
-  <w:style w:type="table" w:styleId="908">
+  <w:style w:type="table" w:styleId="910">
     <w:name w:val="List Table 5 Dark - Accent 6"/>
-    <w:basedOn w:val="817"/>
+    <w:basedOn w:val="819"/>
     <w:uiPriority w:val="99"/>
     <w:pPr>
       <w:pBdr/>
@@ -51515,9 +51510,9 @@
       </w:tcPr>
     </w:tblStylePr>
   </w:style>
-  <w:style w:type="table" w:styleId="909">
+  <w:style w:type="table" w:styleId="911">
     <w:name w:val="List Table 6 Colorful"/>
-    <w:basedOn w:val="817"/>
+    <w:basedOn w:val="819"/>
     <w:uiPriority w:val="99"/>
     <w:pPr>
       <w:pBdr/>
@@ -51738,9 +51733,9 @@
       </w:tcPr>
     </w:tblStylePr>
   </w:style>
-  <w:style w:type="table" w:styleId="910">
+  <w:style w:type="table" w:styleId="912">
     <w:name w:val="List Table 6 Colorful - Accent 1"/>
-    <w:basedOn w:val="817"/>
+    <w:basedOn w:val="819"/>
     <w:uiPriority w:val="99"/>
     <w:pPr>
       <w:pBdr/>
@@ -51961,9 +51956,9 @@
       </w:tcPr>
     </w:tblStylePr>
   </w:style>
-  <w:style w:type="table" w:styleId="911">
+  <w:style w:type="table" w:styleId="913">
     <w:name w:val="List Table 6 Colorful - Accent 2"/>
-    <w:basedOn w:val="817"/>
+    <w:basedOn w:val="819"/>
     <w:uiPriority w:val="99"/>
     <w:pPr>
       <w:pBdr/>
@@ -52184,9 +52179,9 @@
       </w:tcPr>
     </w:tblStylePr>
   </w:style>
-  <w:style w:type="table" w:styleId="912">
+  <w:style w:type="table" w:styleId="914">
     <w:name w:val="List Table 6 Colorful - Accent 3"/>
-    <w:basedOn w:val="817"/>
+    <w:basedOn w:val="819"/>
     <w:uiPriority w:val="99"/>
     <w:pPr>
       <w:pBdr/>
@@ -52407,9 +52402,9 @@
       </w:tcPr>
     </w:tblStylePr>
   </w:style>
-  <w:style w:type="table" w:styleId="913">
+  <w:style w:type="table" w:styleId="915">
     <w:name w:val="List Table 6 Colorful - Accent 4"/>
-    <w:basedOn w:val="817"/>
+    <w:basedOn w:val="819"/>
     <w:uiPriority w:val="99"/>
     <w:pPr>
       <w:pBdr/>
@@ -52630,9 +52625,9 @@
       </w:tcPr>
     </w:tblStylePr>
   </w:style>
-  <w:style w:type="table" w:styleId="914">
+  <w:style w:type="table" w:styleId="916">
     <w:name w:val="List Table 6 Colorful - Accent 5"/>
-    <w:basedOn w:val="817"/>
+    <w:basedOn w:val="819"/>
     <w:uiPriority w:val="99"/>
     <w:pPr>
       <w:pBdr/>
@@ -52853,9 +52848,9 @@
       </w:tcPr>
     </w:tblStylePr>
   </w:style>
-  <w:style w:type="table" w:styleId="915">
+  <w:style w:type="table" w:styleId="917">
     <w:name w:val="List Table 6 Colorful - Accent 6"/>
-    <w:basedOn w:val="817"/>
+    <w:basedOn w:val="819"/>
     <w:uiPriority w:val="99"/>
     <w:pPr>
       <w:pBdr/>
@@ -53076,9 +53071,9 @@
       </w:tcPr>
     </w:tblStylePr>
   </w:style>
-  <w:style w:type="table" w:styleId="916">
+  <w:style w:type="table" w:styleId="918">
     <w:name w:val="List Table 7 Colorful"/>
-    <w:basedOn w:val="817"/>
+    <w:basedOn w:val="819"/>
     <w:uiPriority w:val="99"/>
     <w:pPr>
       <w:pBdr/>
@@ -53332,9 +53327,9 @@
       </w:tcPr>
     </w:tblStylePr>
   </w:style>
-  <w:style w:type="table" w:styleId="917">
+  <w:style w:type="table" w:styleId="919">
     <w:name w:val="List Table 7 Colorful - Accent 1"/>
-    <w:basedOn w:val="817"/>
+    <w:basedOn w:val="819"/>
     <w:uiPriority w:val="99"/>
     <w:pPr>
       <w:pBdr/>
@@ -53588,9 +53583,9 @@
       </w:tcPr>
     </w:tblStylePr>
   </w:style>
-  <w:style w:type="table" w:styleId="918">
+  <w:style w:type="table" w:styleId="920">
     <w:name w:val="List Table 7 Colorful - Accent 2"/>
-    <w:basedOn w:val="817"/>
+    <w:basedOn w:val="819"/>
     <w:uiPriority w:val="99"/>
     <w:pPr>
       <w:pBdr/>
@@ -53844,9 +53839,9 @@
       </w:tcPr>
     </w:tblStylePr>
   </w:style>
-  <w:style w:type="table" w:styleId="919">
+  <w:style w:type="table" w:styleId="921">
     <w:name w:val="List Table 7 Colorful - Accent 3"/>
-    <w:basedOn w:val="817"/>
+    <w:basedOn w:val="819"/>
     <w:uiPriority w:val="99"/>
     <w:pPr>
       <w:pBdr/>
@@ -54100,9 +54095,9 @@
       </w:tcPr>
     </w:tblStylePr>
   </w:style>
-  <w:style w:type="table" w:styleId="920">
+  <w:style w:type="table" w:styleId="922">
     <w:name w:val="List Table 7 Colorful - Accent 4"/>
-    <w:basedOn w:val="817"/>
+    <w:basedOn w:val="819"/>
     <w:uiPriority w:val="99"/>
     <w:pPr>
       <w:pBdr/>
@@ -54356,9 +54351,9 @@
       </w:tcPr>
     </w:tblStylePr>
   </w:style>
-  <w:style w:type="table" w:styleId="921">
+  <w:style w:type="table" w:styleId="923">
     <w:name w:val="List Table 7 Colorful - Accent 5"/>
-    <w:basedOn w:val="817"/>
+    <w:basedOn w:val="819"/>
     <w:uiPriority w:val="99"/>
     <w:pPr>
       <w:pBdr/>
@@ -54612,9 +54607,9 @@
       </w:tcPr>
     </w:tblStylePr>
   </w:style>
-  <w:style w:type="table" w:styleId="922">
+  <w:style w:type="table" w:styleId="924">
     <w:name w:val="List Table 7 Colorful - Accent 6"/>
-    <w:basedOn w:val="817"/>
+    <w:basedOn w:val="819"/>
     <w:uiPriority w:val="99"/>
     <w:pPr>
       <w:pBdr/>
@@ -54868,9 +54863,9 @@
       </w:tcPr>
     </w:tblStylePr>
   </w:style>
-  <w:style w:type="table" w:styleId="923">
+  <w:style w:type="table" w:styleId="925">
     <w:name w:val="Lined - Accent"/>
-    <w:basedOn w:val="817"/>
+    <w:basedOn w:val="819"/>
     <w:uiPriority w:val="99"/>
     <w:pPr>
       <w:pBdr/>
@@ -55105,9 +55100,9 @@
       </w:tcPr>
     </w:tblStylePr>
   </w:style>
-  <w:style w:type="table" w:styleId="924">
+  <w:style w:type="table" w:styleId="926">
     <w:name w:val="Lined - Accent 1"/>
-    <w:basedOn w:val="817"/>
+    <w:basedOn w:val="819"/>
     <w:uiPriority w:val="99"/>
     <w:pPr>
       <w:pBdr/>
@@ -55342,9 +55337,9 @@
       </w:tcPr>
     </w:tblStylePr>
   </w:style>
-  <w:style w:type="table" w:styleId="925">
+  <w:style w:type="table" w:styleId="927">
     <w:name w:val="Lined - Accent 2"/>
-    <w:basedOn w:val="817"/>
+    <w:basedOn w:val="819"/>
     <w:uiPriority w:val="99"/>
     <w:pPr>
       <w:pBdr/>
@@ -55579,9 +55574,9 @@
       </w:tcPr>
     </w:tblStylePr>
   </w:style>
-  <w:style w:type="table" w:styleId="926">
+  <w:style w:type="table" w:styleId="928">
     <w:name w:val="Lined - Accent 3"/>
-    <w:basedOn w:val="817"/>
+    <w:basedOn w:val="819"/>
     <w:uiPriority w:val="99"/>
     <w:pPr>
       <w:pBdr/>
@@ -55816,9 +55811,9 @@
       </w:tcPr>
     </w:tblStylePr>
   </w:style>
-  <w:style w:type="table" w:styleId="927">
+  <w:style w:type="table" w:styleId="929">
     <w:name w:val="Lined - Accent 4"/>
-    <w:basedOn w:val="817"/>
+    <w:basedOn w:val="819"/>
     <w:uiPriority w:val="99"/>
     <w:pPr>
       <w:pBdr/>
@@ -56053,9 +56048,9 @@
       </w:tcPr>
     </w:tblStylePr>
   </w:style>
-  <w:style w:type="table" w:styleId="928">
+  <w:style w:type="table" w:styleId="930">
     <w:name w:val="Lined - Accent 5"/>
-    <w:basedOn w:val="817"/>
+    <w:basedOn w:val="819"/>
     <w:uiPriority w:val="99"/>
     <w:pPr>
       <w:pBdr/>
@@ -56290,9 +56285,9 @@
       </w:tcPr>
     </w:tblStylePr>
   </w:style>
-  <w:style w:type="table" w:styleId="929">
+  <w:style w:type="table" w:styleId="931">
     <w:name w:val="Lined - Accent 6"/>
-    <w:basedOn w:val="817"/>
+    <w:basedOn w:val="819"/>
     <w:uiPriority w:val="99"/>
     <w:pPr>
       <w:pBdr/>
@@ -56527,9 +56522,9 @@
       </w:tcPr>
     </w:tblStylePr>
   </w:style>
-  <w:style w:type="table" w:styleId="930">
+  <w:style w:type="table" w:styleId="932">
     <w:name w:val="Bordered &amp; Lined - Accent"/>
-    <w:basedOn w:val="817"/>
+    <w:basedOn w:val="819"/>
     <w:uiPriority w:val="99"/>
     <w:pPr>
       <w:pBdr/>
@@ -56771,9 +56766,9 @@
       </w:tcPr>
     </w:tblStylePr>
   </w:style>
-  <w:style w:type="table" w:styleId="931">
+  <w:style w:type="table" w:styleId="933">
     <w:name w:val="Bordered &amp; Lined - Accent 1"/>
-    <w:basedOn w:val="817"/>
+    <w:basedOn w:val="819"/>
     <w:uiPriority w:val="99"/>
     <w:pPr>
       <w:pBdr/>
@@ -57015,9 +57010,9 @@
       </w:tcPr>
     </w:tblStylePr>
   </w:style>
-  <w:style w:type="table" w:styleId="932">
+  <w:style w:type="table" w:styleId="934">
     <w:name w:val="Bordered &amp; Lined - Accent 2"/>
-    <w:basedOn w:val="817"/>
+    <w:basedOn w:val="819"/>
     <w:uiPriority w:val="99"/>
     <w:pPr>
       <w:pBdr/>
@@ -57259,9 +57254,9 @@
       </w:tcPr>
     </w:tblStylePr>
   </w:style>
-  <w:style w:type="table" w:styleId="933">
+  <w:style w:type="table" w:styleId="935">
     <w:name w:val="Bordered &amp; Lined - Accent 3"/>
-    <w:basedOn w:val="817"/>
+    <w:basedOn w:val="819"/>
     <w:uiPriority w:val="99"/>
     <w:pPr>
       <w:pBdr/>
@@ -57503,9 +57498,9 @@
       </w:tcPr>
     </w:tblStylePr>
   </w:style>
-  <w:style w:type="table" w:styleId="934">
+  <w:style w:type="table" w:styleId="936">
     <w:name w:val="Bordered &amp; Lined - Accent 4"/>
-    <w:basedOn w:val="817"/>
+    <w:basedOn w:val="819"/>
     <w:uiPriority w:val="99"/>
     <w:pPr>
       <w:pBdr/>
@@ -57747,9 +57742,9 @@
       </w:tcPr>
     </w:tblStylePr>
   </w:style>
-  <w:style w:type="table" w:styleId="935">
+  <w:style w:type="table" w:styleId="937">
     <w:name w:val="Bordered &amp; Lined - Accent 5"/>
-    <w:basedOn w:val="817"/>
+    <w:basedOn w:val="819"/>
     <w:uiPriority w:val="99"/>
     <w:pPr>
       <w:pBdr/>
@@ -57991,9 +57986,9 @@
       </w:tcPr>
     </w:tblStylePr>
   </w:style>
-  <w:style w:type="table" w:styleId="936">
+  <w:style w:type="table" w:styleId="938">
     <w:name w:val="Bordered &amp; Lined - Accent 6"/>
-    <w:basedOn w:val="817"/>
+    <w:basedOn w:val="819"/>
     <w:uiPriority w:val="99"/>
     <w:pPr>
       <w:pBdr/>
@@ -58235,9 +58230,9 @@
       </w:tcPr>
     </w:tblStylePr>
   </w:style>
-  <w:style w:type="table" w:styleId="937">
+  <w:style w:type="table" w:styleId="939">
     <w:name w:val="Bordered"/>
-    <w:basedOn w:val="817"/>
+    <w:basedOn w:val="819"/>
     <w:uiPriority w:val="99"/>
     <w:pPr>
       <w:pBdr/>
@@ -58466,9 +58461,9 @@
       </w:tcPr>
     </w:tblStylePr>
   </w:style>
-  <w:style w:type="table" w:styleId="938">
+  <w:style w:type="table" w:styleId="940">
     <w:name w:val="Bordered - Accent 1"/>
-    <w:basedOn w:val="817"/>
+    <w:basedOn w:val="819"/>
     <w:uiPriority w:val="99"/>
     <w:pPr>
       <w:pBdr/>
@@ -58697,9 +58692,9 @@
       </w:tcPr>
     </w:tblStylePr>
   </w:style>
-  <w:style w:type="table" w:styleId="939">
+  <w:style w:type="table" w:styleId="941">
     <w:name w:val="Bordered - Accent 2"/>
-    <w:basedOn w:val="817"/>
+    <w:basedOn w:val="819"/>
     <w:uiPriority w:val="99"/>
     <w:pPr>
       <w:pBdr/>
@@ -58928,9 +58923,9 @@
       </w:tcPr>
     </w:tblStylePr>
   </w:style>
-  <w:style w:type="table" w:styleId="940">
+  <w:style w:type="table" w:styleId="942">
     <w:name w:val="Bordered - Accent 3"/>
-    <w:basedOn w:val="817"/>
+    <w:basedOn w:val="819"/>
     <w:uiPriority w:val="99"/>
     <w:pPr>
       <w:pBdr/>
@@ -59159,9 +59154,9 @@
       </w:tcPr>
     </w:tblStylePr>
   </w:style>
-  <w:style w:type="table" w:styleId="941">
+  <w:style w:type="table" w:styleId="943">
     <w:name w:val="Bordered - Accent 4"/>
-    <w:basedOn w:val="817"/>
+    <w:basedOn w:val="819"/>
     <w:uiPriority w:val="99"/>
     <w:pPr>
       <w:pBdr/>
@@ -59390,9 +59385,9 @@
       </w:tcPr>
     </w:tblStylePr>
   </w:style>
-  <w:style w:type="table" w:styleId="942">
+  <w:style w:type="table" w:styleId="944">
     <w:name w:val="Bordered - Accent 5"/>
-    <w:basedOn w:val="817"/>
+    <w:basedOn w:val="819"/>
     <w:uiPriority w:val="99"/>
     <w:pPr>
       <w:pBdr/>
@@ -59621,9 +59616,9 @@
       </w:tcPr>
     </w:tblStylePr>
   </w:style>
-  <w:style w:type="table" w:styleId="943">
+  <w:style w:type="table" w:styleId="945">
     <w:name w:val="Bordered - Accent 6"/>
-    <w:basedOn w:val="817"/>
+    <w:basedOn w:val="819"/>
     <w:uiPriority w:val="99"/>
     <w:pPr>
       <w:pBdr/>
@@ -59852,11 +59847,11 @@
       </w:tcPr>
     </w:tblStylePr>
   </w:style>
-  <w:style w:type="paragraph" w:styleId="944">
+  <w:style w:type="paragraph" w:styleId="946">
     <w:name w:val="Heading 7"/>
-    <w:basedOn w:val="1006"/>
-    <w:next w:val="1006"/>
-    <w:link w:val="955"/>
+    <w:basedOn w:val="1008"/>
+    <w:next w:val="1008"/>
+    <w:link w:val="957"/>
     <w:uiPriority w:val="9"/>
     <w:unhideWhenUsed/>
     <w:qFormat/>
@@ -59873,11 +59868,11 @@
       <w:color w:val="595959" w:themeColor="text1" w:themeTint="A6"/>
     </w:rPr>
   </w:style>
-  <w:style w:type="paragraph" w:styleId="945">
+  <w:style w:type="paragraph" w:styleId="947">
     <w:name w:val="Heading 8"/>
-    <w:basedOn w:val="1006"/>
-    <w:next w:val="1006"/>
-    <w:link w:val="956"/>
+    <w:basedOn w:val="1008"/>
+    <w:next w:val="1008"/>
+    <w:link w:val="958"/>
     <w:uiPriority w:val="9"/>
     <w:unhideWhenUsed/>
     <w:qFormat/>
@@ -59896,11 +59891,11 @@
       <w:color w:val="272727" w:themeColor="text1" w:themeTint="D8"/>
     </w:rPr>
   </w:style>
-  <w:style w:type="paragraph" w:styleId="946">
+  <w:style w:type="paragraph" w:styleId="948">
     <w:name w:val="Heading 9"/>
-    <w:basedOn w:val="1006"/>
-    <w:next w:val="1006"/>
-    <w:link w:val="957"/>
+    <w:basedOn w:val="1008"/>
+    <w:next w:val="1008"/>
+    <w:link w:val="959"/>
     <w:uiPriority w:val="9"/>
     <w:unhideWhenUsed/>
     <w:qFormat/>
@@ -59919,7 +59914,7 @@
       <w:color w:val="272727" w:themeColor="text1" w:themeTint="D8"/>
     </w:rPr>
   </w:style>
-  <w:style w:type="character" w:styleId="947" w:default="1">
+  <w:style w:type="character" w:styleId="949" w:default="1">
     <w:name w:val="Default Paragraph Font"/>
     <w:uiPriority w:val="1"/>
     <w:semiHidden/>
@@ -59930,7 +59925,7 @@
       <w:ind/>
     </w:pPr>
   </w:style>
-  <w:style w:type="numbering" w:styleId="948" w:default="1">
+  <w:style w:type="numbering" w:styleId="950" w:default="1">
     <w:name w:val="No List"/>
     <w:uiPriority w:val="99"/>
     <w:semiHidden/>
@@ -59941,10 +59936,10 @@
       <w:ind/>
     </w:pPr>
   </w:style>
-  <w:style w:type="character" w:styleId="949">
+  <w:style w:type="character" w:styleId="951">
     <w:name w:val="Heading 1 Char"/>
-    <w:basedOn w:val="947"/>
-    <w:link w:val="998"/>
+    <w:basedOn w:val="949"/>
+    <w:link w:val="1000"/>
     <w:uiPriority w:val="9"/>
     <w:pPr>
       <w:pBdr/>
@@ -59958,10 +59953,10 @@
       <w:szCs w:val="40"/>
     </w:rPr>
   </w:style>
-  <w:style w:type="character" w:styleId="950">
+  <w:style w:type="character" w:styleId="952">
     <w:name w:val="Heading 2 Char"/>
-    <w:basedOn w:val="947"/>
-    <w:link w:val="999"/>
+    <w:basedOn w:val="949"/>
+    <w:link w:val="1001"/>
     <w:uiPriority w:val="9"/>
     <w:pPr>
       <w:pBdr/>
@@ -59975,10 +59970,10 @@
       <w:szCs w:val="32"/>
     </w:rPr>
   </w:style>
-  <w:style w:type="character" w:styleId="951">
+  <w:style w:type="character" w:styleId="953">
     <w:name w:val="Heading 3 Char"/>
-    <w:basedOn w:val="947"/>
-    <w:link w:val="1000"/>
+    <w:basedOn w:val="949"/>
+    <w:link w:val="1002"/>
     <w:uiPriority w:val="9"/>
     <w:pPr>
       <w:pBdr/>
@@ -59992,10 +59987,10 @@
       <w:szCs w:val="28"/>
     </w:rPr>
   </w:style>
-  <w:style w:type="character" w:styleId="952">
+  <w:style w:type="character" w:styleId="954">
     <w:name w:val="Heading 4 Char"/>
-    <w:basedOn w:val="947"/>
-    <w:link w:val="1001"/>
+    <w:basedOn w:val="949"/>
+    <w:link w:val="1003"/>
     <w:uiPriority w:val="9"/>
     <w:pPr>
       <w:pBdr/>
@@ -60009,10 +60004,10 @@
       <w:color w:val="0f4761" w:themeColor="accent1" w:themeShade="BF"/>
     </w:rPr>
   </w:style>
-  <w:style w:type="character" w:styleId="953">
+  <w:style w:type="character" w:styleId="955">
     <w:name w:val="Heading 5 Char"/>
-    <w:basedOn w:val="947"/>
-    <w:link w:val="1002"/>
+    <w:basedOn w:val="949"/>
+    <w:link w:val="1004"/>
     <w:uiPriority w:val="9"/>
     <w:pPr>
       <w:pBdr/>
@@ -60024,10 +60019,10 @@
       <w:color w:val="0f4761" w:themeColor="accent1" w:themeShade="BF"/>
     </w:rPr>
   </w:style>
-  <w:style w:type="character" w:styleId="954">
+  <w:style w:type="character" w:styleId="956">
     <w:name w:val="Heading 6 Char"/>
-    <w:basedOn w:val="947"/>
-    <w:link w:val="1003"/>
+    <w:basedOn w:val="949"/>
+    <w:link w:val="1005"/>
     <w:uiPriority w:val="9"/>
     <w:pPr>
       <w:pBdr/>
@@ -60041,10 +60036,10 @@
       <w:color w:val="595959" w:themeColor="text1" w:themeTint="A6"/>
     </w:rPr>
   </w:style>
-  <w:style w:type="character" w:styleId="955">
+  <w:style w:type="character" w:styleId="957">
     <w:name w:val="Heading 7 Char"/>
-    <w:basedOn w:val="947"/>
-    <w:link w:val="944"/>
+    <w:basedOn w:val="949"/>
+    <w:link w:val="946"/>
     <w:uiPriority w:val="9"/>
     <w:pPr>
       <w:pBdr/>
@@ -60056,10 +60051,10 @@
       <w:color w:val="595959" w:themeColor="text1" w:themeTint="A6"/>
     </w:rPr>
   </w:style>
-  <w:style w:type="character" w:styleId="956">
+  <w:style w:type="character" w:styleId="958">
     <w:name w:val="Heading 8 Char"/>
-    <w:basedOn w:val="947"/>
-    <w:link w:val="945"/>
+    <w:basedOn w:val="949"/>
+    <w:link w:val="947"/>
     <w:uiPriority w:val="9"/>
     <w:pPr>
       <w:pBdr/>
@@ -60073,10 +60068,10 @@
       <w:color w:val="272727" w:themeColor="text1" w:themeTint="D8"/>
     </w:rPr>
   </w:style>
-  <w:style w:type="character" w:styleId="957">
+  <w:style w:type="character" w:styleId="959">
     <w:name w:val="Heading 9 Char"/>
-    <w:basedOn w:val="947"/>
-    <w:link w:val="946"/>
+    <w:basedOn w:val="949"/>
+    <w:link w:val="948"/>
     <w:uiPriority w:val="9"/>
     <w:pPr>
       <w:pBdr/>
@@ -60090,10 +60085,10 @@
       <w:color w:val="272727" w:themeColor="text1" w:themeTint="D8"/>
     </w:rPr>
   </w:style>
-  <w:style w:type="character" w:styleId="958">
+  <w:style w:type="character" w:styleId="960">
     <w:name w:val="Title Char"/>
-    <w:basedOn w:val="947"/>
-    <w:link w:val="1004"/>
+    <w:basedOn w:val="949"/>
+    <w:link w:val="1006"/>
     <w:uiPriority w:val="10"/>
     <w:pPr>
       <w:pBdr/>
@@ -60107,10 +60102,10 @@
       <w:szCs w:val="56"/>
     </w:rPr>
   </w:style>
-  <w:style w:type="character" w:styleId="959">
+  <w:style w:type="character" w:styleId="961">
     <w:name w:val="Subtitle Char"/>
-    <w:basedOn w:val="947"/>
-    <w:link w:val="1007"/>
+    <w:basedOn w:val="949"/>
+    <w:link w:val="1009"/>
     <w:uiPriority w:val="11"/>
     <w:pPr>
       <w:pBdr/>
@@ -60124,11 +60119,11 @@
       <w:szCs w:val="28"/>
     </w:rPr>
   </w:style>
-  <w:style w:type="paragraph" w:styleId="960">
+  <w:style w:type="paragraph" w:styleId="962">
     <w:name w:val="Quote"/>
-    <w:basedOn w:val="1006"/>
-    <w:next w:val="1006"/>
-    <w:link w:val="961"/>
+    <w:basedOn w:val="1008"/>
+    <w:next w:val="1008"/>
+    <w:link w:val="963"/>
     <w:uiPriority w:val="29"/>
     <w:qFormat/>
     <w:pPr>
@@ -60143,10 +60138,10 @@
       <w:color w:val="404040" w:themeColor="text1" w:themeTint="BF"/>
     </w:rPr>
   </w:style>
-  <w:style w:type="character" w:styleId="961">
+  <w:style w:type="character" w:styleId="963">
     <w:name w:val="Quote Char"/>
-    <w:basedOn w:val="947"/>
-    <w:link w:val="960"/>
+    <w:basedOn w:val="949"/>
+    <w:link w:val="962"/>
     <w:uiPriority w:val="29"/>
     <w:pPr>
       <w:pBdr/>
@@ -60159,9 +60154,9 @@
       <w:color w:val="404040" w:themeColor="text1" w:themeTint="BF"/>
     </w:rPr>
   </w:style>
-  <w:style w:type="paragraph" w:styleId="962">
+  <w:style w:type="paragraph" w:styleId="964">
     <w:name w:val="List Paragraph"/>
-    <w:basedOn w:val="1006"/>
+    <w:basedOn w:val="1008"/>
     <w:uiPriority w:val="34"/>
     <w:qFormat/>
     <w:pPr>
@@ -60171,9 +60166,9 @@
       <w:contextualSpacing w:val="true"/>
     </w:pPr>
   </w:style>
-  <w:style w:type="character" w:styleId="963">
+  <w:style w:type="character" w:styleId="965">
     <w:name w:val="Intense Emphasis"/>
-    <w:basedOn w:val="947"/>
+    <w:basedOn w:val="949"/>
     <w:uiPriority w:val="21"/>
     <w:qFormat/>
     <w:pPr>
@@ -60187,11 +60182,11 @@
       <w:color w:val="0f4761" w:themeColor="accent1" w:themeShade="BF"/>
     </w:rPr>
   </w:style>
-  <w:style w:type="paragraph" w:styleId="964">
+  <w:style w:type="paragraph" w:styleId="966">
     <w:name w:val="Intense Quote"/>
-    <w:basedOn w:val="1006"/>
-    <w:next w:val="1006"/>
-    <w:link w:val="965"/>
+    <w:basedOn w:val="1008"/>
+    <w:next w:val="1008"/>
+    <w:link w:val="967"/>
     <w:uiPriority w:val="30"/>
     <w:qFormat/>
     <w:pPr>
@@ -60209,10 +60204,10 @@
       <w:color w:val="0f4761" w:themeColor="accent1" w:themeShade="BF"/>
     </w:rPr>
   </w:style>
-  <w:style w:type="character" w:styleId="965">
+  <w:style w:type="character" w:styleId="967">
     <w:name w:val="Intense Quote Char"/>
-    <w:basedOn w:val="947"/>
-    <w:link w:val="964"/>
+    <w:basedOn w:val="949"/>
+    <w:link w:val="966"/>
     <w:uiPriority w:val="30"/>
     <w:pPr>
       <w:pBdr/>
@@ -60225,9 +60220,9 @@
       <w:color w:val="0f4761" w:themeColor="accent1" w:themeShade="BF"/>
     </w:rPr>
   </w:style>
-  <w:style w:type="character" w:styleId="966">
+  <w:style w:type="character" w:styleId="968">
     <w:name w:val="Intense Reference"/>
-    <w:basedOn w:val="947"/>
+    <w:basedOn w:val="949"/>
     <w:uiPriority w:val="32"/>
     <w:qFormat/>
     <w:pPr>
@@ -60243,9 +60238,9 @@
       <w:spacing w:val="5"/>
     </w:rPr>
   </w:style>
-  <w:style w:type="paragraph" w:styleId="967">
+  <w:style w:type="paragraph" w:styleId="969">
     <w:name w:val="No Spacing"/>
-    <w:basedOn w:val="1006"/>
+    <w:basedOn w:val="1008"/>
     <w:uiPriority w:val="1"/>
     <w:qFormat/>
     <w:pPr>
@@ -60254,9 +60249,9 @@
       <w:ind/>
     </w:pPr>
   </w:style>
-  <w:style w:type="character" w:styleId="968">
+  <w:style w:type="character" w:styleId="970">
     <w:name w:val="Subtle Emphasis"/>
-    <w:basedOn w:val="947"/>
+    <w:basedOn w:val="949"/>
     <w:uiPriority w:val="19"/>
     <w:qFormat/>
     <w:pPr>
@@ -60270,9 +60265,9 @@
       <w:color w:val="404040" w:themeColor="text1" w:themeTint="BF"/>
     </w:rPr>
   </w:style>
-  <w:style w:type="character" w:styleId="969">
+  <w:style w:type="character" w:styleId="971">
     <w:name w:val="Emphasis"/>
-    <w:basedOn w:val="947"/>
+    <w:basedOn w:val="949"/>
     <w:uiPriority w:val="20"/>
     <w:qFormat/>
     <w:pPr>
@@ -60285,9 +60280,9 @@
       <w:iCs/>
     </w:rPr>
   </w:style>
-  <w:style w:type="character" w:styleId="970">
+  <w:style w:type="character" w:styleId="972">
     <w:name w:val="Strong"/>
-    <w:basedOn w:val="947"/>
+    <w:basedOn w:val="949"/>
     <w:uiPriority w:val="22"/>
     <w:qFormat/>
     <w:pPr>
@@ -60300,9 +60295,9 @@
       <w:bCs/>
     </w:rPr>
   </w:style>
-  <w:style w:type="character" w:styleId="971">
+  <w:style w:type="character" w:styleId="973">
     <w:name w:val="Subtle Reference"/>
-    <w:basedOn w:val="947"/>
+    <w:basedOn w:val="949"/>
     <w:uiPriority w:val="31"/>
     <w:qFormat/>
     <w:pPr>
@@ -60315,9 +60310,9 @@
       <w:color w:val="5a5a5a" w:themeColor="text1" w:themeTint="A5"/>
     </w:rPr>
   </w:style>
-  <w:style w:type="character" w:styleId="972">
+  <w:style w:type="character" w:styleId="974">
     <w:name w:val="Book Title"/>
-    <w:basedOn w:val="947"/>
+    <w:basedOn w:val="949"/>
     <w:uiPriority w:val="33"/>
     <w:qFormat/>
     <w:pPr>
@@ -60333,36 +60328,9 @@
       <w:spacing w:val="5"/>
     </w:rPr>
   </w:style>
-  <w:style w:type="paragraph" w:styleId="973">
+  <w:style w:type="paragraph" w:styleId="975">
     <w:name w:val="Header"/>
-    <w:basedOn w:val="1006"/>
-    <w:link w:val="974"/>
-    <w:uiPriority w:val="99"/>
-    <w:unhideWhenUsed/>
-    <w:pPr>
-      <w:pBdr/>
-      <w:tabs>
-        <w:tab w:val="center" w:leader="none" w:pos="4844"/>
-        <w:tab w:val="right" w:leader="none" w:pos="9689"/>
-      </w:tabs>
-      <w:spacing w:after="0" w:line="240" w:lineRule="auto"/>
-      <w:ind/>
-    </w:pPr>
-  </w:style>
-  <w:style w:type="character" w:styleId="974">
-    <w:name w:val="Header Char"/>
-    <w:basedOn w:val="947"/>
-    <w:link w:val="973"/>
-    <w:uiPriority w:val="99"/>
-    <w:pPr>
-      <w:pBdr/>
-      <w:spacing/>
-      <w:ind/>
-    </w:pPr>
-  </w:style>
-  <w:style w:type="paragraph" w:styleId="975">
-    <w:name w:val="Footer"/>
-    <w:basedOn w:val="1006"/>
+    <w:basedOn w:val="1008"/>
     <w:link w:val="976"/>
     <w:uiPriority w:val="99"/>
     <w:unhideWhenUsed/>
@@ -60377,8 +60345,8 @@
     </w:pPr>
   </w:style>
   <w:style w:type="character" w:styleId="976">
-    <w:name w:val="Footer Char"/>
-    <w:basedOn w:val="947"/>
+    <w:name w:val="Header Char"/>
+    <w:basedOn w:val="949"/>
     <w:link w:val="975"/>
     <w:uiPriority w:val="99"/>
     <w:pPr>
@@ -60388,9 +60356,36 @@
     </w:pPr>
   </w:style>
   <w:style w:type="paragraph" w:styleId="977">
+    <w:name w:val="Footer"/>
+    <w:basedOn w:val="1008"/>
+    <w:link w:val="978"/>
+    <w:uiPriority w:val="99"/>
+    <w:unhideWhenUsed/>
+    <w:pPr>
+      <w:pBdr/>
+      <w:tabs>
+        <w:tab w:val="center" w:leader="none" w:pos="4844"/>
+        <w:tab w:val="right" w:leader="none" w:pos="9689"/>
+      </w:tabs>
+      <w:spacing w:after="0" w:line="240" w:lineRule="auto"/>
+      <w:ind/>
+    </w:pPr>
+  </w:style>
+  <w:style w:type="character" w:styleId="978">
+    <w:name w:val="Footer Char"/>
+    <w:basedOn w:val="949"/>
+    <w:link w:val="977"/>
+    <w:uiPriority w:val="99"/>
+    <w:pPr>
+      <w:pBdr/>
+      <w:spacing/>
+      <w:ind/>
+    </w:pPr>
+  </w:style>
+  <w:style w:type="paragraph" w:styleId="979">
     <w:name w:val="Caption"/>
-    <w:basedOn w:val="1006"/>
-    <w:next w:val="1006"/>
+    <w:basedOn w:val="1008"/>
+    <w:next w:val="1008"/>
     <w:uiPriority w:val="35"/>
     <w:unhideWhenUsed/>
     <w:qFormat/>
@@ -60407,10 +60402,10 @@
       <w:szCs w:val="18"/>
     </w:rPr>
   </w:style>
-  <w:style w:type="paragraph" w:styleId="978">
+  <w:style w:type="paragraph" w:styleId="980">
     <w:name w:val="footnote text"/>
-    <w:basedOn w:val="1006"/>
-    <w:link w:val="979"/>
+    <w:basedOn w:val="1008"/>
+    <w:link w:val="981"/>
     <w:uiPriority w:val="99"/>
     <w:semiHidden/>
     <w:unhideWhenUsed/>
@@ -60424,10 +60419,10 @@
       <w:szCs w:val="20"/>
     </w:rPr>
   </w:style>
-  <w:style w:type="character" w:styleId="979">
+  <w:style w:type="character" w:styleId="981">
     <w:name w:val="Footnote Text Char"/>
-    <w:basedOn w:val="947"/>
-    <w:link w:val="978"/>
+    <w:basedOn w:val="949"/>
+    <w:link w:val="980"/>
     <w:uiPriority w:val="99"/>
     <w:semiHidden/>
     <w:pPr>
@@ -60440,9 +60435,9 @@
       <w:szCs w:val="20"/>
     </w:rPr>
   </w:style>
-  <w:style w:type="character" w:styleId="980">
+  <w:style w:type="character" w:styleId="982">
     <w:name w:val="footnote reference"/>
-    <w:basedOn w:val="947"/>
+    <w:basedOn w:val="949"/>
     <w:uiPriority w:val="99"/>
     <w:semiHidden/>
     <w:unhideWhenUsed/>
@@ -60455,10 +60450,10 @@
       <w:vertAlign w:val="superscript"/>
     </w:rPr>
   </w:style>
-  <w:style w:type="paragraph" w:styleId="981">
+  <w:style w:type="paragraph" w:styleId="983">
     <w:name w:val="endnote text"/>
-    <w:basedOn w:val="1006"/>
-    <w:link w:val="982"/>
+    <w:basedOn w:val="1008"/>
+    <w:link w:val="984"/>
     <w:uiPriority w:val="99"/>
     <w:semiHidden/>
     <w:unhideWhenUsed/>
@@ -60472,10 +60467,10 @@
       <w:szCs w:val="20"/>
     </w:rPr>
   </w:style>
-  <w:style w:type="character" w:styleId="982">
+  <w:style w:type="character" w:styleId="984">
     <w:name w:val="Endnote Text Char"/>
-    <w:basedOn w:val="947"/>
-    <w:link w:val="981"/>
+    <w:basedOn w:val="949"/>
+    <w:link w:val="983"/>
     <w:uiPriority w:val="99"/>
     <w:semiHidden/>
     <w:pPr>
@@ -60488,9 +60483,9 @@
       <w:szCs w:val="20"/>
     </w:rPr>
   </w:style>
-  <w:style w:type="character" w:styleId="983">
+  <w:style w:type="character" w:styleId="985">
     <w:name w:val="endnote reference"/>
-    <w:basedOn w:val="947"/>
+    <w:basedOn w:val="949"/>
     <w:uiPriority w:val="99"/>
     <w:semiHidden/>
     <w:unhideWhenUsed/>
@@ -60503,9 +60498,9 @@
       <w:vertAlign w:val="superscript"/>
     </w:rPr>
   </w:style>
-  <w:style w:type="character" w:styleId="984">
+  <w:style w:type="character" w:styleId="986">
     <w:name w:val="Hyperlink"/>
-    <w:basedOn w:val="947"/>
+    <w:basedOn w:val="949"/>
     <w:uiPriority w:val="99"/>
     <w:unhideWhenUsed/>
     <w:pPr>
@@ -60518,9 +60513,9 @@
       <w:u w:val="single"/>
     </w:rPr>
   </w:style>
-  <w:style w:type="character" w:styleId="985">
+  <w:style w:type="character" w:styleId="987">
     <w:name w:val="FollowedHyperlink"/>
-    <w:basedOn w:val="947"/>
+    <w:basedOn w:val="949"/>
     <w:uiPriority w:val="99"/>
     <w:semiHidden/>
     <w:unhideWhenUsed/>
@@ -60534,10 +60529,10 @@
       <w:u w:val="single"/>
     </w:rPr>
   </w:style>
-  <w:style w:type="paragraph" w:styleId="986">
+  <w:style w:type="paragraph" w:styleId="988">
     <w:name w:val="toc 1"/>
-    <w:basedOn w:val="1006"/>
-    <w:next w:val="1006"/>
+    <w:basedOn w:val="1008"/>
+    <w:next w:val="1008"/>
     <w:uiPriority w:val="39"/>
     <w:unhideWhenUsed/>
     <w:pPr>
@@ -60546,10 +60541,10 @@
       <w:ind/>
     </w:pPr>
   </w:style>
-  <w:style w:type="paragraph" w:styleId="987">
+  <w:style w:type="paragraph" w:styleId="989">
     <w:name w:val="toc 2"/>
-    <w:basedOn w:val="1006"/>
-    <w:next w:val="1006"/>
+    <w:basedOn w:val="1008"/>
+    <w:next w:val="1008"/>
     <w:uiPriority w:val="39"/>
     <w:unhideWhenUsed/>
     <w:pPr>
@@ -60558,10 +60553,10 @@
       <w:ind w:left="220"/>
     </w:pPr>
   </w:style>
-  <w:style w:type="paragraph" w:styleId="988">
+  <w:style w:type="paragraph" w:styleId="990">
     <w:name w:val="toc 3"/>
-    <w:basedOn w:val="1006"/>
-    <w:next w:val="1006"/>
+    <w:basedOn w:val="1008"/>
+    <w:next w:val="1008"/>
     <w:uiPriority w:val="39"/>
     <w:unhideWhenUsed/>
     <w:pPr>
@@ -60570,10 +60565,10 @@
       <w:ind w:left="440"/>
     </w:pPr>
   </w:style>
-  <w:style w:type="paragraph" w:styleId="989">
+  <w:style w:type="paragraph" w:styleId="991">
     <w:name w:val="toc 4"/>
-    <w:basedOn w:val="1006"/>
-    <w:next w:val="1006"/>
+    <w:basedOn w:val="1008"/>
+    <w:next w:val="1008"/>
     <w:uiPriority w:val="39"/>
     <w:unhideWhenUsed/>
     <w:pPr>
@@ -60582,10 +60577,10 @@
       <w:ind w:left="660"/>
     </w:pPr>
   </w:style>
-  <w:style w:type="paragraph" w:styleId="990">
+  <w:style w:type="paragraph" w:styleId="992">
     <w:name w:val="toc 5"/>
-    <w:basedOn w:val="1006"/>
-    <w:next w:val="1006"/>
+    <w:basedOn w:val="1008"/>
+    <w:next w:val="1008"/>
     <w:uiPriority w:val="39"/>
     <w:unhideWhenUsed/>
     <w:pPr>
@@ -60594,10 +60589,10 @@
       <w:ind w:left="880"/>
     </w:pPr>
   </w:style>
-  <w:style w:type="paragraph" w:styleId="991">
+  <w:style w:type="paragraph" w:styleId="993">
     <w:name w:val="toc 6"/>
-    <w:basedOn w:val="1006"/>
-    <w:next w:val="1006"/>
+    <w:basedOn w:val="1008"/>
+    <w:next w:val="1008"/>
     <w:uiPriority w:val="39"/>
     <w:unhideWhenUsed/>
     <w:pPr>
@@ -60606,10 +60601,10 @@
       <w:ind w:left="1100"/>
     </w:pPr>
   </w:style>
-  <w:style w:type="paragraph" w:styleId="992">
+  <w:style w:type="paragraph" w:styleId="994">
     <w:name w:val="toc 7"/>
-    <w:basedOn w:val="1006"/>
-    <w:next w:val="1006"/>
+    <w:basedOn w:val="1008"/>
+    <w:next w:val="1008"/>
     <w:uiPriority w:val="39"/>
     <w:unhideWhenUsed/>
     <w:pPr>
@@ -60618,10 +60613,10 @@
       <w:ind w:left="1320"/>
     </w:pPr>
   </w:style>
-  <w:style w:type="paragraph" w:styleId="993">
+  <w:style w:type="paragraph" w:styleId="995">
     <w:name w:val="toc 8"/>
-    <w:basedOn w:val="1006"/>
-    <w:next w:val="1006"/>
+    <w:basedOn w:val="1008"/>
+    <w:next w:val="1008"/>
     <w:uiPriority w:val="39"/>
     <w:unhideWhenUsed/>
     <w:pPr>
@@ -60630,10 +60625,10 @@
       <w:ind w:left="1540"/>
     </w:pPr>
   </w:style>
-  <w:style w:type="paragraph" w:styleId="994">
+  <w:style w:type="paragraph" w:styleId="996">
     <w:name w:val="toc 9"/>
-    <w:basedOn w:val="1006"/>
-    <w:next w:val="1006"/>
+    <w:basedOn w:val="1008"/>
+    <w:next w:val="1008"/>
     <w:uiPriority w:val="39"/>
     <w:unhideWhenUsed/>
     <w:pPr>
@@ -60642,9 +60637,9 @@
       <w:ind w:left="1760"/>
     </w:pPr>
   </w:style>
-  <w:style w:type="character" w:styleId="995">
+  <w:style w:type="character" w:styleId="997">
     <w:name w:val="Placeholder Text"/>
-    <w:basedOn w:val="947"/>
+    <w:basedOn w:val="949"/>
     <w:uiPriority w:val="99"/>
     <w:semiHidden/>
     <w:pPr>
@@ -60656,7 +60651,7 @@
       <w:color w:val="666666"/>
     </w:rPr>
   </w:style>
-  <w:style w:type="paragraph" w:styleId="996">
+  <w:style w:type="paragraph" w:styleId="998">
     <w:name w:val="TOC Heading"/>
     <w:uiPriority w:val="39"/>
     <w:unhideWhenUsed/>
@@ -60666,10 +60661,10 @@
       <w:ind/>
     </w:pPr>
   </w:style>
-  <w:style w:type="paragraph" w:styleId="997">
+  <w:style w:type="paragraph" w:styleId="999">
     <w:name w:val="table of figures"/>
-    <w:basedOn w:val="1006"/>
-    <w:next w:val="1006"/>
+    <w:basedOn w:val="1008"/>
+    <w:next w:val="1008"/>
     <w:uiPriority w:val="99"/>
     <w:unhideWhenUsed/>
     <w:pPr>
@@ -60678,10 +60673,10 @@
       <w:ind/>
     </w:pPr>
   </w:style>
-  <w:style w:type="paragraph" w:styleId="998">
+  <w:style w:type="paragraph" w:styleId="1000">
     <w:name w:val="Heading 1"/>
-    <w:basedOn w:val="1006"/>
-    <w:next w:val="1006"/>
+    <w:basedOn w:val="1008"/>
+    <w:next w:val="1008"/>
     <w:pPr>
       <w:keepNext w:val="true"/>
       <w:keepLines w:val="true"/>
@@ -60695,10 +60690,10 @@
       <w:szCs w:val="40"/>
     </w:rPr>
   </w:style>
-  <w:style w:type="paragraph" w:styleId="999">
+  <w:style w:type="paragraph" w:styleId="1001">
     <w:name w:val="Heading 2"/>
-    <w:basedOn w:val="1006"/>
-    <w:next w:val="1006"/>
+    <w:basedOn w:val="1008"/>
+    <w:next w:val="1008"/>
     <w:pPr>
       <w:keepNext w:val="true"/>
       <w:keepLines w:val="true"/>
@@ -60714,10 +60709,10 @@
       <w:szCs w:val="32"/>
     </w:rPr>
   </w:style>
-  <w:style w:type="paragraph" w:styleId="1000">
+  <w:style w:type="paragraph" w:styleId="1002">
     <w:name w:val="Heading 3"/>
-    <w:basedOn w:val="1006"/>
-    <w:next w:val="1006"/>
+    <w:basedOn w:val="1008"/>
+    <w:next w:val="1008"/>
     <w:pPr>
       <w:keepNext w:val="true"/>
       <w:keepLines w:val="true"/>
@@ -60734,10 +60729,10 @@
       <w:szCs w:val="28"/>
     </w:rPr>
   </w:style>
-  <w:style w:type="paragraph" w:styleId="1001">
+  <w:style w:type="paragraph" w:styleId="1003">
     <w:name w:val="Heading 4"/>
-    <w:basedOn w:val="1006"/>
-    <w:next w:val="1006"/>
+    <w:basedOn w:val="1008"/>
+    <w:next w:val="1008"/>
     <w:pPr>
       <w:keepNext w:val="true"/>
       <w:keepLines w:val="true"/>
@@ -60752,10 +60747,10 @@
       <w:szCs w:val="24"/>
     </w:rPr>
   </w:style>
-  <w:style w:type="paragraph" w:styleId="1002">
+  <w:style w:type="paragraph" w:styleId="1004">
     <w:name w:val="Heading 5"/>
-    <w:basedOn w:val="1006"/>
-    <w:next w:val="1006"/>
+    <w:basedOn w:val="1008"/>
+    <w:next w:val="1008"/>
     <w:pPr>
       <w:keepNext w:val="true"/>
       <w:keepLines w:val="true"/>
@@ -60770,10 +60765,10 @@
       <w:szCs w:val="22"/>
     </w:rPr>
   </w:style>
-  <w:style w:type="paragraph" w:styleId="1003">
+  <w:style w:type="paragraph" w:styleId="1005">
     <w:name w:val="Heading 6"/>
-    <w:basedOn w:val="1006"/>
-    <w:next w:val="1006"/>
+    <w:basedOn w:val="1008"/>
+    <w:next w:val="1008"/>
     <w:pPr>
       <w:keepNext w:val="true"/>
       <w:keepLines w:val="true"/>
@@ -60790,10 +60785,10 @@
       <w:szCs w:val="22"/>
     </w:rPr>
   </w:style>
-  <w:style w:type="paragraph" w:styleId="1004">
+  <w:style w:type="paragraph" w:styleId="1006">
     <w:name w:val="Title"/>
-    <w:basedOn w:val="1006"/>
-    <w:next w:val="1006"/>
+    <w:basedOn w:val="1008"/>
+    <w:next w:val="1008"/>
     <w:pPr>
       <w:keepNext w:val="true"/>
       <w:keepLines w:val="true"/>
@@ -60807,7 +60802,7 @@
       <w:szCs w:val="52"/>
     </w:rPr>
   </w:style>
-  <w:style w:type="table" w:styleId="1005">
+  <w:style w:type="table" w:styleId="1007">
     <w:name w:val="TableNormal"/>
     <w:pPr>
       <w:pBdr/>
@@ -60996,7 +60991,7 @@
       </w:tcPr>
     </w:tblStylePr>
   </w:style>
-  <w:style w:type="paragraph" w:styleId="1006" w:default="1">
+  <w:style w:type="paragraph" w:styleId="1008" w:default="1">
     <w:name w:val="Normal"/>
     <w:pPr>
       <w:pBdr/>
@@ -61004,10 +60999,10 @@
       <w:ind/>
     </w:pPr>
   </w:style>
-  <w:style w:type="paragraph" w:styleId="1007">
+  <w:style w:type="paragraph" w:styleId="1009">
     <w:name w:val="Subtitle"/>
-    <w:basedOn w:val="1006"/>
-    <w:next w:val="1006"/>
+    <w:basedOn w:val="1008"/>
+    <w:next w:val="1008"/>
     <w:pPr>
       <w:keepNext w:val="true"/>
       <w:keepLines w:val="true"/>

--- a/ai_14/davyd_bahatskyi/epic_2/epic_2_report_davyd_bahatskyi.docx
+++ b/ai_14/davyd_bahatskyi/epic_2/epic_2_report_davyd_bahatskyi.docx
@@ -1576,23 +1576,6 @@
           <w:lang w:val="uk-UA"/>
         </w:rPr>
       </w:r>
-    </w:p>
-    <w:p>
-      <w:pPr>
-        <w:pStyle w:val="1000"/>
-        <w:pBdr/>
-        <w:spacing w:after="0" w:before="240" w:line="276" w:lineRule="auto"/>
-        <w:ind/>
-        <w:jc w:val="both"/>
-        <w:rPr>
-          <w:rFonts w:ascii="Times New Roman" w:hAnsi="Times New Roman" w:eastAsia="Times New Roman" w:cs="Times New Roman"/>
-          <w:b/>
-          <w:bCs/>
-          <w:sz w:val="32"/>
-          <w:szCs w:val="32"/>
-          <w:lang w:val="uk-UA"/>
-        </w:rPr>
-      </w:pPr>
       <w:r>
         <w:rPr>
           <w:rtl w:val="0"/>
@@ -1602,80 +1585,20 @@
       <w:r>
         <w:rPr>
           <w:rFonts w:ascii="Times New Roman" w:hAnsi="Times New Roman" w:eastAsia="Times New Roman" w:cs="Times New Roman"/>
-          <w:b/>
-          <w:bCs/>
-          <w:sz w:val="32"/>
-          <w:szCs w:val="32"/>
-          <w:lang w:val="uk-UA"/>
-        </w:rPr>
-      </w:r>
-      <w:r>
-        <w:rPr>
-          <w:rFonts w:ascii="Times New Roman" w:hAnsi="Times New Roman" w:eastAsia="Times New Roman" w:cs="Times New Roman"/>
-          <w:b/>
-          <w:bCs/>
-          <w:sz w:val="32"/>
-          <w:szCs w:val="32"/>
-          <w:lang w:val="uk-UA"/>
-        </w:rPr>
-      </w:r>
-    </w:p>
-    <w:p>
-      <w:pPr>
-        <w:pBdr/>
-        <w:spacing/>
-        <w:ind/>
-        <w:jc w:val="both"/>
-        <w:rPr>
-          <w:rFonts w:ascii="Times New Roman" w:hAnsi="Times New Roman" w:eastAsia="Times New Roman" w:cs="Times New Roman"/>
-          <w:lang w:val="uk-UA"/>
-        </w:rPr>
-      </w:pPr>
-      <w:r>
-        <w:rPr>
-          <w:rtl w:val="0"/>
-          <w:lang w:val="uk-UA" w:bidi="uk-UA"/>
-        </w:rPr>
-      </w:r>
-      <w:r>
-        <w:rPr>
-          <w:rFonts w:ascii="Times New Roman" w:hAnsi="Times New Roman" w:eastAsia="Times New Roman" w:cs="Times New Roman"/>
-          <w:lang w:val="uk-UA"/>
-        </w:rPr>
-      </w:r>
-      <w:r>
-        <w:rPr>
-          <w:rFonts w:ascii="Times New Roman" w:hAnsi="Times New Roman" w:eastAsia="Times New Roman" w:cs="Times New Roman"/>
-          <w:lang w:val="uk-UA"/>
-        </w:rPr>
-      </w:r>
-    </w:p>
-    <w:p>
-      <w:pPr>
-        <w:pBdr/>
-        <w:spacing/>
-        <w:ind/>
-        <w:jc w:val="both"/>
-        <w:rPr>
-          <w:rFonts w:ascii="Times New Roman" w:hAnsi="Times New Roman" w:eastAsia="Times New Roman" w:cs="Times New Roman"/>
-          <w:lang w:val="uk-UA"/>
-        </w:rPr>
-      </w:pPr>
-      <w:r>
-        <w:rPr>
-          <w:rtl w:val="0"/>
-          <w:lang w:val="uk-UA" w:bidi="uk-UA"/>
-        </w:rPr>
-      </w:r>
-      <w:r>
-        <w:rPr>
-          <w:rFonts w:ascii="Times New Roman" w:hAnsi="Times New Roman" w:eastAsia="Times New Roman" w:cs="Times New Roman"/>
-          <w:lang w:val="uk-UA"/>
-        </w:rPr>
-      </w:r>
-      <w:r>
-        <w:rPr>
-          <w:rFonts w:ascii="Times New Roman" w:hAnsi="Times New Roman" w:eastAsia="Times New Roman" w:cs="Times New Roman"/>
+          <w:lang w:val="uk-UA"/>
+        </w:rPr>
+      </w:r>
+      <w:r>
+        <w:rPr>
+          <w:rFonts w:ascii="Times New Roman" w:hAnsi="Times New Roman" w:eastAsia="Times New Roman" w:cs="Times New Roman"/>
+          <w:lang w:val="uk-UA"/>
+        </w:rPr>
+      </w:r>
+      <w:r>
+        <w:rPr>
+          <w:rFonts w:ascii="Times New Roman" w:hAnsi="Times New Roman" w:eastAsia="Times New Roman" w:cs="Times New Roman"/>
+          <w:sz w:val="28"/>
+          <w:szCs w:val="28"/>
           <w:lang w:val="uk-UA"/>
         </w:rPr>
       </w:r>
@@ -9464,7 +9387,6 @@
                       </pic:nvPicPr>
                       <pic:blipFill rotWithShape="1">
                         <a:blip r:embed="rId23"/>
-                        <a:stretch/>
                       </pic:blipFill>
                       <pic:spPr bwMode="auto">
                         <a:xfrm flipH="0" flipV="0">
@@ -16380,7 +16302,27 @@
           <w:highlight w:val="none"/>
           <w:lang w:val="uk-UA" w:bidi="uk-UA"/>
         </w:rPr>
-        <w:t xml:space="preserve">  if (num == 'n' || special == 'n') {</w:t>
+        <w:t xml:space="preserve">  if (num == 'n' </w:t>
+      </w:r>
+      <w:r>
+        <w:rPr>
+          <w:rFonts w:ascii="JetBrainsMono NF" w:hAnsi="JetBrainsMono NF" w:eastAsia="JetBrainsMono NF" w:cs="JetBrainsMono NF"/>
+          <w:sz w:val="16"/>
+          <w:szCs w:val="16"/>
+          <w:highlight w:val="none"/>
+          <w:lang w:val="en-US"/>
+        </w:rPr>
+        <w:t xml:space="preserve">&amp;&amp;</w:t>
+      </w:r>
+      <w:r>
+        <w:rPr>
+          <w:rFonts w:ascii="JetBrainsMono NF" w:hAnsi="JetBrainsMono NF" w:eastAsia="JetBrainsMono NF" w:cs="JetBrainsMono NF"/>
+          <w:sz w:val="16"/>
+          <w:szCs w:val="16"/>
+          <w:highlight w:val="none"/>
+          <w:lang w:val="uk-UA" w:bidi="uk-UA"/>
+        </w:rPr>
+        <w:t xml:space="preserve"> special == 'n') {</w:t>
       </w:r>
       <w:r/>
     </w:p>
